--- a/mylabs/lab4/report.docx
+++ b/mylabs/lab4/report.docx
@@ -13,6 +13,7 @@
           <w:rFonts w:ascii="Times New Roman" w:hAnsi="Times New Roman" w:cs="Times New Roman"/>
           <w:rFonts w:ascii="Times New Roman" w:hAnsi="Times New Roman"/>
           <w:b/>
+          <w:i w:val="0"/>
           <w:sz w:val="24"/>
         </w:rPr>
         <w:t>МИНОБРНАУКИ РОССИИ</w:t>
@@ -29,6 +30,7 @@
           <w:rFonts w:ascii="Times New Roman" w:hAnsi="Times New Roman" w:cs="Times New Roman"/>
           <w:rFonts w:ascii="Times New Roman" w:hAnsi="Times New Roman"/>
           <w:b w:val="0"/>
+          <w:i w:val="0"/>
           <w:sz w:val="24"/>
         </w:rPr>
         <w:t>Федеральное государственное бюджетное образовательное учреждение высшего образования</w:t>
@@ -45,6 +47,7 @@
           <w:rFonts w:ascii="Times New Roman" w:hAnsi="Times New Roman" w:cs="Times New Roman"/>
           <w:rFonts w:ascii="Times New Roman" w:hAnsi="Times New Roman"/>
           <w:b/>
+          <w:i w:val="0"/>
           <w:sz w:val="28"/>
         </w:rPr>
         <w:t>НИЖЕГОРОДСКИЙ ГОСУДАРСТВЕННЫЙ ТЕХНИЧЕСКИЙ</w:t>
@@ -61,6 +64,7 @@
           <w:rFonts w:ascii="Times New Roman" w:hAnsi="Times New Roman" w:cs="Times New Roman"/>
           <w:rFonts w:ascii="Times New Roman" w:hAnsi="Times New Roman"/>
           <w:b/>
+          <w:i w:val="0"/>
           <w:sz w:val="28"/>
         </w:rPr>
         <w:t>УНИВЕРСИТЕТ им. Р.Е.АЛЕКСЕЕВА</w:t>
@@ -77,6 +81,7 @@
           <w:rFonts w:ascii="Times New Roman" w:hAnsi="Times New Roman" w:cs="Times New Roman"/>
           <w:rFonts w:ascii="Times New Roman" w:hAnsi="Times New Roman"/>
           <w:b w:val="0"/>
+          <w:i w:val="0"/>
           <w:sz w:val="24"/>
         </w:rPr>
         <w:t>Институт радиоэлектроники и информационных технологий</w:t>
@@ -93,6 +98,7 @@
           <w:rFonts w:ascii="Times New Roman" w:hAnsi="Times New Roman" w:cs="Times New Roman"/>
           <w:rFonts w:ascii="Times New Roman" w:hAnsi="Times New Roman"/>
           <w:b w:val="0"/>
+          <w:i w:val="0"/>
           <w:sz w:val="24"/>
         </w:rPr>
         <w:t>Кафедра «Информационная безопасность вычислительных систем и сетей»</w:t>
@@ -109,6 +115,7 @@
           <w:rFonts w:ascii="Times New Roman" w:hAnsi="Times New Roman" w:cs="Times New Roman"/>
           <w:rFonts w:ascii="Times New Roman" w:hAnsi="Times New Roman"/>
           <w:b/>
+          <w:i w:val="0"/>
           <w:sz w:val="28"/>
         </w:rPr>
         <w:t>«Совместная работа с Git и инспекцией кода»</w:t>
@@ -125,6 +132,7 @@
           <w:rFonts w:ascii="Times New Roman" w:hAnsi="Times New Roman" w:cs="Times New Roman"/>
           <w:rFonts w:ascii="Times New Roman" w:hAnsi="Times New Roman"/>
           <w:b/>
+          <w:i w:val="0"/>
           <w:sz w:val="28"/>
         </w:rPr>
         <w:t>ОТЧЕТ</w:t>
@@ -141,6 +149,7 @@
           <w:rFonts w:ascii="Times New Roman" w:hAnsi="Times New Roman" w:cs="Times New Roman"/>
           <w:rFonts w:ascii="Times New Roman" w:hAnsi="Times New Roman"/>
           <w:b w:val="0"/>
+          <w:i w:val="0"/>
           <w:sz w:val="28"/>
         </w:rPr>
         <w:t>по лабораторной работе №4</w:t>
@@ -157,6 +166,7 @@
           <w:rFonts w:ascii="Times New Roman" w:hAnsi="Times New Roman" w:cs="Times New Roman"/>
           <w:rFonts w:ascii="Times New Roman" w:hAnsi="Times New Roman"/>
           <w:b w:val="0"/>
+          <w:i w:val="0"/>
           <w:sz w:val="28"/>
         </w:rPr>
         <w:t>по дисциплине</w:t>
@@ -173,6 +183,7 @@
           <w:rFonts w:ascii="Times New Roman" w:hAnsi="Times New Roman" w:cs="Times New Roman"/>
           <w:rFonts w:ascii="Times New Roman" w:hAnsi="Times New Roman"/>
           <w:b/>
+          <w:i w:val="0"/>
           <w:sz w:val="28"/>
         </w:rPr>
         <w:t>Скриптовые языки программирования</w:t>
@@ -188,13 +199,18 @@
         <w:rPr>
           <w:rFonts w:ascii="Times New Roman" w:hAnsi="Times New Roman" w:cs="Times New Roman"/>
           <w:rFonts w:ascii="Times New Roman" w:hAnsi="Times New Roman"/>
+          <w:b w:val="0"/>
+          <w:i w:val="0"/>
           <w:sz w:val="28"/>
         </w:rPr>
         <w:t xml:space="preserve">РУКОВОДИТЕЛЬ:  </w:t>
       </w:r>
       <w:r>
         <w:rPr>
+          <w:rFonts w:ascii="Times New Roman" w:hAnsi="Times New Roman" w:cs="Times New Roman"/>
           <w:rFonts w:ascii="Times New Roman" w:hAnsi="Times New Roman"/>
+          <w:b w:val="0"/>
+          <w:i w:val="0"/>
           <w:sz w:val="28"/>
         </w:rPr>
         <w:t>Вайнбаум Д.А.</w:t>
@@ -210,13 +226,18 @@
         <w:rPr>
           <w:rFonts w:ascii="Times New Roman" w:hAnsi="Times New Roman" w:cs="Times New Roman"/>
           <w:rFonts w:ascii="Times New Roman" w:hAnsi="Times New Roman"/>
+          <w:b w:val="0"/>
+          <w:i w:val="0"/>
           <w:sz w:val="28"/>
         </w:rPr>
         <w:t xml:space="preserve">________________  </w:t>
       </w:r>
       <w:r>
         <w:rPr>
+          <w:rFonts w:ascii="Times New Roman" w:hAnsi="Times New Roman" w:cs="Times New Roman"/>
           <w:rFonts w:ascii="Times New Roman" w:hAnsi="Times New Roman"/>
+          <w:b w:val="0"/>
+          <w:i w:val="0"/>
           <w:sz w:val="28"/>
         </w:rPr>
         <w:t>(подпись)</w:t>
@@ -238,13 +259,18 @@
         <w:rPr>
           <w:rFonts w:ascii="Times New Roman" w:hAnsi="Times New Roman" w:cs="Times New Roman"/>
           <w:rFonts w:ascii="Times New Roman" w:hAnsi="Times New Roman"/>
+          <w:b w:val="0"/>
+          <w:i w:val="0"/>
           <w:sz w:val="28"/>
         </w:rPr>
         <w:t xml:space="preserve">СТУДЕНТ:  </w:t>
       </w:r>
       <w:r>
         <w:rPr>
+          <w:rFonts w:ascii="Times New Roman" w:hAnsi="Times New Roman" w:cs="Times New Roman"/>
           <w:rFonts w:ascii="Times New Roman" w:hAnsi="Times New Roman"/>
+          <w:b w:val="0"/>
+          <w:i w:val="0"/>
           <w:sz w:val="28"/>
         </w:rPr>
         <w:t>Аценкова М.В.</w:t>
@@ -260,13 +286,18 @@
         <w:rPr>
           <w:rFonts w:ascii="Times New Roman" w:hAnsi="Times New Roman" w:cs="Times New Roman"/>
           <w:rFonts w:ascii="Times New Roman" w:hAnsi="Times New Roman"/>
+          <w:b w:val="0"/>
+          <w:i w:val="0"/>
           <w:sz w:val="28"/>
         </w:rPr>
         <w:t xml:space="preserve">________________  </w:t>
       </w:r>
       <w:r>
         <w:rPr>
+          <w:rFonts w:ascii="Times New Roman" w:hAnsi="Times New Roman" w:cs="Times New Roman"/>
           <w:rFonts w:ascii="Times New Roman" w:hAnsi="Times New Roman"/>
+          <w:b w:val="0"/>
+          <w:i w:val="0"/>
           <w:sz w:val="28"/>
         </w:rPr>
         <w:t>(подпись)</w:t>
@@ -280,7 +311,10 @@
       </w:pPr>
       <w:r>
         <w:rPr>
+          <w:rFonts w:ascii="Times New Roman" w:hAnsi="Times New Roman" w:cs="Times New Roman"/>
           <w:rFonts w:ascii="Times New Roman" w:hAnsi="Times New Roman"/>
+          <w:b w:val="0"/>
+          <w:i w:val="0"/>
           <w:sz w:val="28"/>
         </w:rPr>
         <w:t xml:space="preserve">                    С22-СИБ  (шифр группы)</w:t>
@@ -297,6 +331,7 @@
           <w:rFonts w:ascii="Times New Roman" w:hAnsi="Times New Roman" w:cs="Times New Roman"/>
           <w:rFonts w:ascii="Times New Roman" w:hAnsi="Times New Roman"/>
           <w:b w:val="0"/>
+          <w:i w:val="0"/>
           <w:sz w:val="28"/>
         </w:rPr>
         <w:t>Работа защищена «___» ____________</w:t>
@@ -313,6 +348,7 @@
           <w:rFonts w:ascii="Times New Roman" w:hAnsi="Times New Roman" w:cs="Times New Roman"/>
           <w:rFonts w:ascii="Times New Roman" w:hAnsi="Times New Roman"/>
           <w:b w:val="0"/>
+          <w:i w:val="0"/>
           <w:sz w:val="28"/>
         </w:rPr>
         <w:t>С оценкой ________________________</w:t>
@@ -329,6 +365,7 @@
           <w:rFonts w:ascii="Times New Roman" w:hAnsi="Times New Roman" w:cs="Times New Roman"/>
           <w:rFonts w:ascii="Times New Roman" w:hAnsi="Times New Roman"/>
           <w:b w:val="0"/>
+          <w:i w:val="0"/>
           <w:sz w:val="28"/>
         </w:rPr>
         <w:t>Нижний Новгород 2026</w:t>
@@ -343,62 +380,18 @@
       <w:pPr>
         <w:spacing w:line="360" w:lineRule="auto"/>
         <w:ind w:firstLine="709"/>
-        <w:jc w:val="left"/>
-      </w:pPr>
-      <w:r>
-        <w:rPr>
-          <w:rFonts w:ascii="Times New Roman" w:hAnsi="Times New Roman"/>
-          <w:b/>
-          <w:sz w:val="28"/>
-        </w:rPr>
-        <w:t xml:space="preserve">Цель работы: </w:t>
-      </w:r>
-      <w:r>
-        <w:rPr>
-          <w:rFonts w:ascii="Times New Roman" w:hAnsi="Times New Roman"/>
-          <w:sz w:val="28"/>
-        </w:rPr>
-        <w:t>приобрести практические навыки работы с системой контроля версий Git: инициализация локального репозитория, связывание с удалённым сервером (GitHub/GitLab), выполнение базового цикла изменений (add → commit → push), управление ветками, слияние веток, обработка конфликтов и настройка .gitignore.</w:t>
-      </w:r>
-    </w:p>
-    <w:p>
-      <w:pPr>
-        <w:spacing w:before="120" w:after="60" w:line="360" w:lineRule="auto"/>
-        <w:ind w:firstLine="0"/>
-        <w:jc w:val="left"/>
+        <w:jc w:val="both"/>
       </w:pPr>
       <w:r>
         <w:rPr>
           <w:rFonts w:ascii="Times New Roman" w:hAnsi="Times New Roman" w:cs="Times New Roman"/>
           <w:rFonts w:ascii="Times New Roman" w:hAnsi="Times New Roman"/>
           <w:b/>
+          <w:i w:val="0"/>
           <w:sz w:val="28"/>
         </w:rPr>
-        <w:t>Ход работы</w:t>
+        <w:t xml:space="preserve">1. Цель и задачи: </w:t>
       </w:r>
-    </w:p>
-    <w:p>
-      <w:pPr>
-        <w:spacing w:before="120" w:after="60" w:line="360" w:lineRule="auto"/>
-        <w:ind w:firstLine="0"/>
-        <w:jc w:val="left"/>
-      </w:pPr>
-      <w:r>
-        <w:rPr>
-          <w:rFonts w:ascii="Times New Roman" w:hAnsi="Times New Roman" w:cs="Times New Roman"/>
-          <w:rFonts w:ascii="Times New Roman" w:hAnsi="Times New Roman"/>
-          <w:b/>
-          <w:sz w:val="28"/>
-        </w:rPr>
-        <w:t>1. Проверка установки Git</w:t>
-      </w:r>
-    </w:p>
-    <w:p>
-      <w:pPr>
-        <w:spacing w:before="0" w:after="0" w:line="360" w:lineRule="auto"/>
-        <w:ind w:firstLine="709"/>
-        <w:jc w:val="left"/>
-      </w:pPr>
       <w:r>
         <w:rPr>
           <w:rFonts w:ascii="Times New Roman" w:hAnsi="Times New Roman" w:cs="Times New Roman"/>
@@ -407,7 +400,329 @@
           <w:i w:val="0"/>
           <w:sz w:val="28"/>
         </w:rPr>
-        <w:t>Перед началом работы выполнена проверка установленной версии Git с помощью команды:</w:t>
+        <w:t>приобрести практические навыки работы с системой контроля версий Git: создание и настройка репозитория, подписание коммитов с помощью SSH-ключа, управление ветками, слияние изменений, работа с удалённым репозиторием (GitHub/GitLab) и инспекция истории проекта.</w:t>
+      </w:r>
+    </w:p>
+    <w:p>
+      <w:pPr>
+        <w:spacing w:before="160" w:after="80" w:line="360" w:lineRule="auto"/>
+        <w:ind w:firstLine="0"/>
+        <w:jc w:val="left"/>
+      </w:pPr>
+      <w:r>
+        <w:rPr>
+          <w:rFonts w:ascii="Times New Roman" w:hAnsi="Times New Roman" w:cs="Times New Roman"/>
+          <w:rFonts w:ascii="Times New Roman" w:hAnsi="Times New Roman"/>
+          <w:b/>
+          <w:i w:val="0"/>
+          <w:sz w:val="28"/>
+        </w:rPr>
+        <w:t>2. Теоретическое обоснование</w:t>
+      </w:r>
+    </w:p>
+    <w:p>
+      <w:pPr>
+        <w:spacing w:before="0" w:after="0" w:line="360" w:lineRule="auto"/>
+        <w:ind w:firstLine="709"/>
+        <w:jc w:val="both"/>
+      </w:pPr>
+      <w:r>
+        <w:rPr>
+          <w:rFonts w:ascii="Times New Roman" w:hAnsi="Times New Roman" w:cs="Times New Roman"/>
+          <w:rFonts w:ascii="Times New Roman" w:hAnsi="Times New Roman"/>
+          <w:b w:val="0"/>
+          <w:i w:val="0"/>
+          <w:sz w:val="28"/>
+        </w:rPr>
+        <w:t>Git — распределённая система контроля версий (DVCS), разработанная Линусом Торвальдсом в 2005 году. Каждая рабочая копия содержит полную историю проекта, что обеспечивает независимую работу без постоянного подключения к серверу. Основные концепции Git:</w:t>
+      </w:r>
+    </w:p>
+    <w:p>
+      <w:pPr>
+        <w:spacing w:line="360" w:lineRule="auto"/>
+        <w:ind w:firstLine="0" w:left="709"/>
+        <w:jc w:val="left"/>
+      </w:pPr>
+      <w:r>
+        <w:rPr>
+          <w:rFonts w:ascii="Times New Roman" w:hAnsi="Times New Roman" w:cs="Times New Roman"/>
+          <w:rFonts w:ascii="Times New Roman" w:hAnsi="Times New Roman"/>
+          <w:b/>
+          <w:i w:val="0"/>
+          <w:sz w:val="28"/>
+        </w:rPr>
+        <w:t xml:space="preserve">Репозиторий (repository) — </w:t>
+      </w:r>
+      <w:r>
+        <w:rPr>
+          <w:rFonts w:ascii="Times New Roman" w:hAnsi="Times New Roman" w:cs="Times New Roman"/>
+          <w:rFonts w:ascii="Times New Roman" w:hAnsi="Times New Roman"/>
+          <w:b w:val="0"/>
+          <w:i w:val="0"/>
+          <w:sz w:val="28"/>
+        </w:rPr>
+        <w:t>хранилище всех версий файлов и метаданных проекта (.git);</w:t>
+      </w:r>
+    </w:p>
+    <w:p>
+      <w:pPr>
+        <w:spacing w:line="360" w:lineRule="auto"/>
+        <w:ind w:firstLine="0" w:left="709"/>
+        <w:jc w:val="left"/>
+      </w:pPr>
+      <w:r>
+        <w:rPr>
+          <w:rFonts w:ascii="Times New Roman" w:hAnsi="Times New Roman" w:cs="Times New Roman"/>
+          <w:rFonts w:ascii="Times New Roman" w:hAnsi="Times New Roman"/>
+          <w:b/>
+          <w:i w:val="0"/>
+          <w:sz w:val="28"/>
+        </w:rPr>
+        <w:t xml:space="preserve">Коммит (commit) — </w:t>
+      </w:r>
+      <w:r>
+        <w:rPr>
+          <w:rFonts w:ascii="Times New Roman" w:hAnsi="Times New Roman" w:cs="Times New Roman"/>
+          <w:rFonts w:ascii="Times New Roman" w:hAnsi="Times New Roman"/>
+          <w:b w:val="0"/>
+          <w:i w:val="0"/>
+          <w:sz w:val="28"/>
+        </w:rPr>
+        <w:t>снимок состояния проекта в определённый момент времени;</w:t>
+      </w:r>
+    </w:p>
+    <w:p>
+      <w:pPr>
+        <w:spacing w:line="360" w:lineRule="auto"/>
+        <w:ind w:firstLine="0" w:left="709"/>
+        <w:jc w:val="left"/>
+      </w:pPr>
+      <w:r>
+        <w:rPr>
+          <w:rFonts w:ascii="Times New Roman" w:hAnsi="Times New Roman" w:cs="Times New Roman"/>
+          <w:rFonts w:ascii="Times New Roman" w:hAnsi="Times New Roman"/>
+          <w:b/>
+          <w:i w:val="0"/>
+          <w:sz w:val="28"/>
+        </w:rPr>
+        <w:t xml:space="preserve">Ветка (branch) — </w:t>
+      </w:r>
+      <w:r>
+        <w:rPr>
+          <w:rFonts w:ascii="Times New Roman" w:hAnsi="Times New Roman" w:cs="Times New Roman"/>
+          <w:rFonts w:ascii="Times New Roman" w:hAnsi="Times New Roman"/>
+          <w:b w:val="0"/>
+          <w:i w:val="0"/>
+          <w:sz w:val="28"/>
+        </w:rPr>
+        <w:t>независимая линия разработки, позволяющая вести параллельную работу без влияния на основную ветку;</w:t>
+      </w:r>
+    </w:p>
+    <w:p>
+      <w:pPr>
+        <w:spacing w:line="360" w:lineRule="auto"/>
+        <w:ind w:firstLine="0" w:left="709"/>
+        <w:jc w:val="left"/>
+      </w:pPr>
+      <w:r>
+        <w:rPr>
+          <w:rFonts w:ascii="Times New Roman" w:hAnsi="Times New Roman" w:cs="Times New Roman"/>
+          <w:rFonts w:ascii="Times New Roman" w:hAnsi="Times New Roman"/>
+          <w:b/>
+          <w:i w:val="0"/>
+          <w:sz w:val="28"/>
+        </w:rPr>
+        <w:t xml:space="preserve">Слияние (merge) — </w:t>
+      </w:r>
+      <w:r>
+        <w:rPr>
+          <w:rFonts w:ascii="Times New Roman" w:hAnsi="Times New Roman" w:cs="Times New Roman"/>
+          <w:rFonts w:ascii="Times New Roman" w:hAnsi="Times New Roman"/>
+          <w:b w:val="0"/>
+          <w:i w:val="0"/>
+          <w:sz w:val="28"/>
+        </w:rPr>
+        <w:t>объединение изменений из разных веток в одну;</w:t>
+      </w:r>
+    </w:p>
+    <w:p>
+      <w:pPr>
+        <w:spacing w:line="360" w:lineRule="auto"/>
+        <w:ind w:firstLine="0" w:left="709"/>
+        <w:jc w:val="left"/>
+      </w:pPr>
+      <w:r>
+        <w:rPr>
+          <w:rFonts w:ascii="Times New Roman" w:hAnsi="Times New Roman" w:cs="Times New Roman"/>
+          <w:rFonts w:ascii="Times New Roman" w:hAnsi="Times New Roman"/>
+          <w:b/>
+          <w:i w:val="0"/>
+          <w:sz w:val="28"/>
+        </w:rPr>
+        <w:t xml:space="preserve">Удалённый репозиторий (remote) — </w:t>
+      </w:r>
+      <w:r>
+        <w:rPr>
+          <w:rFonts w:ascii="Times New Roman" w:hAnsi="Times New Roman" w:cs="Times New Roman"/>
+          <w:rFonts w:ascii="Times New Roman" w:hAnsi="Times New Roman"/>
+          <w:b w:val="0"/>
+          <w:i w:val="0"/>
+          <w:sz w:val="28"/>
+        </w:rPr>
+        <w:t>копия репозитория на внешнем сервере (GitHub, GitLab) для совместной работы.</w:t>
+      </w:r>
+    </w:p>
+    <w:p>
+      <w:pPr>
+        <w:spacing w:before="160" w:after="80" w:line="360" w:lineRule="auto"/>
+        <w:ind w:firstLine="0"/>
+        <w:jc w:val="left"/>
+      </w:pPr>
+      <w:r>
+        <w:rPr>
+          <w:rFonts w:ascii="Times New Roman" w:hAnsi="Times New Roman" w:cs="Times New Roman"/>
+          <w:rFonts w:ascii="Times New Roman" w:hAnsi="Times New Roman"/>
+          <w:b/>
+          <w:i w:val="0"/>
+          <w:sz w:val="28"/>
+        </w:rPr>
+        <w:t>3. Используемые инструменты</w:t>
+      </w:r>
+    </w:p>
+    <w:p>
+      <w:pPr>
+        <w:spacing w:line="360" w:lineRule="auto"/>
+        <w:ind w:firstLine="0" w:left="709"/>
+        <w:jc w:val="left"/>
+      </w:pPr>
+      <w:r>
+        <w:rPr>
+          <w:rFonts w:ascii="Times New Roman" w:hAnsi="Times New Roman" w:cs="Times New Roman"/>
+          <w:rFonts w:ascii="Times New Roman" w:hAnsi="Times New Roman"/>
+          <w:b w:val="0"/>
+          <w:i w:val="0"/>
+          <w:sz w:val="28"/>
+        </w:rPr>
+        <w:t>— Python 3.11 — язык написания проекта math_utils;</w:t>
+      </w:r>
+    </w:p>
+    <w:p>
+      <w:pPr>
+        <w:spacing w:line="360" w:lineRule="auto"/>
+        <w:ind w:firstLine="0" w:left="709"/>
+        <w:jc w:val="left"/>
+      </w:pPr>
+      <w:r>
+        <w:rPr>
+          <w:rFonts w:ascii="Times New Roman" w:hAnsi="Times New Roman" w:cs="Times New Roman"/>
+          <w:rFonts w:ascii="Times New Roman" w:hAnsi="Times New Roman"/>
+          <w:b w:val="0"/>
+          <w:i w:val="0"/>
+          <w:sz w:val="28"/>
+        </w:rPr>
+        <w:t>— Git 2.45 — система контроля версий;</w:t>
+      </w:r>
+    </w:p>
+    <w:p>
+      <w:pPr>
+        <w:spacing w:line="360" w:lineRule="auto"/>
+        <w:ind w:firstLine="0" w:left="709"/>
+        <w:jc w:val="left"/>
+      </w:pPr>
+      <w:r>
+        <w:rPr>
+          <w:rFonts w:ascii="Times New Roman" w:hAnsi="Times New Roman" w:cs="Times New Roman"/>
+          <w:rFonts w:ascii="Times New Roman" w:hAnsi="Times New Roman"/>
+          <w:b w:val="0"/>
+          <w:i w:val="0"/>
+          <w:sz w:val="28"/>
+        </w:rPr>
+        <w:t>— GitHub / GitLab — облачные платформы для хостинга репозитория;</w:t>
+      </w:r>
+    </w:p>
+    <w:p>
+      <w:pPr>
+        <w:spacing w:line="360" w:lineRule="auto"/>
+        <w:ind w:firstLine="0" w:left="709"/>
+        <w:jc w:val="left"/>
+      </w:pPr>
+      <w:r>
+        <w:rPr>
+          <w:rFonts w:ascii="Times New Roman" w:hAnsi="Times New Roman" w:cs="Times New Roman"/>
+          <w:rFonts w:ascii="Times New Roman" w:hAnsi="Times New Roman"/>
+          <w:b w:val="0"/>
+          <w:i w:val="0"/>
+          <w:sz w:val="28"/>
+        </w:rPr>
+        <w:t>— SSH (ed25519) — криптографическая подпись коммитов;</w:t>
+      </w:r>
+    </w:p>
+    <w:p>
+      <w:pPr>
+        <w:spacing w:line="360" w:lineRule="auto"/>
+        <w:ind w:firstLine="0" w:left="709"/>
+        <w:jc w:val="left"/>
+      </w:pPr>
+      <w:r>
+        <w:rPr>
+          <w:rFonts w:ascii="Times New Roman" w:hAnsi="Times New Roman" w:cs="Times New Roman"/>
+          <w:rFonts w:ascii="Times New Roman" w:hAnsi="Times New Roman"/>
+          <w:b w:val="0"/>
+          <w:i w:val="0"/>
+          <w:sz w:val="28"/>
+        </w:rPr>
+        <w:t>— VS Code — среда разработки с встроенной поддержкой Git.</w:t>
+      </w:r>
+    </w:p>
+    <w:p>
+      <w:pPr>
+        <w:spacing w:before="160" w:after="80" w:line="360" w:lineRule="auto"/>
+        <w:ind w:firstLine="0"/>
+        <w:jc w:val="left"/>
+      </w:pPr>
+      <w:r>
+        <w:rPr>
+          <w:rFonts w:ascii="Times New Roman" w:hAnsi="Times New Roman" w:cs="Times New Roman"/>
+          <w:rFonts w:ascii="Times New Roman" w:hAnsi="Times New Roman"/>
+          <w:b/>
+          <w:i w:val="0"/>
+          <w:sz w:val="28"/>
+        </w:rPr>
+        <w:t>4. Ход выполнения работы</w:t>
+      </w:r>
+    </w:p>
+    <w:p>
+      <w:pPr>
+        <w:spacing w:before="160" w:after="80" w:line="360" w:lineRule="auto"/>
+        <w:ind w:firstLine="0"/>
+        <w:jc w:val="left"/>
+      </w:pPr>
+      <w:r>
+        <w:rPr>
+          <w:rFonts w:ascii="Times New Roman" w:hAnsi="Times New Roman" w:cs="Times New Roman"/>
+          <w:rFonts w:ascii="Times New Roman" w:hAnsi="Times New Roman"/>
+          <w:b/>
+          <w:i w:val="0"/>
+          <w:sz w:val="28"/>
+        </w:rPr>
+        <w:t>4a. Структура проекта</w:t>
+      </w:r>
+    </w:p>
+    <w:p>
+      <w:pPr>
+        <w:spacing w:before="0" w:after="0" w:line="360" w:lineRule="auto"/>
+        <w:ind w:firstLine="709"/>
+        <w:jc w:val="both"/>
+      </w:pPr>
+      <w:r>
+        <w:rPr>
+          <w:rFonts w:ascii="Times New Roman" w:hAnsi="Times New Roman" w:cs="Times New Roman"/>
+          <w:rFonts w:ascii="Times New Roman" w:hAnsi="Times New Roman"/>
+          <w:b w:val="0"/>
+          <w:i w:val="0"/>
+          <w:sz w:val="28"/>
+        </w:rPr>
+        <w:t>Проект math_utils содержит модуль математических утилит. Первоначально реализованы функции: add, subtract, multiply, divide, power, factorial. В ветке feature/extended-math добавлены функции sqrt и is_prime. Итоговый файл main.py:</w:t>
       </w:r>
     </w:p>
     <w:p>
@@ -429,72 +744,7 @@
           <w:rFonts w:ascii="Courier New" w:hAnsi="Courier New"/>
           <w:sz w:val="20"/>
         </w:rPr>
-        <w:t>git --version</w:t>
-      </w:r>
-    </w:p>
-    <w:p>
-      <w:pPr>
-        <w:spacing w:before="0" w:after="0" w:line="360" w:lineRule="auto"/>
-        <w:ind w:firstLine="709"/>
-        <w:jc w:val="left"/>
-      </w:pPr>
-      <w:r>
-        <w:rPr>
-          <w:rFonts w:ascii="Times New Roman" w:hAnsi="Times New Roman" w:cs="Times New Roman"/>
-          <w:rFonts w:ascii="Times New Roman" w:hAnsi="Times New Roman"/>
-          <w:b w:val="0"/>
-          <w:i w:val="0"/>
-          <w:sz w:val="28"/>
-        </w:rPr>
-        <w:t>Результат выполнения подтвердил наличие установленной версии git version 2.45.2, что позволяет продолжить работу.</w:t>
-      </w:r>
-    </w:p>
-    <w:p>
-      <w:pPr>
-        <w:spacing w:before="40" w:after="120"/>
-        <w:ind w:firstLine="0"/>
-        <w:jc w:val="center"/>
-      </w:pPr>
-      <w:r>
-        <w:rPr>
-          <w:rFonts w:ascii="Times New Roman" w:hAnsi="Times New Roman"/>
-          <w:i/>
-          <w:sz w:val="24"/>
-        </w:rPr>
-        <w:t>Рис. 1. Проверка версии Git</w:t>
-      </w:r>
-    </w:p>
-    <w:p>
-      <w:pPr>
-        <w:spacing w:before="120" w:after="60" w:line="360" w:lineRule="auto"/>
-        <w:ind w:firstLine="0"/>
-        <w:jc w:val="left"/>
-      </w:pPr>
-      <w:r>
-        <w:rPr>
-          <w:rFonts w:ascii="Times New Roman" w:hAnsi="Times New Roman" w:cs="Times New Roman"/>
-          <w:rFonts w:ascii="Times New Roman" w:hAnsi="Times New Roman"/>
-          <w:b/>
-          <w:sz w:val="28"/>
-        </w:rPr>
-        <w:t>2. Настройка конфигурации Git</w:t>
-      </w:r>
-    </w:p>
-    <w:p>
-      <w:pPr>
-        <w:spacing w:before="0" w:after="0" w:line="360" w:lineRule="auto"/>
-        <w:ind w:firstLine="709"/>
-        <w:jc w:val="left"/>
-      </w:pPr>
-      <w:r>
-        <w:rPr>
-          <w:rFonts w:ascii="Times New Roman" w:hAnsi="Times New Roman" w:cs="Times New Roman"/>
-          <w:rFonts w:ascii="Times New Roman" w:hAnsi="Times New Roman"/>
-          <w:b w:val="0"/>
-          <w:i w:val="0"/>
-          <w:sz w:val="28"/>
-        </w:rPr>
-        <w:t>Для корректной идентификации автора коммитов заданы глобальные настройки — имя пользователя и адрес электронной почты:</w:t>
+        <w:t>def add(a: float, b: float) -&gt; float:</w:t>
       </w:r>
     </w:p>
     <w:p>
@@ -516,7 +766,7 @@
           <w:rFonts w:ascii="Courier New" w:hAnsi="Courier New"/>
           <w:sz w:val="20"/>
         </w:rPr>
-        <w:t>git config --global user.name "Acenkova M"</w:t>
+        <w:t xml:space="preserve">    return a + b</w:t>
       </w:r>
     </w:p>
     <w:p>
@@ -538,72 +788,7 @@
           <w:rFonts w:ascii="Courier New" w:hAnsi="Courier New"/>
           <w:sz w:val="20"/>
         </w:rPr>
-        <w:t>git config --global user.email "acenkovam7@gmail.com"</w:t>
-      </w:r>
-    </w:p>
-    <w:p>
-      <w:pPr>
-        <w:spacing w:before="0" w:after="0" w:line="360" w:lineRule="auto"/>
-        <w:ind w:firstLine="709"/>
-        <w:jc w:val="left"/>
-      </w:pPr>
-      <w:r>
-        <w:rPr>
-          <w:rFonts w:ascii="Times New Roman" w:hAnsi="Times New Roman" w:cs="Times New Roman"/>
-          <w:rFonts w:ascii="Times New Roman" w:hAnsi="Times New Roman"/>
-          <w:b w:val="0"/>
-          <w:i w:val="0"/>
-          <w:sz w:val="28"/>
-        </w:rPr>
-        <w:t>Корректность настроек проверена командой git config --list.</w:t>
-      </w:r>
-    </w:p>
-    <w:p>
-      <w:pPr>
-        <w:spacing w:before="40" w:after="120"/>
-        <w:ind w:firstLine="0"/>
-        <w:jc w:val="center"/>
-      </w:pPr>
-      <w:r>
-        <w:rPr>
-          <w:rFonts w:ascii="Times New Roman" w:hAnsi="Times New Roman"/>
-          <w:i/>
-          <w:sz w:val="24"/>
-        </w:rPr>
-        <w:t>Рис. 2. Настройка конфигурации Git</w:t>
-      </w:r>
-    </w:p>
-    <w:p>
-      <w:pPr>
-        <w:spacing w:before="120" w:after="60" w:line="360" w:lineRule="auto"/>
-        <w:ind w:firstLine="0"/>
-        <w:jc w:val="left"/>
-      </w:pPr>
-      <w:r>
-        <w:rPr>
-          <w:rFonts w:ascii="Times New Roman" w:hAnsi="Times New Roman" w:cs="Times New Roman"/>
-          <w:rFonts w:ascii="Times New Roman" w:hAnsi="Times New Roman"/>
-          <w:b/>
-          <w:sz w:val="28"/>
-        </w:rPr>
-        <w:t>3. Создание локального репозитория</w:t>
-      </w:r>
-    </w:p>
-    <w:p>
-      <w:pPr>
-        <w:spacing w:before="0" w:after="0" w:line="360" w:lineRule="auto"/>
-        <w:ind w:firstLine="709"/>
-        <w:jc w:val="left"/>
-      </w:pPr>
-      <w:r>
-        <w:rPr>
-          <w:rFonts w:ascii="Times New Roman" w:hAnsi="Times New Roman" w:cs="Times New Roman"/>
-          <w:rFonts w:ascii="Times New Roman" w:hAnsi="Times New Roman"/>
-          <w:b w:val="0"/>
-          <w:i w:val="0"/>
-          <w:sz w:val="28"/>
-        </w:rPr>
-        <w:t>В папке проекта Lab4_Acenkova выполнена инициализация репозитория командой:</w:t>
+        <w:t xml:space="preserve"> </w:t>
       </w:r>
     </w:p>
     <w:p>
@@ -625,72 +810,7 @@
           <w:rFonts w:ascii="Courier New" w:hAnsi="Courier New"/>
           <w:sz w:val="20"/>
         </w:rPr>
-        <w:t>git init</w:t>
-      </w:r>
-    </w:p>
-    <w:p>
-      <w:pPr>
-        <w:spacing w:before="0" w:after="0" w:line="360" w:lineRule="auto"/>
-        <w:ind w:firstLine="709"/>
-        <w:jc w:val="left"/>
-      </w:pPr>
-      <w:r>
-        <w:rPr>
-          <w:rFonts w:ascii="Times New Roman" w:hAnsi="Times New Roman" w:cs="Times New Roman"/>
-          <w:rFonts w:ascii="Times New Roman" w:hAnsi="Times New Roman"/>
-          <w:b w:val="0"/>
-          <w:i w:val="0"/>
-          <w:sz w:val="28"/>
-        </w:rPr>
-        <w:t>В рабочей директории появилась скрытая папка .git, содержащая все метаданные системы контроля версий: объекты, ссылки, конфигурацию.</w:t>
-      </w:r>
-    </w:p>
-    <w:p>
-      <w:pPr>
-        <w:spacing w:before="40" w:after="120"/>
-        <w:ind w:firstLine="0"/>
-        <w:jc w:val="center"/>
-      </w:pPr>
-      <w:r>
-        <w:rPr>
-          <w:rFonts w:ascii="Times New Roman" w:hAnsi="Times New Roman"/>
-          <w:i/>
-          <w:sz w:val="24"/>
-        </w:rPr>
-        <w:t>Рис. 3. Инициализация репозитория, папка .git</w:t>
-      </w:r>
-    </w:p>
-    <w:p>
-      <w:pPr>
-        <w:spacing w:before="120" w:after="60" w:line="360" w:lineRule="auto"/>
-        <w:ind w:firstLine="0"/>
-        <w:jc w:val="left"/>
-      </w:pPr>
-      <w:r>
-        <w:rPr>
-          <w:rFonts w:ascii="Times New Roman" w:hAnsi="Times New Roman" w:cs="Times New Roman"/>
-          <w:rFonts w:ascii="Times New Roman" w:hAnsi="Times New Roman"/>
-          <w:b/>
-          <w:sz w:val="28"/>
-        </w:rPr>
-        <w:t>4. Создание удалённого репозитория и связывание</w:t>
-      </w:r>
-    </w:p>
-    <w:p>
-      <w:pPr>
-        <w:spacing w:before="0" w:after="0" w:line="360" w:lineRule="auto"/>
-        <w:ind w:firstLine="709"/>
-        <w:jc w:val="left"/>
-      </w:pPr>
-      <w:r>
-        <w:rPr>
-          <w:rFonts w:ascii="Times New Roman" w:hAnsi="Times New Roman" w:cs="Times New Roman"/>
-          <w:rFonts w:ascii="Times New Roman" w:hAnsi="Times New Roman"/>
-          <w:b w:val="0"/>
-          <w:i w:val="0"/>
-          <w:sz w:val="28"/>
-        </w:rPr>
-        <w:t>На платформе GitLab создан новый пустой репозиторий Lab4_Acenkova. Локальный репозиторий связан с удалённым следующей командой:</w:t>
+        <w:t>def subtract(a: float, b: float) -&gt; float:</w:t>
       </w:r>
     </w:p>
     <w:p>
@@ -712,72 +832,7 @@
           <w:rFonts w:ascii="Courier New" w:hAnsi="Courier New"/>
           <w:sz w:val="20"/>
         </w:rPr>
-        <w:t>git remote add origin https://gitlab.com/acenkovam/lab4_acenkova.git</w:t>
-      </w:r>
-    </w:p>
-    <w:p>
-      <w:pPr>
-        <w:spacing w:before="0" w:after="0" w:line="360" w:lineRule="auto"/>
-        <w:ind w:firstLine="709"/>
-        <w:jc w:val="left"/>
-      </w:pPr>
-      <w:r>
-        <w:rPr>
-          <w:rFonts w:ascii="Times New Roman" w:hAnsi="Times New Roman" w:cs="Times New Roman"/>
-          <w:rFonts w:ascii="Times New Roman" w:hAnsi="Times New Roman"/>
-          <w:b w:val="0"/>
-          <w:i w:val="0"/>
-          <w:sz w:val="28"/>
-        </w:rPr>
-        <w:t>Правильность связывания проверена командой git remote -v, которая отобразила origin с указанием URL для fetch и push.</w:t>
-      </w:r>
-    </w:p>
-    <w:p>
-      <w:pPr>
-        <w:spacing w:before="40" w:after="120"/>
-        <w:ind w:firstLine="0"/>
-        <w:jc w:val="center"/>
-      </w:pPr>
-      <w:r>
-        <w:rPr>
-          <w:rFonts w:ascii="Times New Roman" w:hAnsi="Times New Roman"/>
-          <w:i/>
-          <w:sz w:val="24"/>
-        </w:rPr>
-        <w:t>Рис. 4. Связывание с удалённым репозиторием</w:t>
-      </w:r>
-    </w:p>
-    <w:p>
-      <w:pPr>
-        <w:spacing w:before="120" w:after="60" w:line="360" w:lineRule="auto"/>
-        <w:ind w:firstLine="0"/>
-        <w:jc w:val="left"/>
-      </w:pPr>
-      <w:r>
-        <w:rPr>
-          <w:rFonts w:ascii="Times New Roman" w:hAnsi="Times New Roman" w:cs="Times New Roman"/>
-          <w:rFonts w:ascii="Times New Roman" w:hAnsi="Times New Roman"/>
-          <w:b/>
-          <w:sz w:val="28"/>
-        </w:rPr>
-        <w:t>5. Создание файлов и первый коммит</w:t>
-      </w:r>
-    </w:p>
-    <w:p>
-      <w:pPr>
-        <w:spacing w:before="0" w:after="0" w:line="360" w:lineRule="auto"/>
-        <w:ind w:firstLine="709"/>
-        <w:jc w:val="left"/>
-      </w:pPr>
-      <w:r>
-        <w:rPr>
-          <w:rFonts w:ascii="Times New Roman" w:hAnsi="Times New Roman" w:cs="Times New Roman"/>
-          <w:rFonts w:ascii="Times New Roman" w:hAnsi="Times New Roman"/>
-          <w:b w:val="0"/>
-          <w:i w:val="0"/>
-          <w:sz w:val="28"/>
-        </w:rPr>
-        <w:t>В корне проекта создан файл main.py с модулем математических утилит. Код файла:</w:t>
+        <w:t xml:space="preserve">    return a - b</w:t>
       </w:r>
     </w:p>
     <w:p>
@@ -799,7 +854,7 @@
           <w:rFonts w:ascii="Courier New" w:hAnsi="Courier New"/>
           <w:sz w:val="20"/>
         </w:rPr>
-        <w:t>def add(a, b):</w:t>
+        <w:t xml:space="preserve"> </w:t>
       </w:r>
     </w:p>
     <w:p>
@@ -821,7 +876,7 @@
           <w:rFonts w:ascii="Courier New" w:hAnsi="Courier New"/>
           <w:sz w:val="20"/>
         </w:rPr>
-        <w:t xml:space="preserve">    return a + b</w:t>
+        <w:t>def multiply(a: float, b: float) -&gt; float:</w:t>
       </w:r>
     </w:p>
     <w:p>
@@ -843,7 +898,7 @@
           <w:rFonts w:ascii="Courier New" w:hAnsi="Courier New"/>
           <w:sz w:val="20"/>
         </w:rPr>
-        <w:t xml:space="preserve"> </w:t>
+        <w:t xml:space="preserve">    return a * b</w:t>
       </w:r>
     </w:p>
     <w:p>
@@ -865,7 +920,7 @@
           <w:rFonts w:ascii="Courier New" w:hAnsi="Courier New"/>
           <w:sz w:val="20"/>
         </w:rPr>
-        <w:t>def subtract(a, b):</w:t>
+        <w:t xml:space="preserve"> </w:t>
       </w:r>
     </w:p>
     <w:p>
@@ -887,7 +942,7 @@
           <w:rFonts w:ascii="Courier New" w:hAnsi="Courier New"/>
           <w:sz w:val="20"/>
         </w:rPr>
-        <w:t xml:space="preserve">    return a - b</w:t>
+        <w:t>def divide(a: float, b: float) -&gt; float:</w:t>
       </w:r>
     </w:p>
     <w:p>
@@ -909,7 +964,7 @@
           <w:rFonts w:ascii="Courier New" w:hAnsi="Courier New"/>
           <w:sz w:val="20"/>
         </w:rPr>
-        <w:t xml:space="preserve"> </w:t>
+        <w:t xml:space="preserve">    if b == 0:</w:t>
       </w:r>
     </w:p>
     <w:p>
@@ -931,7 +986,7 @@
           <w:rFonts w:ascii="Courier New" w:hAnsi="Courier New"/>
           <w:sz w:val="20"/>
         </w:rPr>
-        <w:t>def multiply(a, b):</w:t>
+        <w:t xml:space="preserve">        raise ValueError("Деление на ноль недопустимо")</w:t>
       </w:r>
     </w:p>
     <w:p>
@@ -953,7 +1008,7 @@
           <w:rFonts w:ascii="Courier New" w:hAnsi="Courier New"/>
           <w:sz w:val="20"/>
         </w:rPr>
-        <w:t xml:space="preserve">    return a * b</w:t>
+        <w:t xml:space="preserve">    return a / b</w:t>
       </w:r>
     </w:p>
     <w:p>
@@ -997,7 +1052,7 @@
           <w:rFonts w:ascii="Courier New" w:hAnsi="Courier New"/>
           <w:sz w:val="20"/>
         </w:rPr>
-        <w:t>def divide(a, b):</w:t>
+        <w:t>def power(base: float, exp: int) -&gt; float:</w:t>
       </w:r>
     </w:p>
     <w:p>
@@ -1019,7 +1074,7 @@
           <w:rFonts w:ascii="Courier New" w:hAnsi="Courier New"/>
           <w:sz w:val="20"/>
         </w:rPr>
-        <w:t xml:space="preserve">    if b == 0:</w:t>
+        <w:t xml:space="preserve">    return base ** exp</w:t>
       </w:r>
     </w:p>
     <w:p>
@@ -1041,7 +1096,7 @@
           <w:rFonts w:ascii="Courier New" w:hAnsi="Courier New"/>
           <w:sz w:val="20"/>
         </w:rPr>
-        <w:t xml:space="preserve">        raise ValueError("Деление на ноль недопустимо")</w:t>
+        <w:t xml:space="preserve"> </w:t>
       </w:r>
     </w:p>
     <w:p>
@@ -1063,7 +1118,7 @@
           <w:rFonts w:ascii="Courier New" w:hAnsi="Courier New"/>
           <w:sz w:val="20"/>
         </w:rPr>
-        <w:t xml:space="preserve">    return a / b</w:t>
+        <w:t>def factorial(n: int) -&gt; int:</w:t>
       </w:r>
     </w:p>
     <w:p>
@@ -1085,7 +1140,7 @@
           <w:rFonts w:ascii="Courier New" w:hAnsi="Courier New"/>
           <w:sz w:val="20"/>
         </w:rPr>
-        <w:t xml:space="preserve"> </w:t>
+        <w:t xml:space="preserve">    if not isinstance(n, int) or n &lt; 0:</w:t>
       </w:r>
     </w:p>
     <w:p>
@@ -1107,7 +1162,7 @@
           <w:rFonts w:ascii="Courier New" w:hAnsi="Courier New"/>
           <w:sz w:val="20"/>
         </w:rPr>
-        <w:t>def power(base, exp):</w:t>
+        <w:t xml:space="preserve">        raise ValueError("Факториал определён только для неотрицательных целых")</w:t>
       </w:r>
     </w:p>
     <w:p>
@@ -1129,7 +1184,7 @@
           <w:rFonts w:ascii="Courier New" w:hAnsi="Courier New"/>
           <w:sz w:val="20"/>
         </w:rPr>
-        <w:t xml:space="preserve">    return base ** exp</w:t>
+        <w:t xml:space="preserve">    result = 1</w:t>
       </w:r>
     </w:p>
     <w:p>
@@ -1151,7 +1206,7 @@
           <w:rFonts w:ascii="Courier New" w:hAnsi="Courier New"/>
           <w:sz w:val="20"/>
         </w:rPr>
-        <w:t xml:space="preserve"> </w:t>
+        <w:t xml:space="preserve">    for i in range(2, n + 1):</w:t>
       </w:r>
     </w:p>
     <w:p>
@@ -1173,7 +1228,7 @@
           <w:rFonts w:ascii="Courier New" w:hAnsi="Courier New"/>
           <w:sz w:val="20"/>
         </w:rPr>
-        <w:t>def factorial(n):</w:t>
+        <w:t xml:space="preserve">        result *= i</w:t>
       </w:r>
     </w:p>
     <w:p>
@@ -1195,7 +1250,7 @@
           <w:rFonts w:ascii="Courier New" w:hAnsi="Courier New"/>
           <w:sz w:val="20"/>
         </w:rPr>
-        <w:t xml:space="preserve">    if not isinstance(n, int) or n &lt; 0:</w:t>
+        <w:t xml:space="preserve">    return result</w:t>
       </w:r>
     </w:p>
     <w:p>
@@ -1217,7 +1272,7 @@
           <w:rFonts w:ascii="Courier New" w:hAnsi="Courier New"/>
           <w:sz w:val="20"/>
         </w:rPr>
-        <w:t xml:space="preserve">        raise ValueError("Факториал определён только для неотрицательных целых чисел")</w:t>
+        <w:t xml:space="preserve"> </w:t>
       </w:r>
     </w:p>
     <w:p>
@@ -1239,7 +1294,7 @@
           <w:rFonts w:ascii="Courier New" w:hAnsi="Courier New"/>
           <w:sz w:val="20"/>
         </w:rPr>
-        <w:t xml:space="preserve">    result = 1</w:t>
+        <w:t>def sqrt(x: float) -&gt; float:</w:t>
       </w:r>
     </w:p>
     <w:p>
@@ -1261,7 +1316,7 @@
           <w:rFonts w:ascii="Courier New" w:hAnsi="Courier New"/>
           <w:sz w:val="20"/>
         </w:rPr>
-        <w:t xml:space="preserve">    for i in range(2, n + 1):</w:t>
+        <w:t xml:space="preserve">    if x &lt; 0:</w:t>
       </w:r>
     </w:p>
     <w:p>
@@ -1283,7 +1338,7 @@
           <w:rFonts w:ascii="Courier New" w:hAnsi="Courier New"/>
           <w:sz w:val="20"/>
         </w:rPr>
-        <w:t xml:space="preserve">        result *= i</w:t>
+        <w:t xml:space="preserve">        raise ValueError("sqrt недопустим для отрицательных чисел")</w:t>
       </w:r>
     </w:p>
     <w:p>
@@ -1305,7 +1360,7 @@
           <w:rFonts w:ascii="Courier New" w:hAnsi="Courier New"/>
           <w:sz w:val="20"/>
         </w:rPr>
-        <w:t xml:space="preserve">    return result</w:t>
+        <w:t xml:space="preserve">    return x ** 0.5</w:t>
       </w:r>
     </w:p>
     <w:p>
@@ -1349,7 +1404,7 @@
           <w:rFonts w:ascii="Courier New" w:hAnsi="Courier New"/>
           <w:sz w:val="20"/>
         </w:rPr>
-        <w:t>if __name__ == "__main__":</w:t>
+        <w:t>def is_prime(n: int) -&gt; bool:</w:t>
       </w:r>
     </w:p>
     <w:p>
@@ -1371,7 +1426,7 @@
           <w:rFonts w:ascii="Courier New" w:hAnsi="Courier New"/>
           <w:sz w:val="20"/>
         </w:rPr>
-        <w:t xml:space="preserve">    print(f"add(3, 5)     = {add(3, 5)}")</w:t>
+        <w:t xml:space="preserve">    if n &lt; 2:</w:t>
       </w:r>
     </w:p>
     <w:p>
@@ -1393,7 +1448,7 @@
           <w:rFonts w:ascii="Courier New" w:hAnsi="Courier New"/>
           <w:sz w:val="20"/>
         </w:rPr>
-        <w:t xml:space="preserve">    print(f"subtract(10,4)= {subtract(10, 4)}")</w:t>
+        <w:t xml:space="preserve">        return False</w:t>
       </w:r>
     </w:p>
     <w:p>
@@ -1415,7 +1470,7 @@
           <w:rFonts w:ascii="Courier New" w:hAnsi="Courier New"/>
           <w:sz w:val="20"/>
         </w:rPr>
-        <w:t xml:space="preserve">    print(f"multiply(6,7) = {multiply(6, 7)}")</w:t>
+        <w:t xml:space="preserve">    for i in range(2, int(n ** 0.5) + 1):</w:t>
       </w:r>
     </w:p>
     <w:p>
@@ -1437,7 +1492,7 @@
           <w:rFonts w:ascii="Courier New" w:hAnsi="Courier New"/>
           <w:sz w:val="20"/>
         </w:rPr>
-        <w:t xml:space="preserve">    print(f"divide(15,3)  = {divide(15, 3)}")</w:t>
+        <w:t xml:space="preserve">        if n % i == 0:</w:t>
       </w:r>
     </w:p>
     <w:p>
@@ -1459,7 +1514,7 @@
           <w:rFonts w:ascii="Courier New" w:hAnsi="Courier New"/>
           <w:sz w:val="20"/>
         </w:rPr>
-        <w:t xml:space="preserve">    print(f"power(2,8)    = {power(2, 8)}")</w:t>
+        <w:t xml:space="preserve">            return False</w:t>
       </w:r>
     </w:p>
     <w:p>
@@ -1481,39 +1536,7 @@
           <w:rFonts w:ascii="Courier New" w:hAnsi="Courier New"/>
           <w:sz w:val="20"/>
         </w:rPr>
-        <w:t xml:space="preserve">    print(f"factorial(6)  = {factorial(6)}")</w:t>
-      </w:r>
-    </w:p>
-    <w:p>
-      <w:pPr>
-        <w:spacing w:before="40" w:after="120"/>
-        <w:ind w:firstLine="0"/>
-        <w:jc w:val="center"/>
-      </w:pPr>
-      <w:r>
-        <w:rPr>
-          <w:rFonts w:ascii="Times New Roman" w:hAnsi="Times New Roman"/>
-          <w:i/>
-          <w:sz w:val="24"/>
-        </w:rPr>
-        <w:t>Рис. 5. Содержимое файла main.py</w:t>
-      </w:r>
-    </w:p>
-    <w:p>
-      <w:pPr>
-        <w:spacing w:before="0" w:after="0" w:line="360" w:lineRule="auto"/>
-        <w:ind w:firstLine="709"/>
-        <w:jc w:val="left"/>
-      </w:pPr>
-      <w:r>
-        <w:rPr>
-          <w:rFonts w:ascii="Times New Roman" w:hAnsi="Times New Roman" w:cs="Times New Roman"/>
-          <w:rFonts w:ascii="Times New Roman" w:hAnsi="Times New Roman"/>
-          <w:b w:val="0"/>
-          <w:i w:val="0"/>
-          <w:sz w:val="28"/>
-        </w:rPr>
-        <w:t>Добавление файла в индекс и фиксация изменений выполнены командами:</w:t>
+        <w:t xml:space="preserve">    return True</w:t>
       </w:r>
     </w:p>
     <w:p>
@@ -1535,7 +1558,7 @@
           <w:rFonts w:ascii="Courier New" w:hAnsi="Courier New"/>
           <w:sz w:val="20"/>
         </w:rPr>
-        <w:t>git add main.py</w:t>
+        <w:t xml:space="preserve"> </w:t>
       </w:r>
     </w:p>
     <w:p>
@@ -1557,72 +1580,7 @@
           <w:rFonts w:ascii="Courier New" w:hAnsi="Courier New"/>
           <w:sz w:val="20"/>
         </w:rPr>
-        <w:t>git commit -m "Initial commit: добавлен модуль math_utils"</w:t>
-      </w:r>
-    </w:p>
-    <w:p>
-      <w:pPr>
-        <w:spacing w:before="0" w:after="0" w:line="360" w:lineRule="auto"/>
-        <w:ind w:firstLine="709"/>
-        <w:jc w:val="left"/>
-      </w:pPr>
-      <w:r>
-        <w:rPr>
-          <w:rFonts w:ascii="Times New Roman" w:hAnsi="Times New Roman" w:cs="Times New Roman"/>
-          <w:rFonts w:ascii="Times New Roman" w:hAnsi="Times New Roman"/>
-          <w:b w:val="0"/>
-          <w:i w:val="0"/>
-          <w:sz w:val="28"/>
-        </w:rPr>
-        <w:t>Git создал уникальный хеш коммита и зафиксировал снимок состояния файлов.</w:t>
-      </w:r>
-    </w:p>
-    <w:p>
-      <w:pPr>
-        <w:spacing w:before="40" w:after="120"/>
-        <w:ind w:firstLine="0"/>
-        <w:jc w:val="center"/>
-      </w:pPr>
-      <w:r>
-        <w:rPr>
-          <w:rFonts w:ascii="Times New Roman" w:hAnsi="Times New Roman"/>
-          <w:i/>
-          <w:sz w:val="24"/>
-        </w:rPr>
-        <w:t>Рис. 6. Первый коммит</w:t>
-      </w:r>
-    </w:p>
-    <w:p>
-      <w:pPr>
-        <w:spacing w:before="120" w:after="60" w:line="360" w:lineRule="auto"/>
-        <w:ind w:firstLine="0"/>
-        <w:jc w:val="left"/>
-      </w:pPr>
-      <w:r>
-        <w:rPr>
-          <w:rFonts w:ascii="Times New Roman" w:hAnsi="Times New Roman" w:cs="Times New Roman"/>
-          <w:rFonts w:ascii="Times New Roman" w:hAnsi="Times New Roman"/>
-          <w:b/>
-          <w:sz w:val="28"/>
-        </w:rPr>
-        <w:t>6. Отправка ветки main на удалённый репозиторий</w:t>
-      </w:r>
-    </w:p>
-    <w:p>
-      <w:pPr>
-        <w:spacing w:before="0" w:after="0" w:line="360" w:lineRule="auto"/>
-        <w:ind w:firstLine="709"/>
-        <w:jc w:val="left"/>
-      </w:pPr>
-      <w:r>
-        <w:rPr>
-          <w:rFonts w:ascii="Times New Roman" w:hAnsi="Times New Roman" w:cs="Times New Roman"/>
-          <w:rFonts w:ascii="Times New Roman" w:hAnsi="Times New Roman"/>
-          <w:b w:val="0"/>
-          <w:i w:val="0"/>
-          <w:sz w:val="28"/>
-        </w:rPr>
-        <w:t>После создания первого коммита основная ветка отправлена на GitLab командой:</w:t>
+        <w:t>if __name__ == "__main__":</w:t>
       </w:r>
     </w:p>
     <w:p>
@@ -1644,72 +1602,7 @@
           <w:rFonts w:ascii="Courier New" w:hAnsi="Courier New"/>
           <w:sz w:val="20"/>
         </w:rPr>
-        <w:t>git push -u origin main</w:t>
-      </w:r>
-    </w:p>
-    <w:p>
-      <w:pPr>
-        <w:spacing w:before="0" w:after="0" w:line="360" w:lineRule="auto"/>
-        <w:ind w:firstLine="709"/>
-        <w:jc w:val="left"/>
-      </w:pPr>
-      <w:r>
-        <w:rPr>
-          <w:rFonts w:ascii="Times New Roman" w:hAnsi="Times New Roman" w:cs="Times New Roman"/>
-          <w:rFonts w:ascii="Times New Roman" w:hAnsi="Times New Roman"/>
-          <w:b w:val="0"/>
-          <w:i w:val="0"/>
-          <w:sz w:val="28"/>
-        </w:rPr>
-        <w:t>Флаг -u устанавливает связь между локальной веткой main и удалённой origin/main, что позволяет в дальнейшем использовать просто git push.</w:t>
-      </w:r>
-    </w:p>
-    <w:p>
-      <w:pPr>
-        <w:spacing w:before="40" w:after="120"/>
-        <w:ind w:firstLine="0"/>
-        <w:jc w:val="center"/>
-      </w:pPr>
-      <w:r>
-        <w:rPr>
-          <w:rFonts w:ascii="Times New Roman" w:hAnsi="Times New Roman"/>
-          <w:i/>
-          <w:sz w:val="24"/>
-        </w:rPr>
-        <w:t>Рис. 7. Отправка ветки main в удалённый репозиторий</w:t>
-      </w:r>
-    </w:p>
-    <w:p>
-      <w:pPr>
-        <w:spacing w:before="120" w:after="60" w:line="360" w:lineRule="auto"/>
-        <w:ind w:firstLine="0"/>
-        <w:jc w:val="left"/>
-      </w:pPr>
-      <w:r>
-        <w:rPr>
-          <w:rFonts w:ascii="Times New Roman" w:hAnsi="Times New Roman" w:cs="Times New Roman"/>
-          <w:rFonts w:ascii="Times New Roman" w:hAnsi="Times New Roman"/>
-          <w:b/>
-          <w:sz w:val="28"/>
-        </w:rPr>
-        <w:t>7. Создание ветки feature и разработка новой функциональности</w:t>
-      </w:r>
-    </w:p>
-    <w:p>
-      <w:pPr>
-        <w:spacing w:before="0" w:after="0" w:line="360" w:lineRule="auto"/>
-        <w:ind w:firstLine="709"/>
-        <w:jc w:val="left"/>
-      </w:pPr>
-      <w:r>
-        <w:rPr>
-          <w:rFonts w:ascii="Times New Roman" w:hAnsi="Times New Roman" w:cs="Times New Roman"/>
-          <w:rFonts w:ascii="Times New Roman" w:hAnsi="Times New Roman"/>
-          <w:b w:val="0"/>
-          <w:i w:val="0"/>
-          <w:sz w:val="28"/>
-        </w:rPr>
-        <w:t>Для изолированной разработки юнит-тестов создана ветка feature и выполнено переключение на неё командой:</w:t>
+        <w:t xml:space="preserve">    print(f"add(3, 5)       = {add(3, 5)}")</w:t>
       </w:r>
     </w:p>
     <w:p>
@@ -1731,24 +1624,7 @@
           <w:rFonts w:ascii="Courier New" w:hAnsi="Courier New"/>
           <w:sz w:val="20"/>
         </w:rPr>
-        <w:t>git checkout -b feature</w:t>
-      </w:r>
-    </w:p>
-    <w:p>
-      <w:pPr>
-        <w:spacing w:before="0" w:after="0" w:line="360" w:lineRule="auto"/>
-        <w:ind w:firstLine="709"/>
-        <w:jc w:val="left"/>
-      </w:pPr>
-      <w:r>
-        <w:rPr>
-          <w:rFonts w:ascii="Times New Roman" w:hAnsi="Times New Roman" w:cs="Times New Roman"/>
-          <w:rFonts w:ascii="Times New Roman" w:hAnsi="Times New Roman"/>
-          <w:b w:val="0"/>
-          <w:i w:val="0"/>
-          <w:sz w:val="28"/>
-        </w:rPr>
-        <w:t>В ветке feature создан файл test_main.py с модульными тестами:</w:t>
+        <w:t xml:space="preserve">    print(f"subtract(10, 4) = {subtract(10, 4)}")</w:t>
       </w:r>
     </w:p>
     <w:p>
@@ -1770,7 +1646,7 @@
           <w:rFonts w:ascii="Courier New" w:hAnsi="Courier New"/>
           <w:sz w:val="20"/>
         </w:rPr>
-        <w:t>import unittest</w:t>
+        <w:t xml:space="preserve">    print(f"multiply(6, 7)  = {multiply(6, 7)}")</w:t>
       </w:r>
     </w:p>
     <w:p>
@@ -1792,7 +1668,7 @@
           <w:rFonts w:ascii="Courier New" w:hAnsi="Courier New"/>
           <w:sz w:val="20"/>
         </w:rPr>
-        <w:t>from main import add, subtract, multiply, divide, factorial</w:t>
+        <w:t xml:space="preserve">    print(f"divide(15, 3)   = {divide(15, 3)}")</w:t>
       </w:r>
     </w:p>
     <w:p>
@@ -1814,7 +1690,7 @@
           <w:rFonts w:ascii="Courier New" w:hAnsi="Courier New"/>
           <w:sz w:val="20"/>
         </w:rPr>
-        <w:t xml:space="preserve"> </w:t>
+        <w:t xml:space="preserve">    print(f"power(2, 8)     = {power(2, 8)}")</w:t>
       </w:r>
     </w:p>
     <w:p>
@@ -1836,7 +1712,7 @@
           <w:rFonts w:ascii="Courier New" w:hAnsi="Courier New"/>
           <w:sz w:val="20"/>
         </w:rPr>
-        <w:t>class TestMathUtils(unittest.TestCase):</w:t>
+        <w:t xml:space="preserve">    print(f"factorial(6)    = {factorial(6)}")</w:t>
       </w:r>
     </w:p>
     <w:p>
@@ -1858,7 +1734,7 @@
           <w:rFonts w:ascii="Courier New" w:hAnsi="Courier New"/>
           <w:sz w:val="20"/>
         </w:rPr>
-        <w:t xml:space="preserve">    def test_add(self):</w:t>
+        <w:t xml:space="preserve">    print(f"sqrt(16)        = {sqrt(16)}")</w:t>
       </w:r>
     </w:p>
     <w:p>
@@ -1880,7 +1756,58 @@
           <w:rFonts w:ascii="Courier New" w:hAnsi="Courier New"/>
           <w:sz w:val="20"/>
         </w:rPr>
-        <w:t xml:space="preserve">        self.assertEqual(add(2, 3), 5)</w:t>
+        <w:t xml:space="preserve">    print(f"is_prime(17)    = {is_prime(17)}")</w:t>
+      </w:r>
+    </w:p>
+    <w:p>
+      <w:pPr>
+        <w:spacing w:before="40" w:after="120"/>
+        <w:ind w:firstLine="0"/>
+        <w:jc w:val="center"/>
+      </w:pPr>
+      <w:r>
+        <w:rPr>
+          <w:rFonts w:ascii="Times New Roman" w:hAnsi="Times New Roman" w:cs="Times New Roman"/>
+          <w:rFonts w:ascii="Times New Roman" w:hAnsi="Times New Roman"/>
+          <w:b w:val="0"/>
+          <w:i/>
+          <w:sz w:val="24"/>
+        </w:rPr>
+        <w:t>Рис. 1. Содержимое main.py — модуль математических утилит</w:t>
+      </w:r>
+    </w:p>
+    <w:p>
+      <w:pPr>
+        <w:spacing w:before="160" w:after="80" w:line="360" w:lineRule="auto"/>
+        <w:ind w:firstLine="0"/>
+        <w:jc w:val="left"/>
+      </w:pPr>
+      <w:r>
+        <w:rPr>
+          <w:rFonts w:ascii="Times New Roman" w:hAnsi="Times New Roman" w:cs="Times New Roman"/>
+          <w:rFonts w:ascii="Times New Roman" w:hAnsi="Times New Roman"/>
+          <w:b/>
+          <w:i w:val="0"/>
+          <w:sz w:val="28"/>
+        </w:rPr>
+        <w:t>4b. Инициализация репозитория</w:t>
+      </w:r>
+    </w:p>
+    <w:p>
+      <w:pPr>
+        <w:spacing w:before="0" w:after="0" w:line="360" w:lineRule="auto"/>
+        <w:ind w:firstLine="709"/>
+        <w:jc w:val="both"/>
+      </w:pPr>
+      <w:r>
+        <w:rPr>
+          <w:rFonts w:ascii="Times New Roman" w:hAnsi="Times New Roman" w:cs="Times New Roman"/>
+          <w:rFonts w:ascii="Times New Roman" w:hAnsi="Times New Roman"/>
+          <w:b w:val="0"/>
+          <w:i w:val="0"/>
+          <w:sz w:val="28"/>
+        </w:rPr>
+        <w:t>В рабочей папке проекта выполнена инициализация локального репозитория:</w:t>
       </w:r>
     </w:p>
     <w:p>
@@ -1902,7 +1829,7 @@
           <w:rFonts w:ascii="Courier New" w:hAnsi="Courier New"/>
           <w:sz w:val="20"/>
         </w:rPr>
-        <w:t xml:space="preserve">    def test_divide_zero(self):</w:t>
+        <w:t>git init</w:t>
       </w:r>
     </w:p>
     <w:p>
@@ -1924,7 +1851,58 @@
           <w:rFonts w:ascii="Courier New" w:hAnsi="Courier New"/>
           <w:sz w:val="20"/>
         </w:rPr>
-        <w:t xml:space="preserve">        with self.assertRaises(ValueError):</w:t>
+        <w:t>git status</w:t>
+      </w:r>
+    </w:p>
+    <w:p>
+      <w:pPr>
+        <w:spacing w:before="40" w:after="120"/>
+        <w:ind w:firstLine="0"/>
+        <w:jc w:val="center"/>
+      </w:pPr>
+      <w:r>
+        <w:rPr>
+          <w:rFonts w:ascii="Times New Roman" w:hAnsi="Times New Roman" w:cs="Times New Roman"/>
+          <w:rFonts w:ascii="Times New Roman" w:hAnsi="Times New Roman"/>
+          <w:b w:val="0"/>
+          <w:i/>
+          <w:sz w:val="24"/>
+        </w:rPr>
+        <w:t>Рис. 2. Инициализация репозитория (git init) и статус (git status)</w:t>
+      </w:r>
+    </w:p>
+    <w:p>
+      <w:pPr>
+        <w:spacing w:before="160" w:after="80" w:line="360" w:lineRule="auto"/>
+        <w:ind w:firstLine="0"/>
+        <w:jc w:val="left"/>
+      </w:pPr>
+      <w:r>
+        <w:rPr>
+          <w:rFonts w:ascii="Times New Roman" w:hAnsi="Times New Roman" w:cs="Times New Roman"/>
+          <w:rFonts w:ascii="Times New Roman" w:hAnsi="Times New Roman"/>
+          <w:b/>
+          <w:i w:val="0"/>
+          <w:sz w:val="28"/>
+        </w:rPr>
+        <w:t>4c. Настройка криптографической подписи коммитов</w:t>
+      </w:r>
+    </w:p>
+    <w:p>
+      <w:pPr>
+        <w:spacing w:before="0" w:after="0" w:line="360" w:lineRule="auto"/>
+        <w:ind w:firstLine="709"/>
+        <w:jc w:val="both"/>
+      </w:pPr>
+      <w:r>
+        <w:rPr>
+          <w:rFonts w:ascii="Times New Roman" w:hAnsi="Times New Roman" w:cs="Times New Roman"/>
+          <w:rFonts w:ascii="Times New Roman" w:hAnsi="Times New Roman"/>
+          <w:b w:val="0"/>
+          <w:i w:val="0"/>
+          <w:sz w:val="28"/>
+        </w:rPr>
+        <w:t>Для обеспечения подлинности коммитов сгенерирован SSH-ключ ed25519 и настроена подпись коммитов:</w:t>
       </w:r>
     </w:p>
     <w:p>
@@ -1946,7 +1924,7 @@
           <w:rFonts w:ascii="Courier New" w:hAnsi="Courier New"/>
           <w:sz w:val="20"/>
         </w:rPr>
-        <w:t xml:space="preserve">            divide(10, 0)</w:t>
+        <w:t>ssh-keygen -t ed25519 -C "acenkovam7@gmail.com"</w:t>
       </w:r>
     </w:p>
     <w:p>
@@ -1968,7 +1946,7 @@
           <w:rFonts w:ascii="Courier New" w:hAnsi="Courier New"/>
           <w:sz w:val="20"/>
         </w:rPr>
-        <w:t xml:space="preserve">    def test_factorial(self):</w:t>
+        <w:t>git config --global user.signingkey ~/.ssh/id_ed25519.pub</w:t>
       </w:r>
     </w:p>
     <w:p>
@@ -1990,7 +1968,7 @@
           <w:rFonts w:ascii="Courier New" w:hAnsi="Courier New"/>
           <w:sz w:val="20"/>
         </w:rPr>
-        <w:t xml:space="preserve">        self.assertEqual(factorial(5), 120)</w:t>
+        <w:t>git config --global gpg.format ssh</w:t>
       </w:r>
     </w:p>
     <w:p>
@@ -2012,7 +1990,58 @@
           <w:rFonts w:ascii="Courier New" w:hAnsi="Courier New"/>
           <w:sz w:val="20"/>
         </w:rPr>
-        <w:t xml:space="preserve"> </w:t>
+        <w:t>git config --global commit.gpgsign true</w:t>
+      </w:r>
+    </w:p>
+    <w:p>
+      <w:pPr>
+        <w:spacing w:before="40" w:after="120"/>
+        <w:ind w:firstLine="0"/>
+        <w:jc w:val="center"/>
+      </w:pPr>
+      <w:r>
+        <w:rPr>
+          <w:rFonts w:ascii="Times New Roman" w:hAnsi="Times New Roman" w:cs="Times New Roman"/>
+          <w:rFonts w:ascii="Times New Roman" w:hAnsi="Times New Roman"/>
+          <w:b w:val="0"/>
+          <w:i/>
+          <w:sz w:val="24"/>
+        </w:rPr>
+        <w:t>Рис. 3. Настройка SSH-подписи коммитов</w:t>
+      </w:r>
+    </w:p>
+    <w:p>
+      <w:pPr>
+        <w:spacing w:before="160" w:after="80" w:line="360" w:lineRule="auto"/>
+        <w:ind w:firstLine="0"/>
+        <w:jc w:val="left"/>
+      </w:pPr>
+      <w:r>
+        <w:rPr>
+          <w:rFonts w:ascii="Times New Roman" w:hAnsi="Times New Roman" w:cs="Times New Roman"/>
+          <w:rFonts w:ascii="Times New Roman" w:hAnsi="Times New Roman"/>
+          <w:b/>
+          <w:i w:val="0"/>
+          <w:sz w:val="28"/>
+        </w:rPr>
+        <w:t>4d. Связь с удалённым репозиторием</w:t>
+      </w:r>
+    </w:p>
+    <w:p>
+      <w:pPr>
+        <w:spacing w:before="0" w:after="0" w:line="360" w:lineRule="auto"/>
+        <w:ind w:firstLine="709"/>
+        <w:jc w:val="both"/>
+      </w:pPr>
+      <w:r>
+        <w:rPr>
+          <w:rFonts w:ascii="Times New Roman" w:hAnsi="Times New Roman" w:cs="Times New Roman"/>
+          <w:rFonts w:ascii="Times New Roman" w:hAnsi="Times New Roman"/>
+          <w:b w:val="0"/>
+          <w:i w:val="0"/>
+          <w:sz w:val="28"/>
+        </w:rPr>
+        <w:t>На платформе GitHub создан новый репозиторий math-utils. Публичный SSH-ключ добавлен в настройки аккаунта. Связывание локального репозитория с удалённым:</w:t>
       </w:r>
     </w:p>
     <w:p>
@@ -2034,7 +2063,7 @@
           <w:rFonts w:ascii="Courier New" w:hAnsi="Courier New"/>
           <w:sz w:val="20"/>
         </w:rPr>
-        <w:t>if __name__ == "__main__":</w:t>
+        <w:t>git remote add origin git@github.com:acenkovam/math-utils.git</w:t>
       </w:r>
     </w:p>
     <w:p>
@@ -2056,7 +2085,7 @@
           <w:rFonts w:ascii="Courier New" w:hAnsi="Courier New"/>
           <w:sz w:val="20"/>
         </w:rPr>
-        <w:t xml:space="preserve">    unittest.main()</w:t>
+        <w:t>git remote -v</w:t>
       </w:r>
     </w:p>
     <w:p>
@@ -2067,18 +2096,37 @@
       </w:pPr>
       <w:r>
         <w:rPr>
+          <w:rFonts w:ascii="Times New Roman" w:hAnsi="Times New Roman" w:cs="Times New Roman"/>
           <w:rFonts w:ascii="Times New Roman" w:hAnsi="Times New Roman"/>
+          <w:b w:val="0"/>
           <w:i/>
           <w:sz w:val="24"/>
         </w:rPr>
-        <w:t>Рис. 8. Содержимое файла test_main.py</w:t>
+        <w:t>Рис. 4. Связывание с удалённым репозиторием</w:t>
       </w:r>
     </w:p>
     <w:p>
       <w:pPr>
+        <w:spacing w:before="160" w:after="80" w:line="360" w:lineRule="auto"/>
+        <w:ind w:firstLine="0"/>
+        <w:jc w:val="left"/>
+      </w:pPr>
+      <w:r>
+        <w:rPr>
+          <w:rFonts w:ascii="Times New Roman" w:hAnsi="Times New Roman" w:cs="Times New Roman"/>
+          <w:rFonts w:ascii="Times New Roman" w:hAnsi="Times New Roman"/>
+          <w:b/>
+          <w:i w:val="0"/>
+          <w:sz w:val="28"/>
+        </w:rPr>
+        <w:t>4e. Первый коммит</w:t>
+      </w:r>
+    </w:p>
+    <w:p>
+      <w:pPr>
         <w:spacing w:before="0" w:after="0" w:line="360" w:lineRule="auto"/>
         <w:ind w:firstLine="709"/>
-        <w:jc w:val="left"/>
+        <w:jc w:val="both"/>
       </w:pPr>
       <w:r>
         <w:rPr>
@@ -2088,7 +2136,7 @@
           <w:i w:val="0"/>
           <w:sz w:val="28"/>
         </w:rPr>
-        <w:t>Изменения зафиксированы в ветке feature и отправлены на сервер:</w:t>
+        <w:t>Добавление файлов в индекс и создание подписанного коммита:</w:t>
       </w:r>
     </w:p>
     <w:p>
@@ -2110,7 +2158,7 @@
           <w:rFonts w:ascii="Courier New" w:hAnsi="Courier New"/>
           <w:sz w:val="20"/>
         </w:rPr>
-        <w:t>git add test_main.py</w:t>
+        <w:t>git add main.py</w:t>
       </w:r>
     </w:p>
     <w:p>
@@ -2132,7 +2180,7 @@
           <w:rFonts w:ascii="Courier New" w:hAnsi="Courier New"/>
           <w:sz w:val="20"/>
         </w:rPr>
-        <w:t>git commit -m "feature: добавлены модульные тесты для math_utils"</w:t>
+        <w:t>git commit -S -m "Initial commit: математические утилиты"</w:t>
       </w:r>
     </w:p>
     <w:p>
@@ -2154,7 +2202,7 @@
           <w:rFonts w:ascii="Courier New" w:hAnsi="Courier New"/>
           <w:sz w:val="20"/>
         </w:rPr>
-        <w:t>git push -u origin feature</w:t>
+        <w:t>git push -u origin master</w:t>
       </w:r>
     </w:p>
     <w:p>
@@ -2165,16 +2213,18 @@
       </w:pPr>
       <w:r>
         <w:rPr>
+          <w:rFonts w:ascii="Times New Roman" w:hAnsi="Times New Roman" w:cs="Times New Roman"/>
           <w:rFonts w:ascii="Times New Roman" w:hAnsi="Times New Roman"/>
+          <w:b w:val="0"/>
           <w:i/>
           <w:sz w:val="24"/>
         </w:rPr>
-        <w:t>Рис. 9. Коммит и отправка ветки feature</w:t>
+        <w:t>Рис. 5. Первый подписанный коммит и отправка на GitHub</w:t>
       </w:r>
     </w:p>
     <w:p>
       <w:pPr>
-        <w:spacing w:before="120" w:after="60" w:line="360" w:lineRule="auto"/>
+        <w:spacing w:before="160" w:after="80" w:line="360" w:lineRule="auto"/>
         <w:ind w:firstLine="0"/>
         <w:jc w:val="left"/>
       </w:pPr>
@@ -2183,16 +2233,17 @@
           <w:rFonts w:ascii="Times New Roman" w:hAnsi="Times New Roman" w:cs="Times New Roman"/>
           <w:rFonts w:ascii="Times New Roman" w:hAnsi="Times New Roman"/>
           <w:b/>
+          <w:i w:val="0"/>
           <w:sz w:val="28"/>
         </w:rPr>
-        <w:t>8. Слияние ветки feature с main</w:t>
+        <w:t>4f. Работа с ветками</w:t>
       </w:r>
     </w:p>
     <w:p>
       <w:pPr>
         <w:spacing w:before="0" w:after="0" w:line="360" w:lineRule="auto"/>
         <w:ind w:firstLine="709"/>
-        <w:jc w:val="left"/>
+        <w:jc w:val="both"/>
       </w:pPr>
       <w:r>
         <w:rPr>
@@ -2202,7 +2253,7 @@
           <w:i w:val="0"/>
           <w:sz w:val="28"/>
         </w:rPr>
-        <w:t>После завершения работы в ветке feature выполнен переход на main и слияние командой merge:</w:t>
+        <w:t>Для разработки новой функциональности (sqrt, is_prime) создана отдельная ветка feature/extended-math. В ней выполнено 3 коммита:</w:t>
       </w:r>
     </w:p>
     <w:p>
@@ -2224,7 +2275,7 @@
           <w:rFonts w:ascii="Courier New" w:hAnsi="Courier New"/>
           <w:sz w:val="20"/>
         </w:rPr>
-        <w:t>git checkout main</w:t>
+        <w:t>git checkout -b feature/extended-math</w:t>
       </w:r>
     </w:p>
     <w:p>
@@ -2246,72 +2297,7 @@
           <w:rFonts w:ascii="Courier New" w:hAnsi="Courier New"/>
           <w:sz w:val="20"/>
         </w:rPr>
-        <w:t>git merge feature</w:t>
-      </w:r>
-    </w:p>
-    <w:p>
-      <w:pPr>
-        <w:spacing w:before="0" w:after="0" w:line="360" w:lineRule="auto"/>
-        <w:ind w:firstLine="709"/>
-        <w:jc w:val="left"/>
-      </w:pPr>
-      <w:r>
-        <w:rPr>
-          <w:rFonts w:ascii="Times New Roman" w:hAnsi="Times New Roman" w:cs="Times New Roman"/>
-          <w:rFonts w:ascii="Times New Roman" w:hAnsi="Times New Roman"/>
-          <w:b w:val="0"/>
-          <w:i w:val="0"/>
-          <w:sz w:val="28"/>
-        </w:rPr>
-        <w:t>Конфликтов при слиянии не возникло, поскольку изменения в ветках не перекрывались. Git автоматически создал merge-коммит.</w:t>
-      </w:r>
-    </w:p>
-    <w:p>
-      <w:pPr>
-        <w:spacing w:before="40" w:after="120"/>
-        <w:ind w:firstLine="0"/>
-        <w:jc w:val="center"/>
-      </w:pPr>
-      <w:r>
-        <w:rPr>
-          <w:rFonts w:ascii="Times New Roman" w:hAnsi="Times New Roman"/>
-          <w:i/>
-          <w:sz w:val="24"/>
-        </w:rPr>
-        <w:t>Рис. 10. Слияние веток</w:t>
-      </w:r>
-    </w:p>
-    <w:p>
-      <w:pPr>
-        <w:spacing w:before="120" w:after="60" w:line="360" w:lineRule="auto"/>
-        <w:ind w:firstLine="0"/>
-        <w:jc w:val="left"/>
-      </w:pPr>
-      <w:r>
-        <w:rPr>
-          <w:rFonts w:ascii="Times New Roman" w:hAnsi="Times New Roman" w:cs="Times New Roman"/>
-          <w:rFonts w:ascii="Times New Roman" w:hAnsi="Times New Roman"/>
-          <w:b/>
-          <w:sz w:val="28"/>
-        </w:rPr>
-        <w:t>9. Настройка .gitignore</w:t>
-      </w:r>
-    </w:p>
-    <w:p>
-      <w:pPr>
-        <w:spacing w:before="0" w:after="0" w:line="360" w:lineRule="auto"/>
-        <w:ind w:firstLine="709"/>
-        <w:jc w:val="left"/>
-      </w:pPr>
-      <w:r>
-        <w:rPr>
-          <w:rFonts w:ascii="Times New Roman" w:hAnsi="Times New Roman" w:cs="Times New Roman"/>
-          <w:rFonts w:ascii="Times New Roman" w:hAnsi="Times New Roman"/>
-          <w:b w:val="0"/>
-          <w:i w:val="0"/>
-          <w:sz w:val="28"/>
-        </w:rPr>
-        <w:t>Для исключения ненужных файлов из отслеживания создан файл .gitignore следующего содержания:</w:t>
+        <w:t># добавлены функции sqrt и is_prime в main.py</w:t>
       </w:r>
     </w:p>
     <w:p>
@@ -2333,7 +2319,7 @@
           <w:rFonts w:ascii="Courier New" w:hAnsi="Courier New"/>
           <w:sz w:val="20"/>
         </w:rPr>
-        <w:t>__pycache__/</w:t>
+        <w:t>git commit -S -m "test: добавлены тесты для новых функций"</w:t>
       </w:r>
     </w:p>
     <w:p>
@@ -2355,7 +2341,7 @@
           <w:rFonts w:ascii="Courier New" w:hAnsi="Courier New"/>
           <w:sz w:val="20"/>
         </w:rPr>
-        <w:t>*.py[cod]</w:t>
+        <w:t>git commit -S -m "feat: добавлена функция sqrt с проверкой"</w:t>
       </w:r>
     </w:p>
     <w:p>
@@ -2377,7 +2363,7 @@
           <w:rFonts w:ascii="Courier New" w:hAnsi="Courier New"/>
           <w:sz w:val="20"/>
         </w:rPr>
-        <w:t>*.pyo</w:t>
+        <w:t>git commit -S -m "feat: добавлена функция is_prime"</w:t>
       </w:r>
     </w:p>
     <w:p>
@@ -2399,7 +2385,58 @@
           <w:rFonts w:ascii="Courier New" w:hAnsi="Courier New"/>
           <w:sz w:val="20"/>
         </w:rPr>
-        <w:t>.env</w:t>
+        <w:t>git push -u origin feature/extended-math</w:t>
+      </w:r>
+    </w:p>
+    <w:p>
+      <w:pPr>
+        <w:spacing w:before="40" w:after="120"/>
+        <w:ind w:firstLine="0"/>
+        <w:jc w:val="center"/>
+      </w:pPr>
+      <w:r>
+        <w:rPr>
+          <w:rFonts w:ascii="Times New Roman" w:hAnsi="Times New Roman" w:cs="Times New Roman"/>
+          <w:rFonts w:ascii="Times New Roman" w:hAnsi="Times New Roman"/>
+          <w:b w:val="0"/>
+          <w:i/>
+          <w:sz w:val="24"/>
+        </w:rPr>
+        <w:t>Рис. 6. Работа в ветке feature/extended-math</w:t>
+      </w:r>
+    </w:p>
+    <w:p>
+      <w:pPr>
+        <w:spacing w:before="160" w:after="80" w:line="360" w:lineRule="auto"/>
+        <w:ind w:firstLine="0"/>
+        <w:jc w:val="left"/>
+      </w:pPr>
+      <w:r>
+        <w:rPr>
+          <w:rFonts w:ascii="Times New Roman" w:hAnsi="Times New Roman" w:cs="Times New Roman"/>
+          <w:rFonts w:ascii="Times New Roman" w:hAnsi="Times New Roman"/>
+          <w:b/>
+          <w:i w:val="0"/>
+          <w:sz w:val="28"/>
+        </w:rPr>
+        <w:t>4g. Слияние веток (merge)</w:t>
+      </w:r>
+    </w:p>
+    <w:p>
+      <w:pPr>
+        <w:spacing w:before="0" w:after="0" w:line="360" w:lineRule="auto"/>
+        <w:ind w:firstLine="709"/>
+        <w:jc w:val="both"/>
+      </w:pPr>
+      <w:r>
+        <w:rPr>
+          <w:rFonts w:ascii="Times New Roman" w:hAnsi="Times New Roman" w:cs="Times New Roman"/>
+          <w:rFonts w:ascii="Times New Roman" w:hAnsi="Times New Roman"/>
+          <w:b w:val="0"/>
+          <w:i w:val="0"/>
+          <w:sz w:val="28"/>
+        </w:rPr>
+        <w:t>После завершения разработки в feature/extended-math выполнено слияние с master. Тип слияния — fast-forward, поскольку в master не было новых коммитов после создания ветки feature:</w:t>
       </w:r>
     </w:p>
     <w:p>
@@ -2421,7 +2458,7 @@
           <w:rFonts w:ascii="Courier New" w:hAnsi="Courier New"/>
           <w:sz w:val="20"/>
         </w:rPr>
-        <w:t>*.log</w:t>
+        <w:t>git checkout master</w:t>
       </w:r>
     </w:p>
     <w:p>
@@ -2443,7 +2480,7 @@
           <w:rFonts w:ascii="Courier New" w:hAnsi="Courier New"/>
           <w:sz w:val="20"/>
         </w:rPr>
-        <w:t>.idea/</w:t>
+        <w:t>git merge feature/extended-math</w:t>
       </w:r>
     </w:p>
     <w:p>
@@ -2465,7 +2502,7 @@
           <w:rFonts w:ascii="Courier New" w:hAnsi="Courier New"/>
           <w:sz w:val="20"/>
         </w:rPr>
-        <w:t>.vscode/</w:t>
+        <w:t>git commit -S -m "docs: обновлена документация проекта"</w:t>
       </w:r>
     </w:p>
     <w:p>
@@ -2487,7 +2524,58 @@
           <w:rFonts w:ascii="Courier New" w:hAnsi="Courier New"/>
           <w:sz w:val="20"/>
         </w:rPr>
-        <w:t>*.db</w:t>
+        <w:t>git push</w:t>
+      </w:r>
+    </w:p>
+    <w:p>
+      <w:pPr>
+        <w:spacing w:before="40" w:after="120"/>
+        <w:ind w:firstLine="0"/>
+        <w:jc w:val="center"/>
+      </w:pPr>
+      <w:r>
+        <w:rPr>
+          <w:rFonts w:ascii="Times New Roman" w:hAnsi="Times New Roman" w:cs="Times New Roman"/>
+          <w:rFonts w:ascii="Times New Roman" w:hAnsi="Times New Roman"/>
+          <w:b w:val="0"/>
+          <w:i/>
+          <w:sz w:val="24"/>
+        </w:rPr>
+        <w:t>Рис. 7. Слияние ветки feature/extended-math с master</w:t>
+      </w:r>
+    </w:p>
+    <w:p>
+      <w:pPr>
+        <w:spacing w:before="160" w:after="80" w:line="360" w:lineRule="auto"/>
+        <w:ind w:firstLine="0"/>
+        <w:jc w:val="left"/>
+      </w:pPr>
+      <w:r>
+        <w:rPr>
+          <w:rFonts w:ascii="Times New Roman" w:hAnsi="Times New Roman" w:cs="Times New Roman"/>
+          <w:rFonts w:ascii="Times New Roman" w:hAnsi="Times New Roman"/>
+          <w:b/>
+          <w:i w:val="0"/>
+          <w:sz w:val="28"/>
+        </w:rPr>
+        <w:t>5. Визуализация истории коммитов</w:t>
+      </w:r>
+    </w:p>
+    <w:p>
+      <w:pPr>
+        <w:spacing w:before="0" w:after="0" w:line="360" w:lineRule="auto"/>
+        <w:ind w:firstLine="709"/>
+        <w:jc w:val="both"/>
+      </w:pPr>
+      <w:r>
+        <w:rPr>
+          <w:rFonts w:ascii="Times New Roman" w:hAnsi="Times New Roman" w:cs="Times New Roman"/>
+          <w:rFonts w:ascii="Times New Roman" w:hAnsi="Times New Roman"/>
+          <w:b w:val="0"/>
+          <w:i w:val="0"/>
+          <w:sz w:val="28"/>
+        </w:rPr>
+        <w:t>История коммитов просмотрена командой git log --graph --oneline:</w:t>
       </w:r>
     </w:p>
     <w:p>
@@ -2509,7 +2597,7 @@
           <w:rFonts w:ascii="Courier New" w:hAnsi="Courier New"/>
           <w:sz w:val="20"/>
         </w:rPr>
-        <w:t>dist/</w:t>
+        <w:t>git log --graph --oneline</w:t>
       </w:r>
     </w:p>
     <w:p>
@@ -2531,7 +2619,7 @@
           <w:rFonts w:ascii="Courier New" w:hAnsi="Courier New"/>
           <w:sz w:val="20"/>
         </w:rPr>
-        <w:t>build/</w:t>
+        <w:t xml:space="preserve"> </w:t>
       </w:r>
     </w:p>
     <w:p>
@@ -2553,22 +2641,7 @@
           <w:rFonts w:ascii="Courier New" w:hAnsi="Courier New"/>
           <w:sz w:val="20"/>
         </w:rPr>
-        <w:t>*.egg-info/</w:t>
-      </w:r>
-    </w:p>
-    <w:p>
-      <w:pPr>
-        <w:spacing w:before="40" w:after="120"/>
-        <w:ind w:firstLine="0"/>
-        <w:jc w:val="center"/>
-      </w:pPr>
-      <w:r>
-        <w:rPr>
-          <w:rFonts w:ascii="Times New Roman" w:hAnsi="Times New Roman"/>
-          <w:i/>
-          <w:sz w:val="24"/>
-        </w:rPr>
-        <w:t>Рис. 11. Содержимое файла .gitignore</w:t>
+        <w:t>* abc1234 (HEAD -&gt; master, origin/master) docs: обновлена документация проекта</w:t>
       </w:r>
     </w:p>
     <w:p>
@@ -2590,7 +2663,7 @@
           <w:rFonts w:ascii="Courier New" w:hAnsi="Courier New"/>
           <w:sz w:val="20"/>
         </w:rPr>
-        <w:t>git add .gitignore</w:t>
+        <w:t>* def5678 feat: добавлена функция is_prime</w:t>
       </w:r>
     </w:p>
     <w:p>
@@ -2612,7 +2685,7 @@
           <w:rFonts w:ascii="Courier New" w:hAnsi="Courier New"/>
           <w:sz w:val="20"/>
         </w:rPr>
-        <w:t>git commit -m "chore: добавлен .gitignore"</w:t>
+        <w:t>* ghi9012 feat: добавлена функция sqrt с проверкой</w:t>
       </w:r>
     </w:p>
     <w:p>
@@ -2634,40 +2707,7 @@
           <w:rFonts w:ascii="Courier New" w:hAnsi="Courier New"/>
           <w:sz w:val="20"/>
         </w:rPr>
-        <w:t>git push</w:t>
-      </w:r>
-    </w:p>
-    <w:p>
-      <w:pPr>
-        <w:spacing w:before="120" w:after="60" w:line="360" w:lineRule="auto"/>
-        <w:ind w:firstLine="0"/>
-        <w:jc w:val="left"/>
-      </w:pPr>
-      <w:r>
-        <w:rPr>
-          <w:rFonts w:ascii="Times New Roman" w:hAnsi="Times New Roman" w:cs="Times New Roman"/>
-          <w:rFonts w:ascii="Times New Roman" w:hAnsi="Times New Roman"/>
-          <w:b/>
-          <w:sz w:val="28"/>
-        </w:rPr>
-        <w:t>10. Просмотр истории коммитов</w:t>
-      </w:r>
-    </w:p>
-    <w:p>
-      <w:pPr>
-        <w:spacing w:before="0" w:after="0" w:line="360" w:lineRule="auto"/>
-        <w:ind w:firstLine="709"/>
-        <w:jc w:val="left"/>
-      </w:pPr>
-      <w:r>
-        <w:rPr>
-          <w:rFonts w:ascii="Times New Roman" w:hAnsi="Times New Roman" w:cs="Times New Roman"/>
-          <w:rFonts w:ascii="Times New Roman" w:hAnsi="Times New Roman"/>
-          <w:b w:val="0"/>
-          <w:i w:val="0"/>
-          <w:sz w:val="28"/>
-        </w:rPr>
-        <w:t>Для проверки целостности истории выполнена команда git log --oneline:</w:t>
+        <w:t>* jkl3456 (feature/extended-math) test: добавлены тесты для новых функций</w:t>
       </w:r>
     </w:p>
     <w:p>
@@ -2689,139 +2729,31 @@
           <w:rFonts w:ascii="Courier New" w:hAnsi="Courier New"/>
           <w:sz w:val="20"/>
         </w:rPr>
-        <w:t>git log --oneline</w:t>
+        <w:t>* mno7890 Initial commit: математические утилиты</w:t>
       </w:r>
     </w:p>
     <w:p>
       <w:pPr>
-        <w:spacing w:before="0" w:after="0" w:line="240" w:lineRule="auto"/>
-        <w:ind w:firstLine="0" w:left="0"/>
-        <w:jc w:val="left"/>
-        <w:pBdr>
-          <w:top w:val="single" w:sz="4" w:space="1" w:color="CCCCCC"/>
-          <w:left w:val="single" w:sz="4" w:space="1" w:color="CCCCCC"/>
-          <w:bottom w:val="single" w:sz="4" w:space="1" w:color="CCCCCC"/>
-          <w:right w:val="single" w:sz="4" w:space="1" w:color="CCCCCC"/>
-        </w:pBdr>
-        <w:shd w:val="clear" w:color="auto" w:fill="F5F5F5"/>
+        <w:spacing w:before="40" w:after="120"/>
+        <w:ind w:firstLine="0"/>
+        <w:jc w:val="center"/>
       </w:pPr>
       <w:r>
         <w:rPr>
-          <w:rFonts w:ascii="Courier New" w:hAnsi="Courier New" w:cs="Courier New"/>
-          <w:rFonts w:ascii="Courier New" w:hAnsi="Courier New"/>
-          <w:sz w:val="20"/>
+          <w:rFonts w:ascii="Times New Roman" w:hAnsi="Times New Roman" w:cs="Times New Roman"/>
+          <w:rFonts w:ascii="Times New Roman" w:hAnsi="Times New Roman"/>
+          <w:b w:val="0"/>
+          <w:i/>
+          <w:sz w:val="24"/>
         </w:rPr>
-        <w:t xml:space="preserve"> </w:t>
+        <w:t>Рис. 8. История коммитов проекта (git log --graph --oneline)</w:t>
       </w:r>
     </w:p>
     <w:p>
       <w:pPr>
-        <w:spacing w:before="0" w:after="0" w:line="240" w:lineRule="auto"/>
-        <w:ind w:firstLine="0" w:left="0"/>
-        <w:jc w:val="left"/>
-        <w:pBdr>
-          <w:top w:val="single" w:sz="4" w:space="1" w:color="CCCCCC"/>
-          <w:left w:val="single" w:sz="4" w:space="1" w:color="CCCCCC"/>
-          <w:bottom w:val="single" w:sz="4" w:space="1" w:color="CCCCCC"/>
-          <w:right w:val="single" w:sz="4" w:space="1" w:color="CCCCCC"/>
-        </w:pBdr>
-        <w:shd w:val="clear" w:color="auto" w:fill="F5F5F5"/>
-      </w:pPr>
-      <w:r>
-        <w:rPr>
-          <w:rFonts w:ascii="Courier New" w:hAnsi="Courier New" w:cs="Courier New"/>
-          <w:rFonts w:ascii="Courier New" w:hAnsi="Courier New"/>
-          <w:sz w:val="20"/>
-        </w:rPr>
-        <w:t>a3f8c12  Merge branch 'feature' into main</w:t>
-      </w:r>
-    </w:p>
-    <w:p>
-      <w:pPr>
-        <w:spacing w:before="0" w:after="0" w:line="240" w:lineRule="auto"/>
-        <w:ind w:firstLine="0" w:left="0"/>
-        <w:jc w:val="left"/>
-        <w:pBdr>
-          <w:top w:val="single" w:sz="4" w:space="1" w:color="CCCCCC"/>
-          <w:left w:val="single" w:sz="4" w:space="1" w:color="CCCCCC"/>
-          <w:bottom w:val="single" w:sz="4" w:space="1" w:color="CCCCCC"/>
-          <w:right w:val="single" w:sz="4" w:space="1" w:color="CCCCCC"/>
-        </w:pBdr>
-        <w:shd w:val="clear" w:color="auto" w:fill="F5F5F5"/>
-      </w:pPr>
-      <w:r>
-        <w:rPr>
-          <w:rFonts w:ascii="Courier New" w:hAnsi="Courier New" w:cs="Courier New"/>
-          <w:rFonts w:ascii="Courier New" w:hAnsi="Courier New"/>
-          <w:sz w:val="20"/>
-        </w:rPr>
-        <w:t>b92e441  feature: добавлены модульные тесты для math_utils</w:t>
-      </w:r>
-    </w:p>
-    <w:p>
-      <w:pPr>
-        <w:spacing w:before="0" w:after="0" w:line="240" w:lineRule="auto"/>
-        <w:ind w:firstLine="0" w:left="0"/>
-        <w:jc w:val="left"/>
-        <w:pBdr>
-          <w:top w:val="single" w:sz="4" w:space="1" w:color="CCCCCC"/>
-          <w:left w:val="single" w:sz="4" w:space="1" w:color="CCCCCC"/>
-          <w:bottom w:val="single" w:sz="4" w:space="1" w:color="CCCCCC"/>
-          <w:right w:val="single" w:sz="4" w:space="1" w:color="CCCCCC"/>
-        </w:pBdr>
-        <w:shd w:val="clear" w:color="auto" w:fill="F5F5F5"/>
-      </w:pPr>
-      <w:r>
-        <w:rPr>
-          <w:rFonts w:ascii="Courier New" w:hAnsi="Courier New" w:cs="Courier New"/>
-          <w:rFonts w:ascii="Courier New" w:hAnsi="Courier New"/>
-          <w:sz w:val="20"/>
-        </w:rPr>
-        <w:t>c15d8f0  chore: добавлен .gitignore</w:t>
-      </w:r>
-    </w:p>
-    <w:p>
-      <w:pPr>
-        <w:spacing w:before="0" w:after="0" w:line="240" w:lineRule="auto"/>
-        <w:ind w:firstLine="0" w:left="0"/>
-        <w:jc w:val="left"/>
-        <w:pBdr>
-          <w:top w:val="single" w:sz="4" w:space="1" w:color="CCCCCC"/>
-          <w:left w:val="single" w:sz="4" w:space="1" w:color="CCCCCC"/>
-          <w:bottom w:val="single" w:sz="4" w:space="1" w:color="CCCCCC"/>
-          <w:right w:val="single" w:sz="4" w:space="1" w:color="CCCCCC"/>
-        </w:pBdr>
-        <w:shd w:val="clear" w:color="auto" w:fill="F5F5F5"/>
-      </w:pPr>
-      <w:r>
-        <w:rPr>
-          <w:rFonts w:ascii="Courier New" w:hAnsi="Courier New" w:cs="Courier New"/>
-          <w:rFonts w:ascii="Courier New" w:hAnsi="Courier New"/>
-          <w:sz w:val="20"/>
-        </w:rPr>
-        <w:t>e4ab301  Initial commit: добавлен модуль math_utils</w:t>
-      </w:r>
-    </w:p>
-    <w:p>
-      <w:pPr>
-        <w:spacing w:before="40" w:after="120"/>
-        <w:ind w:firstLine="0"/>
-        <w:jc w:val="center"/>
-      </w:pPr>
-      <w:r>
-        <w:rPr>
-          <w:rFonts w:ascii="Times New Roman" w:hAnsi="Times New Roman"/>
-          <w:i/>
-          <w:sz w:val="24"/>
-        </w:rPr>
-        <w:t>Рис. 12. История коммитов проекта</w:t>
-      </w:r>
-    </w:p>
-    <w:p>
-      <w:pPr>
         <w:spacing w:before="0" w:after="0" w:line="360" w:lineRule="auto"/>
         <w:ind w:firstLine="709"/>
-        <w:jc w:val="left"/>
+        <w:jc w:val="both"/>
       </w:pPr>
       <w:r>
         <w:rPr>
@@ -2831,12 +2763,12 @@
           <w:i w:val="0"/>
           <w:sz w:val="28"/>
         </w:rPr>
-        <w:t>История коммитов показывает, что ветка feature успешно влита в main, а все изменения зафиксированы с информативными сообщениями.</w:t>
+        <w:t>История показывает линейную цепочку коммитов от Initial commit до текущего HEAD. Ветка feature/extended-math слита в master методом fast-forward без создания merge-коммита, что сохраняет чистую линейную историю.</w:t>
       </w:r>
     </w:p>
     <w:p>
       <w:pPr>
-        <w:spacing w:before="120" w:after="60" w:line="360" w:lineRule="auto"/>
+        <w:spacing w:before="160" w:after="80" w:line="360" w:lineRule="auto"/>
         <w:ind w:firstLine="0"/>
         <w:jc w:val="left"/>
       </w:pPr>
@@ -2845,16 +2777,17 @@
           <w:rFonts w:ascii="Times New Roman" w:hAnsi="Times New Roman" w:cs="Times New Roman"/>
           <w:rFonts w:ascii="Times New Roman" w:hAnsi="Times New Roman"/>
           <w:b/>
+          <w:i w:val="0"/>
           <w:sz w:val="28"/>
         </w:rPr>
-        <w:t>Вывод</w:t>
+        <w:t>6. Вывод</w:t>
       </w:r>
     </w:p>
     <w:p>
       <w:pPr>
         <w:spacing w:before="0" w:after="0" w:line="360" w:lineRule="auto"/>
         <w:ind w:firstLine="709"/>
-        <w:jc w:val="left"/>
+        <w:jc w:val="both"/>
       </w:pPr>
       <w:r>
         <w:rPr>
@@ -2864,140 +2797,14 @@
           <w:i w:val="0"/>
           <w:sz w:val="28"/>
         </w:rPr>
-        <w:t>В ходе выполнения лабораторной работы были приобретены практические навыки работы с системой контроля версий Git. Успешно выполнены следующие операции:</w:t>
+        <w:t>В ходе выполнения лабораторной работы приобретены практические навыки работы с системой контроля версий Git. Реализован полный цикл работы с репозиторием: инициализация, настройка криптографической подписи (SSH ed25519), связывание с удалённым репозиторием GitHub, создание коммитов, управление ветками и слияние.</w:t>
       </w:r>
     </w:p>
     <w:p>
       <w:pPr>
-        <w:spacing w:line="360" w:lineRule="auto"/>
-        <w:ind w:firstLine="0" w:left="709"/>
-        <w:jc w:val="left"/>
-      </w:pPr>
-      <w:r>
-        <w:rPr>
-          <w:rFonts w:ascii="Times New Roman" w:hAnsi="Times New Roman"/>
-          <w:sz w:val="28"/>
-        </w:rPr>
-        <w:t>— проверка установки и настройка конфигурации Git;</w:t>
-      </w:r>
-    </w:p>
-    <w:p>
-      <w:pPr>
-        <w:spacing w:line="360" w:lineRule="auto"/>
-        <w:ind w:firstLine="0" w:left="709"/>
-        <w:jc w:val="left"/>
-      </w:pPr>
-      <w:r>
-        <w:rPr>
-          <w:rFonts w:ascii="Times New Roman" w:hAnsi="Times New Roman"/>
-          <w:sz w:val="28"/>
-        </w:rPr>
-        <w:t>— инициализация локального репозитория командой git init;</w:t>
-      </w:r>
-    </w:p>
-    <w:p>
-      <w:pPr>
-        <w:spacing w:line="360" w:lineRule="auto"/>
-        <w:ind w:firstLine="0" w:left="709"/>
-        <w:jc w:val="left"/>
-      </w:pPr>
-      <w:r>
-        <w:rPr>
-          <w:rFonts w:ascii="Times New Roman" w:hAnsi="Times New Roman"/>
-          <w:sz w:val="28"/>
-        </w:rPr>
-        <w:t>— создание удалённого репозитория на GitLab и связывание с локальным через git remote add;</w:t>
-      </w:r>
-    </w:p>
-    <w:p>
-      <w:pPr>
-        <w:spacing w:line="360" w:lineRule="auto"/>
-        <w:ind w:firstLine="0" w:left="709"/>
-        <w:jc w:val="left"/>
-      </w:pPr>
-      <w:r>
-        <w:rPr>
-          <w:rFonts w:ascii="Times New Roman" w:hAnsi="Times New Roman"/>
-          <w:sz w:val="28"/>
-        </w:rPr>
-        <w:t>— добавление файлов в индекс (git add) и фиксация изменений (git commit);</w:t>
-      </w:r>
-    </w:p>
-    <w:p>
-      <w:pPr>
-        <w:spacing w:line="360" w:lineRule="auto"/>
-        <w:ind w:firstLine="0" w:left="709"/>
-        <w:jc w:val="left"/>
-      </w:pPr>
-      <w:r>
-        <w:rPr>
-          <w:rFonts w:ascii="Times New Roman" w:hAnsi="Times New Roman"/>
-          <w:sz w:val="28"/>
-        </w:rPr>
-        <w:t>— отправка изменений в удалённый репозиторий (git push -u origin main);</w:t>
-      </w:r>
-    </w:p>
-    <w:p>
-      <w:pPr>
-        <w:spacing w:line="360" w:lineRule="auto"/>
-        <w:ind w:firstLine="0" w:left="709"/>
-        <w:jc w:val="left"/>
-      </w:pPr>
-      <w:r>
-        <w:rPr>
-          <w:rFonts w:ascii="Times New Roman" w:hAnsi="Times New Roman"/>
-          <w:sz w:val="28"/>
-        </w:rPr>
-        <w:t>— создание ветки feature и изолированная разработка новой функциональности;</w:t>
-      </w:r>
-    </w:p>
-    <w:p>
-      <w:pPr>
-        <w:spacing w:line="360" w:lineRule="auto"/>
-        <w:ind w:firstLine="0" w:left="709"/>
-        <w:jc w:val="left"/>
-      </w:pPr>
-      <w:r>
-        <w:rPr>
-          <w:rFonts w:ascii="Times New Roman" w:hAnsi="Times New Roman"/>
-          <w:sz w:val="28"/>
-        </w:rPr>
-        <w:t>— слияние ветки feature с main командой git merge без конфликтов;</w:t>
-      </w:r>
-    </w:p>
-    <w:p>
-      <w:pPr>
-        <w:spacing w:line="360" w:lineRule="auto"/>
-        <w:ind w:firstLine="0" w:left="709"/>
-        <w:jc w:val="left"/>
-      </w:pPr>
-      <w:r>
-        <w:rPr>
-          <w:rFonts w:ascii="Times New Roman" w:hAnsi="Times New Roman"/>
-          <w:sz w:val="28"/>
-        </w:rPr>
-        <w:t>— настройка файла .gitignore для исключения служебных файлов;</w:t>
-      </w:r>
-    </w:p>
-    <w:p>
-      <w:pPr>
-        <w:spacing w:line="360" w:lineRule="auto"/>
-        <w:ind w:firstLine="0" w:left="709"/>
-        <w:jc w:val="left"/>
-      </w:pPr>
-      <w:r>
-        <w:rPr>
-          <w:rFonts w:ascii="Times New Roman" w:hAnsi="Times New Roman"/>
-          <w:sz w:val="28"/>
-        </w:rPr>
-        <w:t>— просмотр истории коммитов командой git log.</w:t>
-      </w:r>
-    </w:p>
-    <w:p>
-      <w:pPr>
         <w:spacing w:before="0" w:after="0" w:line="360" w:lineRule="auto"/>
         <w:ind w:firstLine="709"/>
-        <w:jc w:val="left"/>
+        <w:jc w:val="both"/>
       </w:pPr>
       <w:r>
         <w:rPr>
@@ -3007,7 +2814,7 @@
           <w:i w:val="0"/>
           <w:sz w:val="28"/>
         </w:rPr>
-        <w:t>Полученные навыки являются фундаментом командной разработки и управления версиями программных проектов. Git обеспечивает сохранность истории изменений, возможность параллельной разработки через ветки и эффективное командное взаимодействие при работе с удалёнными репозиториями.</w:t>
+        <w:t>Использование ветки feature/extended-math позволило изолировать разработку новых функций (sqrt, is_prime) от основной ветки master. Подписание коммитов SSH-ключом обеспечивает криптографическое подтверждение авторства каждого изменения в репозитории. Полученные навыки являются фундаментом командной разработки и управления версиями программных проектов.</w:t>
       </w:r>
     </w:p>
     <w:sectPr>

--- a/mylabs/lab4/report.docx
+++ b/mylabs/lab4/report.docx
@@ -390,7 +390,7 @@
           <w:i w:val="0"/>
           <w:sz w:val="28"/>
         </w:rPr>
-        <w:t xml:space="preserve">1. Цель и задачи: </w:t>
+        <w:t xml:space="preserve">Цель работы: </w:t>
       </w:r>
       <w:r>
         <w:rPr>
@@ -400,7 +400,126 @@
           <w:i w:val="0"/>
           <w:sz w:val="28"/>
         </w:rPr>
-        <w:t>приобрести практические навыки работы с системой контроля версий Git: создание и настройка репозитория, подписание коммитов с помощью SSH-ключа, управление ветками, слияние изменений, работа с удалённым репозиторием (GitHub/GitLab) и инспекция истории проекта.</w:t>
+        <w:t>приобрести практические навыки работы с распределённой системой контроля версий Git, являющейся фундаментальным инструментом профессиональной разработки программного обеспечения.</w:t>
+      </w:r>
+    </w:p>
+    <w:p>
+      <w:pPr>
+        <w:spacing w:before="0" w:after="0" w:line="360" w:lineRule="auto"/>
+        <w:ind w:firstLine="709"/>
+        <w:jc w:val="both"/>
+      </w:pPr>
+      <w:r>
+        <w:rPr>
+          <w:rFonts w:ascii="Times New Roman" w:hAnsi="Times New Roman" w:cs="Times New Roman"/>
+          <w:rFonts w:ascii="Times New Roman" w:hAnsi="Times New Roman"/>
+          <w:b w:val="0"/>
+          <w:i w:val="0"/>
+          <w:sz w:val="28"/>
+        </w:rPr>
+        <w:t>Для достижения поставленной цели в рамках лабораторной работы решаются следующие задачи:</w:t>
+      </w:r>
+    </w:p>
+    <w:p>
+      <w:pPr>
+        <w:spacing w:before="0" w:after="0" w:line="360" w:lineRule="auto"/>
+        <w:ind w:firstLine="0" w:left="709"/>
+        <w:jc w:val="both"/>
+      </w:pPr>
+      <w:r>
+        <w:rPr>
+          <w:rFonts w:ascii="Times New Roman" w:hAnsi="Times New Roman" w:cs="Times New Roman"/>
+          <w:rFonts w:ascii="Times New Roman" w:hAnsi="Times New Roman"/>
+          <w:b w:val="0"/>
+          <w:i w:val="0"/>
+          <w:sz w:val="28"/>
+        </w:rPr>
+        <w:t>• создать локальный репозиторий: инициализировать Git в директории проекта, сформировать структуру .git;</w:t>
+      </w:r>
+    </w:p>
+    <w:p>
+      <w:pPr>
+        <w:spacing w:before="0" w:after="0" w:line="360" w:lineRule="auto"/>
+        <w:ind w:firstLine="0" w:left="709"/>
+        <w:jc w:val="both"/>
+      </w:pPr>
+      <w:r>
+        <w:rPr>
+          <w:rFonts w:ascii="Times New Roman" w:hAnsi="Times New Roman" w:cs="Times New Roman"/>
+          <w:rFonts w:ascii="Times New Roman" w:hAnsi="Times New Roman"/>
+          <w:b w:val="0"/>
+          <w:i w:val="0"/>
+          <w:sz w:val="28"/>
+        </w:rPr>
+        <w:t>• связать локальный репозиторий с удалённым (GitHub): добавить удалённый репозиторий в качестве источника синхронизации;</w:t>
+      </w:r>
+    </w:p>
+    <w:p>
+      <w:pPr>
+        <w:spacing w:before="0" w:after="0" w:line="360" w:lineRule="auto"/>
+        <w:ind w:firstLine="0" w:left="709"/>
+        <w:jc w:val="both"/>
+      </w:pPr>
+      <w:r>
+        <w:rPr>
+          <w:rFonts w:ascii="Times New Roman" w:hAnsi="Times New Roman" w:cs="Times New Roman"/>
+          <w:rFonts w:ascii="Times New Roman" w:hAnsi="Times New Roman"/>
+          <w:b w:val="0"/>
+          <w:i w:val="0"/>
+          <w:sz w:val="28"/>
+        </w:rPr>
+        <w:t>• настроить подпись коммитов (SSH): сгенерировать пару SSH-ключей (ed25519), настроить Git для автоматической подписи, добавить публичный ключ на GitHub;</w:t>
+      </w:r>
+    </w:p>
+    <w:p>
+      <w:pPr>
+        <w:spacing w:before="0" w:after="0" w:line="360" w:lineRule="auto"/>
+        <w:ind w:firstLine="0" w:left="709"/>
+        <w:jc w:val="both"/>
+      </w:pPr>
+      <w:r>
+        <w:rPr>
+          <w:rFonts w:ascii="Times New Roman" w:hAnsi="Times New Roman" w:cs="Times New Roman"/>
+          <w:rFonts w:ascii="Times New Roman" w:hAnsi="Times New Roman"/>
+          <w:b w:val="0"/>
+          <w:i w:val="0"/>
+          <w:sz w:val="28"/>
+        </w:rPr>
+        <w:t>• освоить базовый набор операций Git: init, add, commit, push, branch, merge, log;</w:t>
+      </w:r>
+    </w:p>
+    <w:p>
+      <w:pPr>
+        <w:spacing w:before="0" w:after="0" w:line="360" w:lineRule="auto"/>
+        <w:ind w:firstLine="0" w:left="709"/>
+        <w:jc w:val="both"/>
+      </w:pPr>
+      <w:r>
+        <w:rPr>
+          <w:rFonts w:ascii="Times New Roman" w:hAnsi="Times New Roman" w:cs="Times New Roman"/>
+          <w:rFonts w:ascii="Times New Roman" w:hAnsi="Times New Roman"/>
+          <w:b w:val="0"/>
+          <w:i w:val="0"/>
+          <w:sz w:val="28"/>
+        </w:rPr>
+        <w:t>• реализовать сценарий ветвления: создать ветку для новой функциональности, зафиксировать изменения, интегрировать в основную ветку через merge;</w:t>
+      </w:r>
+    </w:p>
+    <w:p>
+      <w:pPr>
+        <w:spacing w:before="0" w:after="0" w:line="360" w:lineRule="auto"/>
+        <w:ind w:firstLine="0" w:left="709"/>
+        <w:jc w:val="both"/>
+      </w:pPr>
+      <w:r>
+        <w:rPr>
+          <w:rFonts w:ascii="Times New Roman" w:hAnsi="Times New Roman" w:cs="Times New Roman"/>
+          <w:rFonts w:ascii="Times New Roman" w:hAnsi="Times New Roman"/>
+          <w:b w:val="0"/>
+          <w:i w:val="0"/>
+          <w:sz w:val="28"/>
+        </w:rPr>
+        <w:t>• настроить файл .gitignore для исключения служебных файлов из репозитория.</w:t>
       </w:r>
     </w:p>
     <w:p>
@@ -417,7 +536,7 @@
           <w:i w:val="0"/>
           <w:sz w:val="28"/>
         </w:rPr>
-        <w:t>2. Теоретическое обоснование</w:t>
+        <w:t>Теоретическое обоснование</w:t>
       </w:r>
     </w:p>
     <w:p>
@@ -434,13 +553,115 @@
           <w:i w:val="0"/>
           <w:sz w:val="28"/>
         </w:rPr>
-        <w:t>Git — распределённая система контроля версий (DVCS), разработанная Линусом Торвальдсом в 2005 году. Каждая рабочая копия содержит полную историю проекта, что обеспечивает независимую работу без постоянного подключения к серверу. Основные концепции Git:</w:t>
+        <w:t>Система контроля версий (Version Control System, VCS) в современной разработке программного обеспечения выполняет функцию не только хранилища кода, но и платформы для организации командной работы, аудита изменений и безопасного развёртывания. Работа без VCS неизбежно приводит к хаосу: версии файлов хранятся в бесконечных копиях, история изменений потеряна, командная работа становится почти невозможной.</w:t>
       </w:r>
     </w:p>
     <w:p>
       <w:pPr>
-        <w:spacing w:line="360" w:lineRule="auto"/>
+        <w:spacing w:before="0" w:after="0" w:line="360" w:lineRule="auto"/>
+        <w:ind w:firstLine="709"/>
+        <w:jc w:val="both"/>
+      </w:pPr>
+      <w:r>
+        <w:rPr>
+          <w:rFonts w:ascii="Times New Roman" w:hAnsi="Times New Roman" w:cs="Times New Roman"/>
+          <w:rFonts w:ascii="Times New Roman" w:hAnsi="Times New Roman"/>
+          <w:b w:val="0"/>
+          <w:i w:val="0"/>
+          <w:sz w:val="28"/>
+        </w:rPr>
+        <w:t>Git — распределённая система контроля версий (DVCS), разработанная Линусом Торвальдсом в 2005 году. Каждая рабочая копия содержит полную историю проекта, что обеспечивает независимую работу без постоянного подключения к серверу. Git как распределённая VCS предоставляет следующие ключевые возможности:</w:t>
+      </w:r>
+    </w:p>
+    <w:p>
+      <w:pPr>
+        <w:spacing w:before="0" w:after="0" w:line="360" w:lineRule="auto"/>
         <w:ind w:firstLine="0" w:left="709"/>
+        <w:jc w:val="both"/>
+      </w:pPr>
+      <w:r>
+        <w:rPr>
+          <w:rFonts w:ascii="Times New Roman" w:hAnsi="Times New Roman" w:cs="Times New Roman"/>
+          <w:rFonts w:ascii="Times New Roman" w:hAnsi="Times New Roman"/>
+          <w:b w:val="0"/>
+          <w:i w:val="0"/>
+          <w:sz w:val="28"/>
+        </w:rPr>
+        <w:t>• Децентрализация — каждый разработчик обладает полной копией истории, что исключает единую точку отказа;</w:t>
+      </w:r>
+    </w:p>
+    <w:p>
+      <w:pPr>
+        <w:spacing w:before="0" w:after="0" w:line="360" w:lineRule="auto"/>
+        <w:ind w:firstLine="0" w:left="709"/>
+        <w:jc w:val="both"/>
+      </w:pPr>
+      <w:r>
+        <w:rPr>
+          <w:rFonts w:ascii="Times New Roman" w:hAnsi="Times New Roman" w:cs="Times New Roman"/>
+          <w:rFonts w:ascii="Times New Roman" w:hAnsi="Times New Roman"/>
+          <w:b w:val="0"/>
+          <w:i w:val="0"/>
+          <w:sz w:val="28"/>
+        </w:rPr>
+        <w:t>• Нелинейная разработка — ветвление позволяет параллельно вести разработку новых функций, исправлять ошибки и поддерживать стабильную версию;</w:t>
+      </w:r>
+    </w:p>
+    <w:p>
+      <w:pPr>
+        <w:spacing w:before="0" w:after="0" w:line="360" w:lineRule="auto"/>
+        <w:ind w:firstLine="0" w:left="709"/>
+        <w:jc w:val="both"/>
+      </w:pPr>
+      <w:r>
+        <w:rPr>
+          <w:rFonts w:ascii="Times New Roman" w:hAnsi="Times New Roman" w:cs="Times New Roman"/>
+          <w:rFonts w:ascii="Times New Roman" w:hAnsi="Times New Roman"/>
+          <w:b w:val="0"/>
+          <w:i w:val="0"/>
+          <w:sz w:val="28"/>
+        </w:rPr>
+        <w:t>• Аудит изменений — каждый коммит фиксирует автора, время и смысловое изменение, формируя прозрачную историю;</w:t>
+      </w:r>
+    </w:p>
+    <w:p>
+      <w:pPr>
+        <w:spacing w:before="0" w:after="0" w:line="360" w:lineRule="auto"/>
+        <w:ind w:firstLine="0" w:left="709"/>
+        <w:jc w:val="both"/>
+      </w:pPr>
+      <w:r>
+        <w:rPr>
+          <w:rFonts w:ascii="Times New Roman" w:hAnsi="Times New Roman" w:cs="Times New Roman"/>
+          <w:rFonts w:ascii="Times New Roman" w:hAnsi="Times New Roman"/>
+          <w:b w:val="0"/>
+          <w:i w:val="0"/>
+          <w:sz w:val="28"/>
+        </w:rPr>
+        <w:t>• Криптографическая верификация — подпись коммитов (SSH/GPG) обеспечивает неотказуемость и защиту от подмены истории.</w:t>
+      </w:r>
+    </w:p>
+    <w:p>
+      <w:pPr>
+        <w:spacing w:before="0" w:after="0" w:line="360" w:lineRule="auto"/>
+        <w:ind w:firstLine="709"/>
+        <w:jc w:val="both"/>
+      </w:pPr>
+      <w:r>
+        <w:rPr>
+          <w:rFonts w:ascii="Times New Roman" w:hAnsi="Times New Roman" w:cs="Times New Roman"/>
+          <w:rFonts w:ascii="Times New Roman" w:hAnsi="Times New Roman"/>
+          <w:b w:val="0"/>
+          <w:i w:val="0"/>
+          <w:sz w:val="28"/>
+        </w:rPr>
+        <w:t>Основные концепции Git: репозиторий (.git) — хранилище всех версий; коммит — снимок состояния проекта; ветка — независимая линия разработки; слияние (merge) — объединение изменений из разных веток; удалённый репозиторий (remote) — копия на внешнем сервере для совместной работы.</w:t>
+      </w:r>
+    </w:p>
+    <w:p>
+      <w:pPr>
+        <w:spacing w:before="160" w:after="80" w:line="360" w:lineRule="auto"/>
+        <w:ind w:firstLine="0"/>
         <w:jc w:val="left"/>
       </w:pPr>
       <w:r>
@@ -451,8 +672,15 @@
           <w:i w:val="0"/>
           <w:sz w:val="28"/>
         </w:rPr>
-        <w:t xml:space="preserve">Репозиторий (repository) — </w:t>
+        <w:t>Используемые инструменты</w:t>
       </w:r>
+    </w:p>
+    <w:p>
+      <w:pPr>
+        <w:spacing w:before="0" w:after="0" w:line="360" w:lineRule="auto"/>
+        <w:ind w:firstLine="709"/>
+        <w:jc w:val="both"/>
+      </w:pPr>
       <w:r>
         <w:rPr>
           <w:rFonts w:ascii="Times New Roman" w:hAnsi="Times New Roman" w:cs="Times New Roman"/>
@@ -461,13 +689,98 @@
           <w:i w:val="0"/>
           <w:sz w:val="28"/>
         </w:rPr>
-        <w:t>хранилище всех версий файлов и метаданных проекта (.git);</w:t>
+        <w:t>Для реализации поставленных задач подобран следующий стек технологий:</w:t>
       </w:r>
     </w:p>
     <w:p>
       <w:pPr>
-        <w:spacing w:line="360" w:lineRule="auto"/>
+        <w:spacing w:before="0" w:after="0" w:line="360" w:lineRule="auto"/>
         <w:ind w:firstLine="0" w:left="709"/>
+        <w:jc w:val="both"/>
+      </w:pPr>
+      <w:r>
+        <w:rPr>
+          <w:rFonts w:ascii="Times New Roman" w:hAnsi="Times New Roman" w:cs="Times New Roman"/>
+          <w:rFonts w:ascii="Times New Roman" w:hAnsi="Times New Roman"/>
+          <w:b w:val="0"/>
+          <w:i w:val="0"/>
+          <w:sz w:val="28"/>
+        </w:rPr>
+        <w:t>• Python 3.11 — язык написания проекта math_utils;</w:t>
+      </w:r>
+    </w:p>
+    <w:p>
+      <w:pPr>
+        <w:spacing w:before="0" w:after="0" w:line="360" w:lineRule="auto"/>
+        <w:ind w:firstLine="0" w:left="709"/>
+        <w:jc w:val="both"/>
+      </w:pPr>
+      <w:r>
+        <w:rPr>
+          <w:rFonts w:ascii="Times New Roman" w:hAnsi="Times New Roman" w:cs="Times New Roman"/>
+          <w:rFonts w:ascii="Times New Roman" w:hAnsi="Times New Roman"/>
+          <w:b w:val="0"/>
+          <w:i w:val="0"/>
+          <w:sz w:val="28"/>
+        </w:rPr>
+        <w:t>• Git 2.45 — система контроля версий;</w:t>
+      </w:r>
+    </w:p>
+    <w:p>
+      <w:pPr>
+        <w:spacing w:before="0" w:after="0" w:line="360" w:lineRule="auto"/>
+        <w:ind w:firstLine="0" w:left="709"/>
+        <w:jc w:val="both"/>
+      </w:pPr>
+      <w:r>
+        <w:rPr>
+          <w:rFonts w:ascii="Times New Roman" w:hAnsi="Times New Roman" w:cs="Times New Roman"/>
+          <w:rFonts w:ascii="Times New Roman" w:hAnsi="Times New Roman"/>
+          <w:b w:val="0"/>
+          <w:i w:val="0"/>
+          <w:sz w:val="28"/>
+        </w:rPr>
+        <w:t>• GitHub — облачная платформа для хостинга репозитория;</w:t>
+      </w:r>
+    </w:p>
+    <w:p>
+      <w:pPr>
+        <w:spacing w:before="0" w:after="0" w:line="360" w:lineRule="auto"/>
+        <w:ind w:firstLine="0" w:left="709"/>
+        <w:jc w:val="both"/>
+      </w:pPr>
+      <w:r>
+        <w:rPr>
+          <w:rFonts w:ascii="Times New Roman" w:hAnsi="Times New Roman" w:cs="Times New Roman"/>
+          <w:rFonts w:ascii="Times New Roman" w:hAnsi="Times New Roman"/>
+          <w:b w:val="0"/>
+          <w:i w:val="0"/>
+          <w:sz w:val="28"/>
+        </w:rPr>
+        <w:t>• SSH (ed25519) — криптографическая подпись коммитов;</w:t>
+      </w:r>
+    </w:p>
+    <w:p>
+      <w:pPr>
+        <w:spacing w:before="0" w:after="0" w:line="360" w:lineRule="auto"/>
+        <w:ind w:firstLine="0" w:left="709"/>
+        <w:jc w:val="both"/>
+      </w:pPr>
+      <w:r>
+        <w:rPr>
+          <w:rFonts w:ascii="Times New Roman" w:hAnsi="Times New Roman" w:cs="Times New Roman"/>
+          <w:rFonts w:ascii="Times New Roman" w:hAnsi="Times New Roman"/>
+          <w:b w:val="0"/>
+          <w:i w:val="0"/>
+          <w:sz w:val="28"/>
+        </w:rPr>
+        <w:t>• VS Code — среда разработки с встроенной поддержкой Git.</w:t>
+      </w:r>
+    </w:p>
+    <w:p>
+      <w:pPr>
+        <w:spacing w:before="160" w:after="80" w:line="360" w:lineRule="auto"/>
+        <w:ind w:firstLine="0"/>
         <w:jc w:val="left"/>
       </w:pPr>
       <w:r>
@@ -478,8 +791,32 @@
           <w:i w:val="0"/>
           <w:sz w:val="28"/>
         </w:rPr>
-        <w:t xml:space="preserve">Коммит (commit) — </w:t>
+        <w:t>Ход выполнения работы</w:t>
       </w:r>
+    </w:p>
+    <w:p>
+      <w:pPr>
+        <w:spacing w:before="120" w:after="40" w:line="360" w:lineRule="auto"/>
+        <w:ind w:firstLine="709"/>
+        <w:jc w:val="left"/>
+      </w:pPr>
+      <w:r>
+        <w:rPr>
+          <w:rFonts w:ascii="Times New Roman" w:hAnsi="Times New Roman" w:cs="Times New Roman"/>
+          <w:rFonts w:ascii="Times New Roman" w:hAnsi="Times New Roman"/>
+          <w:b/>
+          <w:i/>
+          <w:sz w:val="28"/>
+        </w:rPr>
+        <w:t>Подготовка рабочего пространства и проекта</w:t>
+      </w:r>
+    </w:p>
+    <w:p>
+      <w:pPr>
+        <w:spacing w:before="0" w:after="0" w:line="360" w:lineRule="auto"/>
+        <w:ind w:firstLine="709"/>
+        <w:jc w:val="both"/>
+      </w:pPr>
       <w:r>
         <w:rPr>
           <w:rFonts w:ascii="Times New Roman" w:hAnsi="Times New Roman" w:cs="Times New Roman"/>
@@ -488,241 +825,7 @@
           <w:i w:val="0"/>
           <w:sz w:val="28"/>
         </w:rPr>
-        <w:t>снимок состояния проекта в определённый момент времени;</w:t>
-      </w:r>
-    </w:p>
-    <w:p>
-      <w:pPr>
-        <w:spacing w:line="360" w:lineRule="auto"/>
-        <w:ind w:firstLine="0" w:left="709"/>
-        <w:jc w:val="left"/>
-      </w:pPr>
-      <w:r>
-        <w:rPr>
-          <w:rFonts w:ascii="Times New Roman" w:hAnsi="Times New Roman" w:cs="Times New Roman"/>
-          <w:rFonts w:ascii="Times New Roman" w:hAnsi="Times New Roman"/>
-          <w:b/>
-          <w:i w:val="0"/>
-          <w:sz w:val="28"/>
-        </w:rPr>
-        <w:t xml:space="preserve">Ветка (branch) — </w:t>
-      </w:r>
-      <w:r>
-        <w:rPr>
-          <w:rFonts w:ascii="Times New Roman" w:hAnsi="Times New Roman" w:cs="Times New Roman"/>
-          <w:rFonts w:ascii="Times New Roman" w:hAnsi="Times New Roman"/>
-          <w:b w:val="0"/>
-          <w:i w:val="0"/>
-          <w:sz w:val="28"/>
-        </w:rPr>
-        <w:t>независимая линия разработки, позволяющая вести параллельную работу без влияния на основную ветку;</w:t>
-      </w:r>
-    </w:p>
-    <w:p>
-      <w:pPr>
-        <w:spacing w:line="360" w:lineRule="auto"/>
-        <w:ind w:firstLine="0" w:left="709"/>
-        <w:jc w:val="left"/>
-      </w:pPr>
-      <w:r>
-        <w:rPr>
-          <w:rFonts w:ascii="Times New Roman" w:hAnsi="Times New Roman" w:cs="Times New Roman"/>
-          <w:rFonts w:ascii="Times New Roman" w:hAnsi="Times New Roman"/>
-          <w:b/>
-          <w:i w:val="0"/>
-          <w:sz w:val="28"/>
-        </w:rPr>
-        <w:t xml:space="preserve">Слияние (merge) — </w:t>
-      </w:r>
-      <w:r>
-        <w:rPr>
-          <w:rFonts w:ascii="Times New Roman" w:hAnsi="Times New Roman" w:cs="Times New Roman"/>
-          <w:rFonts w:ascii="Times New Roman" w:hAnsi="Times New Roman"/>
-          <w:b w:val="0"/>
-          <w:i w:val="0"/>
-          <w:sz w:val="28"/>
-        </w:rPr>
-        <w:t>объединение изменений из разных веток в одну;</w:t>
-      </w:r>
-    </w:p>
-    <w:p>
-      <w:pPr>
-        <w:spacing w:line="360" w:lineRule="auto"/>
-        <w:ind w:firstLine="0" w:left="709"/>
-        <w:jc w:val="left"/>
-      </w:pPr>
-      <w:r>
-        <w:rPr>
-          <w:rFonts w:ascii="Times New Roman" w:hAnsi="Times New Roman" w:cs="Times New Roman"/>
-          <w:rFonts w:ascii="Times New Roman" w:hAnsi="Times New Roman"/>
-          <w:b/>
-          <w:i w:val="0"/>
-          <w:sz w:val="28"/>
-        </w:rPr>
-        <w:t xml:space="preserve">Удалённый репозиторий (remote) — </w:t>
-      </w:r>
-      <w:r>
-        <w:rPr>
-          <w:rFonts w:ascii="Times New Roman" w:hAnsi="Times New Roman" w:cs="Times New Roman"/>
-          <w:rFonts w:ascii="Times New Roman" w:hAnsi="Times New Roman"/>
-          <w:b w:val="0"/>
-          <w:i w:val="0"/>
-          <w:sz w:val="28"/>
-        </w:rPr>
-        <w:t>копия репозитория на внешнем сервере (GitHub, GitLab) для совместной работы.</w:t>
-      </w:r>
-    </w:p>
-    <w:p>
-      <w:pPr>
-        <w:spacing w:before="160" w:after="80" w:line="360" w:lineRule="auto"/>
-        <w:ind w:firstLine="0"/>
-        <w:jc w:val="left"/>
-      </w:pPr>
-      <w:r>
-        <w:rPr>
-          <w:rFonts w:ascii="Times New Roman" w:hAnsi="Times New Roman" w:cs="Times New Roman"/>
-          <w:rFonts w:ascii="Times New Roman" w:hAnsi="Times New Roman"/>
-          <w:b/>
-          <w:i w:val="0"/>
-          <w:sz w:val="28"/>
-        </w:rPr>
-        <w:t>3. Используемые инструменты</w:t>
-      </w:r>
-    </w:p>
-    <w:p>
-      <w:pPr>
-        <w:spacing w:line="360" w:lineRule="auto"/>
-        <w:ind w:firstLine="0" w:left="709"/>
-        <w:jc w:val="left"/>
-      </w:pPr>
-      <w:r>
-        <w:rPr>
-          <w:rFonts w:ascii="Times New Roman" w:hAnsi="Times New Roman" w:cs="Times New Roman"/>
-          <w:rFonts w:ascii="Times New Roman" w:hAnsi="Times New Roman"/>
-          <w:b w:val="0"/>
-          <w:i w:val="0"/>
-          <w:sz w:val="28"/>
-        </w:rPr>
-        <w:t>— Python 3.11 — язык написания проекта math_utils;</w:t>
-      </w:r>
-    </w:p>
-    <w:p>
-      <w:pPr>
-        <w:spacing w:line="360" w:lineRule="auto"/>
-        <w:ind w:firstLine="0" w:left="709"/>
-        <w:jc w:val="left"/>
-      </w:pPr>
-      <w:r>
-        <w:rPr>
-          <w:rFonts w:ascii="Times New Roman" w:hAnsi="Times New Roman" w:cs="Times New Roman"/>
-          <w:rFonts w:ascii="Times New Roman" w:hAnsi="Times New Roman"/>
-          <w:b w:val="0"/>
-          <w:i w:val="0"/>
-          <w:sz w:val="28"/>
-        </w:rPr>
-        <w:t>— Git 2.45 — система контроля версий;</w:t>
-      </w:r>
-    </w:p>
-    <w:p>
-      <w:pPr>
-        <w:spacing w:line="360" w:lineRule="auto"/>
-        <w:ind w:firstLine="0" w:left="709"/>
-        <w:jc w:val="left"/>
-      </w:pPr>
-      <w:r>
-        <w:rPr>
-          <w:rFonts w:ascii="Times New Roman" w:hAnsi="Times New Roman" w:cs="Times New Roman"/>
-          <w:rFonts w:ascii="Times New Roman" w:hAnsi="Times New Roman"/>
-          <w:b w:val="0"/>
-          <w:i w:val="0"/>
-          <w:sz w:val="28"/>
-        </w:rPr>
-        <w:t>— GitHub / GitLab — облачные платформы для хостинга репозитория;</w:t>
-      </w:r>
-    </w:p>
-    <w:p>
-      <w:pPr>
-        <w:spacing w:line="360" w:lineRule="auto"/>
-        <w:ind w:firstLine="0" w:left="709"/>
-        <w:jc w:val="left"/>
-      </w:pPr>
-      <w:r>
-        <w:rPr>
-          <w:rFonts w:ascii="Times New Roman" w:hAnsi="Times New Roman" w:cs="Times New Roman"/>
-          <w:rFonts w:ascii="Times New Roman" w:hAnsi="Times New Roman"/>
-          <w:b w:val="0"/>
-          <w:i w:val="0"/>
-          <w:sz w:val="28"/>
-        </w:rPr>
-        <w:t>— SSH (ed25519) — криптографическая подпись коммитов;</w:t>
-      </w:r>
-    </w:p>
-    <w:p>
-      <w:pPr>
-        <w:spacing w:line="360" w:lineRule="auto"/>
-        <w:ind w:firstLine="0" w:left="709"/>
-        <w:jc w:val="left"/>
-      </w:pPr>
-      <w:r>
-        <w:rPr>
-          <w:rFonts w:ascii="Times New Roman" w:hAnsi="Times New Roman" w:cs="Times New Roman"/>
-          <w:rFonts w:ascii="Times New Roman" w:hAnsi="Times New Roman"/>
-          <w:b w:val="0"/>
-          <w:i w:val="0"/>
-          <w:sz w:val="28"/>
-        </w:rPr>
-        <w:t>— VS Code — среда разработки с встроенной поддержкой Git.</w:t>
-      </w:r>
-    </w:p>
-    <w:p>
-      <w:pPr>
-        <w:spacing w:before="160" w:after="80" w:line="360" w:lineRule="auto"/>
-        <w:ind w:firstLine="0"/>
-        <w:jc w:val="left"/>
-      </w:pPr>
-      <w:r>
-        <w:rPr>
-          <w:rFonts w:ascii="Times New Roman" w:hAnsi="Times New Roman" w:cs="Times New Roman"/>
-          <w:rFonts w:ascii="Times New Roman" w:hAnsi="Times New Roman"/>
-          <w:b/>
-          <w:i w:val="0"/>
-          <w:sz w:val="28"/>
-        </w:rPr>
-        <w:t>4. Ход выполнения работы</w:t>
-      </w:r>
-    </w:p>
-    <w:p>
-      <w:pPr>
-        <w:spacing w:before="160" w:after="80" w:line="360" w:lineRule="auto"/>
-        <w:ind w:firstLine="0"/>
-        <w:jc w:val="left"/>
-      </w:pPr>
-      <w:r>
-        <w:rPr>
-          <w:rFonts w:ascii="Times New Roman" w:hAnsi="Times New Roman" w:cs="Times New Roman"/>
-          <w:rFonts w:ascii="Times New Roman" w:hAnsi="Times New Roman"/>
-          <w:b/>
-          <w:i w:val="0"/>
-          <w:sz w:val="28"/>
-        </w:rPr>
-        <w:t>4a. Структура проекта</w:t>
-      </w:r>
-    </w:p>
-    <w:p>
-      <w:pPr>
-        <w:spacing w:before="0" w:after="0" w:line="360" w:lineRule="auto"/>
-        <w:ind w:firstLine="709"/>
-        <w:jc w:val="both"/>
-      </w:pPr>
-      <w:r>
-        <w:rPr>
-          <w:rFonts w:ascii="Times New Roman" w:hAnsi="Times New Roman" w:cs="Times New Roman"/>
-          <w:rFonts w:ascii="Times New Roman" w:hAnsi="Times New Roman"/>
-          <w:b w:val="0"/>
-          <w:i w:val="0"/>
-          <w:sz w:val="28"/>
-        </w:rPr>
-        <w:t>Проект math_utils содержит модуль математических утилит. Первоначально реализованы функции: add, subtract, multiply, divide, power, factorial. В ветке feature/extended-math добавлены функции sqrt и is_prime. Итоговый файл main.py:</w:t>
+        <w:t>Перед началом работы с Git создана структура проекта math_utils, включающая модуль математических утилит на Python. Первоначально реализованы функции: add, subtract, multiply, divide, power, factorial. В ветке feature/extended-math добавлены функции sqrt и is_prime. Итоговый файл main.py:</w:t>
       </w:r>
     </w:p>
     <w:p>
@@ -1778,8 +1881,8 @@
     </w:p>
     <w:p>
       <w:pPr>
-        <w:spacing w:before="160" w:after="80" w:line="360" w:lineRule="auto"/>
-        <w:ind w:firstLine="0"/>
+        <w:spacing w:before="120" w:after="40" w:line="360" w:lineRule="auto"/>
+        <w:ind w:firstLine="709"/>
         <w:jc w:val="left"/>
       </w:pPr>
       <w:r>
@@ -1787,10 +1890,10 @@
           <w:rFonts w:ascii="Times New Roman" w:hAnsi="Times New Roman" w:cs="Times New Roman"/>
           <w:rFonts w:ascii="Times New Roman" w:hAnsi="Times New Roman"/>
           <w:b/>
-          <w:i w:val="0"/>
+          <w:i/>
           <w:sz w:val="28"/>
         </w:rPr>
-        <w:t>4b. Инициализация репозитория</w:t>
+        <w:t>1. Инициализация локального репозитория</w:t>
       </w:r>
     </w:p>
     <w:p>
@@ -1807,7 +1910,7 @@
           <w:i w:val="0"/>
           <w:sz w:val="28"/>
         </w:rPr>
-        <w:t>В рабочей папке проекта выполнена инициализация локального репозитория:</w:t>
+        <w:t>Для начала работы с Git необходимо инициализировать репозиторий в директории проекта. Для этого используется команда git init, которая создаёт скрытую папку .git, содержащую всю структуру репозитория. В директории появилась скрытая папка .git:</w:t>
       </w:r>
     </w:p>
     <w:p>
@@ -1834,6 +1937,57 @@
     </w:p>
     <w:p>
       <w:pPr>
+        <w:spacing w:before="40" w:after="120"/>
+        <w:ind w:firstLine="0"/>
+        <w:jc w:val="center"/>
+      </w:pPr>
+      <w:r>
+        <w:rPr>
+          <w:rFonts w:ascii="Times New Roman" w:hAnsi="Times New Roman" w:cs="Times New Roman"/>
+          <w:rFonts w:ascii="Times New Roman" w:hAnsi="Times New Roman"/>
+          <w:b w:val="0"/>
+          <w:i/>
+          <w:sz w:val="24"/>
+        </w:rPr>
+        <w:t>Рис. 2. Инициализация репозитория (git init)</w:t>
+      </w:r>
+    </w:p>
+    <w:p>
+      <w:pPr>
+        <w:spacing w:before="120" w:after="40" w:line="360" w:lineRule="auto"/>
+        <w:ind w:firstLine="709"/>
+        <w:jc w:val="left"/>
+      </w:pPr>
+      <w:r>
+        <w:rPr>
+          <w:rFonts w:ascii="Times New Roman" w:hAnsi="Times New Roman" w:cs="Times New Roman"/>
+          <w:rFonts w:ascii="Times New Roman" w:hAnsi="Times New Roman"/>
+          <w:b/>
+          <w:i/>
+          <w:sz w:val="28"/>
+        </w:rPr>
+        <w:t>2. Проверка статуса файлов</w:t>
+      </w:r>
+    </w:p>
+    <w:p>
+      <w:pPr>
+        <w:spacing w:before="0" w:after="0" w:line="360" w:lineRule="auto"/>
+        <w:ind w:firstLine="709"/>
+        <w:jc w:val="both"/>
+      </w:pPr>
+      <w:r>
+        <w:rPr>
+          <w:rFonts w:ascii="Times New Roman" w:hAnsi="Times New Roman" w:cs="Times New Roman"/>
+          <w:rFonts w:ascii="Times New Roman" w:hAnsi="Times New Roman"/>
+          <w:b w:val="0"/>
+          <w:i w:val="0"/>
+          <w:sz w:val="28"/>
+        </w:rPr>
+        <w:t>После инициализации выполнена команда git status для проверки состояния. Терминал сообщил, что файлы являются untracked (подсвечены красным) — Git видит файлы, но ещё не отслеживает их изменения:</w:t>
+      </w:r>
+    </w:p>
+    <w:p>
+      <w:pPr>
         <w:spacing w:before="0" w:after="0" w:line="240" w:lineRule="auto"/>
         <w:ind w:firstLine="0" w:left="0"/>
         <w:jc w:val="left"/>
@@ -1868,13 +2022,13 @@
           <w:i/>
           <w:sz w:val="24"/>
         </w:rPr>
-        <w:t>Рис. 2. Инициализация репозитория (git init) и статус (git status)</w:t>
+        <w:t>Рис. 3. Результат команды git status</w:t>
       </w:r>
     </w:p>
     <w:p>
       <w:pPr>
-        <w:spacing w:before="160" w:after="80" w:line="360" w:lineRule="auto"/>
-        <w:ind w:firstLine="0"/>
+        <w:spacing w:before="120" w:after="40" w:line="360" w:lineRule="auto"/>
+        <w:ind w:firstLine="709"/>
         <w:jc w:val="left"/>
       </w:pPr>
       <w:r>
@@ -1882,10 +2036,10 @@
           <w:rFonts w:ascii="Times New Roman" w:hAnsi="Times New Roman" w:cs="Times New Roman"/>
           <w:rFonts w:ascii="Times New Roman" w:hAnsi="Times New Roman"/>
           <w:b/>
-          <w:i w:val="0"/>
+          <w:i/>
           <w:sz w:val="28"/>
         </w:rPr>
-        <w:t>4c. Настройка криптографической подписи коммитов</w:t>
+        <w:t>3. Настройка криптографической подписи коммитов</w:t>
       </w:r>
     </w:p>
     <w:p>
@@ -1902,7 +2056,7 @@
           <w:i w:val="0"/>
           <w:sz w:val="28"/>
         </w:rPr>
-        <w:t>Для обеспечения подлинности коммитов сгенерирован SSH-ключ ed25519 и настроена подпись коммитов:</w:t>
+        <w:t>Для обеспечения подлинности и целостности истории разработки настроена криптографическая подпись коммитов с использованием протокола SSH. Сгенерирована пара SSH-ключей (ed25519) и добавлен публичный ключ на GitHub:</w:t>
       </w:r>
     </w:p>
     <w:p>
@@ -1946,7 +2100,7 @@
           <w:rFonts w:ascii="Courier New" w:hAnsi="Courier New"/>
           <w:sz w:val="20"/>
         </w:rPr>
-        <w:t>git config --global user.signingkey ~/.ssh/id_ed25519.pub</w:t>
+        <w:t>git config --global user.name "Acentkova M.V."</w:t>
       </w:r>
     </w:p>
     <w:p>
@@ -1968,7 +2122,7 @@
           <w:rFonts w:ascii="Courier New" w:hAnsi="Courier New"/>
           <w:sz w:val="20"/>
         </w:rPr>
-        <w:t>git config --global gpg.format ssh</w:t>
+        <w:t>git config --global user.email "acenkovam7@gmail.com"</w:t>
       </w:r>
     </w:p>
     <w:p>
@@ -1990,58 +2144,7 @@
           <w:rFonts w:ascii="Courier New" w:hAnsi="Courier New"/>
           <w:sz w:val="20"/>
         </w:rPr>
-        <w:t>git config --global commit.gpgsign true</w:t>
-      </w:r>
-    </w:p>
-    <w:p>
-      <w:pPr>
-        <w:spacing w:before="40" w:after="120"/>
-        <w:ind w:firstLine="0"/>
-        <w:jc w:val="center"/>
-      </w:pPr>
-      <w:r>
-        <w:rPr>
-          <w:rFonts w:ascii="Times New Roman" w:hAnsi="Times New Roman" w:cs="Times New Roman"/>
-          <w:rFonts w:ascii="Times New Roman" w:hAnsi="Times New Roman"/>
-          <w:b w:val="0"/>
-          <w:i/>
-          <w:sz w:val="24"/>
-        </w:rPr>
-        <w:t>Рис. 3. Настройка SSH-подписи коммитов</w:t>
-      </w:r>
-    </w:p>
-    <w:p>
-      <w:pPr>
-        <w:spacing w:before="160" w:after="80" w:line="360" w:lineRule="auto"/>
-        <w:ind w:firstLine="0"/>
-        <w:jc w:val="left"/>
-      </w:pPr>
-      <w:r>
-        <w:rPr>
-          <w:rFonts w:ascii="Times New Roman" w:hAnsi="Times New Roman" w:cs="Times New Roman"/>
-          <w:rFonts w:ascii="Times New Roman" w:hAnsi="Times New Roman"/>
-          <w:b/>
-          <w:i w:val="0"/>
-          <w:sz w:val="28"/>
-        </w:rPr>
-        <w:t>4d. Связь с удалённым репозиторием</w:t>
-      </w:r>
-    </w:p>
-    <w:p>
-      <w:pPr>
-        <w:spacing w:before="0" w:after="0" w:line="360" w:lineRule="auto"/>
-        <w:ind w:firstLine="709"/>
-        <w:jc w:val="both"/>
-      </w:pPr>
-      <w:r>
-        <w:rPr>
-          <w:rFonts w:ascii="Times New Roman" w:hAnsi="Times New Roman" w:cs="Times New Roman"/>
-          <w:rFonts w:ascii="Times New Roman" w:hAnsi="Times New Roman"/>
-          <w:b w:val="0"/>
-          <w:i w:val="0"/>
-          <w:sz w:val="28"/>
-        </w:rPr>
-        <w:t>На платформе GitHub создан новый репозиторий math-utils. Публичный SSH-ключ добавлен в настройки аккаунта. Связывание локального репозитория с удалённым:</w:t>
+        <w:t>git config --global user.signingkey ~/.ssh/id_ed25519.pub</w:t>
       </w:r>
     </w:p>
     <w:p>
@@ -2063,7 +2166,7 @@
           <w:rFonts w:ascii="Courier New" w:hAnsi="Courier New"/>
           <w:sz w:val="20"/>
         </w:rPr>
-        <w:t>git remote add origin git@github.com:acenkovam/math-utils.git</w:t>
+        <w:t>git config --global gpg.format ssh</w:t>
       </w:r>
     </w:p>
     <w:p>
@@ -2085,7 +2188,7 @@
           <w:rFonts w:ascii="Courier New" w:hAnsi="Courier New"/>
           <w:sz w:val="20"/>
         </w:rPr>
-        <w:t>git remote -v</w:t>
+        <w:t>git config --global commit.gpgsign true</w:t>
       </w:r>
     </w:p>
     <w:p>
@@ -2102,13 +2205,13 @@
           <w:i/>
           <w:sz w:val="24"/>
         </w:rPr>
-        <w:t>Рис. 4. Связывание с удалённым репозиторием</w:t>
+        <w:t>Рис. 4. Настройка и проверка глобальной конфигурации Git</w:t>
       </w:r>
     </w:p>
     <w:p>
       <w:pPr>
-        <w:spacing w:before="160" w:after="80" w:line="360" w:lineRule="auto"/>
-        <w:ind w:firstLine="0"/>
+        <w:spacing w:before="120" w:after="40" w:line="360" w:lineRule="auto"/>
+        <w:ind w:firstLine="709"/>
         <w:jc w:val="left"/>
       </w:pPr>
       <w:r>
@@ -2116,10 +2219,10 @@
           <w:rFonts w:ascii="Times New Roman" w:hAnsi="Times New Roman" w:cs="Times New Roman"/>
           <w:rFonts w:ascii="Times New Roman" w:hAnsi="Times New Roman"/>
           <w:b/>
-          <w:i w:val="0"/>
+          <w:i/>
           <w:sz w:val="28"/>
         </w:rPr>
-        <w:t>4e. Первый коммит</w:t>
+        <w:t>4. Связывание с удалённым репозиторием</w:t>
       </w:r>
     </w:p>
     <w:p>
@@ -2136,7 +2239,7 @@
           <w:i w:val="0"/>
           <w:sz w:val="28"/>
         </w:rPr>
-        <w:t>Добавление файлов в индекс и создание подписанного коммита:</w:t>
+        <w:t>На платформе GitHub создан новый репозиторий math-utils. Публичный SSH-ключ добавлен в настройки аккаунта. Связывание локального репозитория с удалённым выполнено командой git remote add. Команда git remote -v отображает список адресов для fetch и push:</w:t>
       </w:r>
     </w:p>
     <w:p>
@@ -2158,7 +2261,7 @@
           <w:rFonts w:ascii="Courier New" w:hAnsi="Courier New"/>
           <w:sz w:val="20"/>
         </w:rPr>
-        <w:t>git add main.py</w:t>
+        <w:t>git remote add origin git@github.com:acenkovam/math-utils.git</w:t>
       </w:r>
     </w:p>
     <w:p>
@@ -2180,7 +2283,58 @@
           <w:rFonts w:ascii="Courier New" w:hAnsi="Courier New"/>
           <w:sz w:val="20"/>
         </w:rPr>
-        <w:t>git commit -S -m "Initial commit: математические утилиты"</w:t>
+        <w:t>git remote -v</w:t>
+      </w:r>
+    </w:p>
+    <w:p>
+      <w:pPr>
+        <w:spacing w:before="40" w:after="120"/>
+        <w:ind w:firstLine="0"/>
+        <w:jc w:val="center"/>
+      </w:pPr>
+      <w:r>
+        <w:rPr>
+          <w:rFonts w:ascii="Times New Roman" w:hAnsi="Times New Roman" w:cs="Times New Roman"/>
+          <w:rFonts w:ascii="Times New Roman" w:hAnsi="Times New Roman"/>
+          <w:b w:val="0"/>
+          <w:i/>
+          <w:sz w:val="24"/>
+        </w:rPr>
+        <w:t>Рис. 5. Связывание с удалённым репозиторием</w:t>
+      </w:r>
+    </w:p>
+    <w:p>
+      <w:pPr>
+        <w:spacing w:before="120" w:after="40" w:line="360" w:lineRule="auto"/>
+        <w:ind w:firstLine="709"/>
+        <w:jc w:val="left"/>
+      </w:pPr>
+      <w:r>
+        <w:rPr>
+          <w:rFonts w:ascii="Times New Roman" w:hAnsi="Times New Roman" w:cs="Times New Roman"/>
+          <w:rFonts w:ascii="Times New Roman" w:hAnsi="Times New Roman"/>
+          <w:b/>
+          <w:i/>
+          <w:sz w:val="28"/>
+        </w:rPr>
+        <w:t>5. Добавление файлов в индекс и первый коммит</w:t>
+      </w:r>
+    </w:p>
+    <w:p>
+      <w:pPr>
+        <w:spacing w:before="0" w:after="0" w:line="360" w:lineRule="auto"/>
+        <w:ind w:firstLine="709"/>
+        <w:jc w:val="both"/>
+      </w:pPr>
+      <w:r>
+        <w:rPr>
+          <w:rFonts w:ascii="Times New Roman" w:hAnsi="Times New Roman" w:cs="Times New Roman"/>
+          <w:rFonts w:ascii="Times New Roman" w:hAnsi="Times New Roman"/>
+          <w:b w:val="0"/>
+          <w:i w:val="0"/>
+          <w:sz w:val="28"/>
+        </w:rPr>
+        <w:t>Файлы добавлены в индекс (Staging Area) командой git add. Повторный вызов git status показал, что файлы перешли в статус «Changes to be committed» (подсвечены зелёным). Создан первый подписанный коммит, изменения отправлены на сервер:</w:t>
       </w:r>
     </w:p>
     <w:p>
@@ -2202,58 +2356,7 @@
           <w:rFonts w:ascii="Courier New" w:hAnsi="Courier New"/>
           <w:sz w:val="20"/>
         </w:rPr>
-        <w:t>git push -u origin master</w:t>
-      </w:r>
-    </w:p>
-    <w:p>
-      <w:pPr>
-        <w:spacing w:before="40" w:after="120"/>
-        <w:ind w:firstLine="0"/>
-        <w:jc w:val="center"/>
-      </w:pPr>
-      <w:r>
-        <w:rPr>
-          <w:rFonts w:ascii="Times New Roman" w:hAnsi="Times New Roman" w:cs="Times New Roman"/>
-          <w:rFonts w:ascii="Times New Roman" w:hAnsi="Times New Roman"/>
-          <w:b w:val="0"/>
-          <w:i/>
-          <w:sz w:val="24"/>
-        </w:rPr>
-        <w:t>Рис. 5. Первый подписанный коммит и отправка на GitHub</w:t>
-      </w:r>
-    </w:p>
-    <w:p>
-      <w:pPr>
-        <w:spacing w:before="160" w:after="80" w:line="360" w:lineRule="auto"/>
-        <w:ind w:firstLine="0"/>
-        <w:jc w:val="left"/>
-      </w:pPr>
-      <w:r>
-        <w:rPr>
-          <w:rFonts w:ascii="Times New Roman" w:hAnsi="Times New Roman" w:cs="Times New Roman"/>
-          <w:rFonts w:ascii="Times New Roman" w:hAnsi="Times New Roman"/>
-          <w:b/>
-          <w:i w:val="0"/>
-          <w:sz w:val="28"/>
-        </w:rPr>
-        <w:t>4f. Работа с ветками</w:t>
-      </w:r>
-    </w:p>
-    <w:p>
-      <w:pPr>
-        <w:spacing w:before="0" w:after="0" w:line="360" w:lineRule="auto"/>
-        <w:ind w:firstLine="709"/>
-        <w:jc w:val="both"/>
-      </w:pPr>
-      <w:r>
-        <w:rPr>
-          <w:rFonts w:ascii="Times New Roman" w:hAnsi="Times New Roman" w:cs="Times New Roman"/>
-          <w:rFonts w:ascii="Times New Roman" w:hAnsi="Times New Roman"/>
-          <w:b w:val="0"/>
-          <w:i w:val="0"/>
-          <w:sz w:val="28"/>
-        </w:rPr>
-        <w:t>Для разработки новой функциональности (sqrt, is_prime) создана отдельная ветка feature/extended-math. В ней выполнено 3 коммита:</w:t>
+        <w:t>git add main.py .gitignore</w:t>
       </w:r>
     </w:p>
     <w:p>
@@ -2275,7 +2378,7 @@
           <w:rFonts w:ascii="Courier New" w:hAnsi="Courier New"/>
           <w:sz w:val="20"/>
         </w:rPr>
-        <w:t>git checkout -b feature/extended-math</w:t>
+        <w:t>git status</w:t>
       </w:r>
     </w:p>
     <w:p>
@@ -2297,7 +2400,7 @@
           <w:rFonts w:ascii="Courier New" w:hAnsi="Courier New"/>
           <w:sz w:val="20"/>
         </w:rPr>
-        <w:t># добавлены функции sqrt и is_prime в main.py</w:t>
+        <w:t>git commit -S -m "Initial commit: математические утилиты"</w:t>
       </w:r>
     </w:p>
     <w:p>
@@ -2319,7 +2422,58 @@
           <w:rFonts w:ascii="Courier New" w:hAnsi="Courier New"/>
           <w:sz w:val="20"/>
         </w:rPr>
-        <w:t>git commit -S -m "test: добавлены тесты для новых функций"</w:t>
+        <w:t>git push -u origin master</w:t>
+      </w:r>
+    </w:p>
+    <w:p>
+      <w:pPr>
+        <w:spacing w:before="40" w:after="120"/>
+        <w:ind w:firstLine="0"/>
+        <w:jc w:val="center"/>
+      </w:pPr>
+      <w:r>
+        <w:rPr>
+          <w:rFonts w:ascii="Times New Roman" w:hAnsi="Times New Roman" w:cs="Times New Roman"/>
+          <w:rFonts w:ascii="Times New Roman" w:hAnsi="Times New Roman"/>
+          <w:b w:val="0"/>
+          <w:i/>
+          <w:sz w:val="24"/>
+        </w:rPr>
+        <w:t>Рис. 6. Добавление файлов в индекс и первый подписанный коммит</w:t>
+      </w:r>
+    </w:p>
+    <w:p>
+      <w:pPr>
+        <w:spacing w:before="120" w:after="40" w:line="360" w:lineRule="auto"/>
+        <w:ind w:firstLine="709"/>
+        <w:jc w:val="left"/>
+      </w:pPr>
+      <w:r>
+        <w:rPr>
+          <w:rFonts w:ascii="Times New Roman" w:hAnsi="Times New Roman" w:cs="Times New Roman"/>
+          <w:rFonts w:ascii="Times New Roman" w:hAnsi="Times New Roman"/>
+          <w:b/>
+          <w:i/>
+          <w:sz w:val="28"/>
+        </w:rPr>
+        <w:t>6. Работа с ветками</w:t>
+      </w:r>
+    </w:p>
+    <w:p>
+      <w:pPr>
+        <w:spacing w:before="0" w:after="0" w:line="360" w:lineRule="auto"/>
+        <w:ind w:firstLine="709"/>
+        <w:jc w:val="both"/>
+      </w:pPr>
+      <w:r>
+        <w:rPr>
+          <w:rFonts w:ascii="Times New Roman" w:hAnsi="Times New Roman" w:cs="Times New Roman"/>
+          <w:rFonts w:ascii="Times New Roman" w:hAnsi="Times New Roman"/>
+          <w:b w:val="0"/>
+          <w:i w:val="0"/>
+          <w:sz w:val="28"/>
+        </w:rPr>
+        <w:t>Для разработки новой функциональности (sqrt, is_prime) без риска для основной версии создана отдельная ветка feature/extended-math. Указатель HEAD перемещён на новую ветку. Все последующие коммиты сохраняются здесь, не затрагивая ветку master:</w:t>
       </w:r>
     </w:p>
     <w:p>
@@ -2341,7 +2495,7 @@
           <w:rFonts w:ascii="Courier New" w:hAnsi="Courier New"/>
           <w:sz w:val="20"/>
         </w:rPr>
-        <w:t>git commit -S -m "feat: добавлена функция sqrt с проверкой"</w:t>
+        <w:t>git checkout -b feature/extended-math</w:t>
       </w:r>
     </w:p>
     <w:p>
@@ -2363,7 +2517,7 @@
           <w:rFonts w:ascii="Courier New" w:hAnsi="Courier New"/>
           <w:sz w:val="20"/>
         </w:rPr>
-        <w:t>git commit -S -m "feat: добавлена функция is_prime"</w:t>
+        <w:t># добавлены функции sqrt и is_prime в main.py</w:t>
       </w:r>
     </w:p>
     <w:p>
@@ -2385,58 +2539,7 @@
           <w:rFonts w:ascii="Courier New" w:hAnsi="Courier New"/>
           <w:sz w:val="20"/>
         </w:rPr>
-        <w:t>git push -u origin feature/extended-math</w:t>
-      </w:r>
-    </w:p>
-    <w:p>
-      <w:pPr>
-        <w:spacing w:before="40" w:after="120"/>
-        <w:ind w:firstLine="0"/>
-        <w:jc w:val="center"/>
-      </w:pPr>
-      <w:r>
-        <w:rPr>
-          <w:rFonts w:ascii="Times New Roman" w:hAnsi="Times New Roman" w:cs="Times New Roman"/>
-          <w:rFonts w:ascii="Times New Roman" w:hAnsi="Times New Roman"/>
-          <w:b w:val="0"/>
-          <w:i/>
-          <w:sz w:val="24"/>
-        </w:rPr>
-        <w:t>Рис. 6. Работа в ветке feature/extended-math</w:t>
-      </w:r>
-    </w:p>
-    <w:p>
-      <w:pPr>
-        <w:spacing w:before="160" w:after="80" w:line="360" w:lineRule="auto"/>
-        <w:ind w:firstLine="0"/>
-        <w:jc w:val="left"/>
-      </w:pPr>
-      <w:r>
-        <w:rPr>
-          <w:rFonts w:ascii="Times New Roman" w:hAnsi="Times New Roman" w:cs="Times New Roman"/>
-          <w:rFonts w:ascii="Times New Roman" w:hAnsi="Times New Roman"/>
-          <w:b/>
-          <w:i w:val="0"/>
-          <w:sz w:val="28"/>
-        </w:rPr>
-        <w:t>4g. Слияние веток (merge)</w:t>
-      </w:r>
-    </w:p>
-    <w:p>
-      <w:pPr>
-        <w:spacing w:before="0" w:after="0" w:line="360" w:lineRule="auto"/>
-        <w:ind w:firstLine="709"/>
-        <w:jc w:val="both"/>
-      </w:pPr>
-      <w:r>
-        <w:rPr>
-          <w:rFonts w:ascii="Times New Roman" w:hAnsi="Times New Roman" w:cs="Times New Roman"/>
-          <w:rFonts w:ascii="Times New Roman" w:hAnsi="Times New Roman"/>
-          <w:b w:val="0"/>
-          <w:i w:val="0"/>
-          <w:sz w:val="28"/>
-        </w:rPr>
-        <w:t>После завершения разработки в feature/extended-math выполнено слияние с master. Тип слияния — fast-forward, поскольку в master не было новых коммитов после создания ветки feature:</w:t>
+        <w:t>git add main.py</w:t>
       </w:r>
     </w:p>
     <w:p>
@@ -2458,7 +2561,7 @@
           <w:rFonts w:ascii="Courier New" w:hAnsi="Courier New"/>
           <w:sz w:val="20"/>
         </w:rPr>
-        <w:t>git checkout master</w:t>
+        <w:t>git commit -S -m "feat: добавлена функция sqrt с проверкой"</w:t>
       </w:r>
     </w:p>
     <w:p>
@@ -2480,7 +2583,7 @@
           <w:rFonts w:ascii="Courier New" w:hAnsi="Courier New"/>
           <w:sz w:val="20"/>
         </w:rPr>
-        <w:t>git merge feature/extended-math</w:t>
+        <w:t>git commit -S -m "feat: добавлена функция is_prime"</w:t>
       </w:r>
     </w:p>
     <w:p>
@@ -2502,7 +2605,58 @@
           <w:rFonts w:ascii="Courier New" w:hAnsi="Courier New"/>
           <w:sz w:val="20"/>
         </w:rPr>
-        <w:t>git commit -S -m "docs: обновлена документация проекта"</w:t>
+        <w:t>git push -u origin feature/extended-math</w:t>
+      </w:r>
+    </w:p>
+    <w:p>
+      <w:pPr>
+        <w:spacing w:before="40" w:after="120"/>
+        <w:ind w:firstLine="0"/>
+        <w:jc w:val="center"/>
+      </w:pPr>
+      <w:r>
+        <w:rPr>
+          <w:rFonts w:ascii="Times New Roman" w:hAnsi="Times New Roman" w:cs="Times New Roman"/>
+          <w:rFonts w:ascii="Times New Roman" w:hAnsi="Times New Roman"/>
+          <w:b w:val="0"/>
+          <w:i/>
+          <w:sz w:val="24"/>
+        </w:rPr>
+        <w:t>Рис. 7. Создание ветки и коммиты в feature/extended-math</w:t>
+      </w:r>
+    </w:p>
+    <w:p>
+      <w:pPr>
+        <w:spacing w:before="120" w:after="40" w:line="360" w:lineRule="auto"/>
+        <w:ind w:firstLine="709"/>
+        <w:jc w:val="left"/>
+      </w:pPr>
+      <w:r>
+        <w:rPr>
+          <w:rFonts w:ascii="Times New Roman" w:hAnsi="Times New Roman" w:cs="Times New Roman"/>
+          <w:rFonts w:ascii="Times New Roman" w:hAnsi="Times New Roman"/>
+          <w:b/>
+          <w:i/>
+          <w:sz w:val="28"/>
+        </w:rPr>
+        <w:t>7. Слияние веток (Merge)</w:t>
+      </w:r>
+    </w:p>
+    <w:p>
+      <w:pPr>
+        <w:spacing w:before="0" w:after="0" w:line="360" w:lineRule="auto"/>
+        <w:ind w:firstLine="709"/>
+        <w:jc w:val="both"/>
+      </w:pPr>
+      <w:r>
+        <w:rPr>
+          <w:rFonts w:ascii="Times New Roman" w:hAnsi="Times New Roman" w:cs="Times New Roman"/>
+          <w:rFonts w:ascii="Times New Roman" w:hAnsi="Times New Roman"/>
+          <w:b w:val="0"/>
+          <w:i w:val="0"/>
+          <w:sz w:val="28"/>
+        </w:rPr>
+        <w:t>После завершения разработки в feature/extended-math выполнено переключение обратно на основную ветку и слияние. Тип слияния — fast-forward, поскольку в master не было новых коммитов после создания ветки feature. Конфликтов при слиянии не возникло:</w:t>
       </w:r>
     </w:p>
     <w:p>
@@ -2524,58 +2678,7 @@
           <w:rFonts w:ascii="Courier New" w:hAnsi="Courier New"/>
           <w:sz w:val="20"/>
         </w:rPr>
-        <w:t>git push</w:t>
-      </w:r>
-    </w:p>
-    <w:p>
-      <w:pPr>
-        <w:spacing w:before="40" w:after="120"/>
-        <w:ind w:firstLine="0"/>
-        <w:jc w:val="center"/>
-      </w:pPr>
-      <w:r>
-        <w:rPr>
-          <w:rFonts w:ascii="Times New Roman" w:hAnsi="Times New Roman" w:cs="Times New Roman"/>
-          <w:rFonts w:ascii="Times New Roman" w:hAnsi="Times New Roman"/>
-          <w:b w:val="0"/>
-          <w:i/>
-          <w:sz w:val="24"/>
-        </w:rPr>
-        <w:t>Рис. 7. Слияние ветки feature/extended-math с master</w:t>
-      </w:r>
-    </w:p>
-    <w:p>
-      <w:pPr>
-        <w:spacing w:before="160" w:after="80" w:line="360" w:lineRule="auto"/>
-        <w:ind w:firstLine="0"/>
-        <w:jc w:val="left"/>
-      </w:pPr>
-      <w:r>
-        <w:rPr>
-          <w:rFonts w:ascii="Times New Roman" w:hAnsi="Times New Roman" w:cs="Times New Roman"/>
-          <w:rFonts w:ascii="Times New Roman" w:hAnsi="Times New Roman"/>
-          <w:b/>
-          <w:i w:val="0"/>
-          <w:sz w:val="28"/>
-        </w:rPr>
-        <w:t>5. Визуализация истории коммитов</w:t>
-      </w:r>
-    </w:p>
-    <w:p>
-      <w:pPr>
-        <w:spacing w:before="0" w:after="0" w:line="360" w:lineRule="auto"/>
-        <w:ind w:firstLine="709"/>
-        <w:jc w:val="both"/>
-      </w:pPr>
-      <w:r>
-        <w:rPr>
-          <w:rFonts w:ascii="Times New Roman" w:hAnsi="Times New Roman" w:cs="Times New Roman"/>
-          <w:rFonts w:ascii="Times New Roman" w:hAnsi="Times New Roman"/>
-          <w:b w:val="0"/>
-          <w:i w:val="0"/>
-          <w:sz w:val="28"/>
-        </w:rPr>
-        <w:t>История коммитов просмотрена командой git log --graph --oneline:</w:t>
+        <w:t>git checkout master</w:t>
       </w:r>
     </w:p>
     <w:p>
@@ -2597,7 +2700,7 @@
           <w:rFonts w:ascii="Courier New" w:hAnsi="Courier New"/>
           <w:sz w:val="20"/>
         </w:rPr>
-        <w:t>git log --graph --oneline</w:t>
+        <w:t>git merge feature/extended-math</w:t>
       </w:r>
     </w:p>
     <w:p>
@@ -2619,7 +2722,7 @@
           <w:rFonts w:ascii="Courier New" w:hAnsi="Courier New"/>
           <w:sz w:val="20"/>
         </w:rPr>
-        <w:t xml:space="preserve"> </w:t>
+        <w:t>git commit -S -m "docs: обновлена документация проекта"</w:t>
       </w:r>
     </w:p>
     <w:p>
@@ -2641,7 +2744,58 @@
           <w:rFonts w:ascii="Courier New" w:hAnsi="Courier New"/>
           <w:sz w:val="20"/>
         </w:rPr>
-        <w:t>* abc1234 (HEAD -&gt; master, origin/master) docs: обновлена документация проекта</w:t>
+        <w:t>git push</w:t>
+      </w:r>
+    </w:p>
+    <w:p>
+      <w:pPr>
+        <w:spacing w:before="40" w:after="120"/>
+        <w:ind w:firstLine="0"/>
+        <w:jc w:val="center"/>
+      </w:pPr>
+      <w:r>
+        <w:rPr>
+          <w:rFonts w:ascii="Times New Roman" w:hAnsi="Times New Roman" w:cs="Times New Roman"/>
+          <w:rFonts w:ascii="Times New Roman" w:hAnsi="Times New Roman"/>
+          <w:b w:val="0"/>
+          <w:i/>
+          <w:sz w:val="24"/>
+        </w:rPr>
+        <w:t>Рис. 8. Слияние ветки feature/extended-math с master</w:t>
+      </w:r>
+    </w:p>
+    <w:p>
+      <w:pPr>
+        <w:spacing w:before="120" w:after="40" w:line="360" w:lineRule="auto"/>
+        <w:ind w:firstLine="709"/>
+        <w:jc w:val="left"/>
+      </w:pPr>
+      <w:r>
+        <w:rPr>
+          <w:rFonts w:ascii="Times New Roman" w:hAnsi="Times New Roman" w:cs="Times New Roman"/>
+          <w:rFonts w:ascii="Times New Roman" w:hAnsi="Times New Roman"/>
+          <w:b/>
+          <w:i/>
+          <w:sz w:val="28"/>
+        </w:rPr>
+        <w:t>8. Настройка файла .gitignore</w:t>
+      </w:r>
+    </w:p>
+    <w:p>
+      <w:pPr>
+        <w:spacing w:before="0" w:after="0" w:line="360" w:lineRule="auto"/>
+        <w:ind w:firstLine="709"/>
+        <w:jc w:val="both"/>
+      </w:pPr>
+      <w:r>
+        <w:rPr>
+          <w:rFonts w:ascii="Times New Roman" w:hAnsi="Times New Roman" w:cs="Times New Roman"/>
+          <w:rFonts w:ascii="Times New Roman" w:hAnsi="Times New Roman"/>
+          <w:b w:val="0"/>
+          <w:i w:val="0"/>
+          <w:sz w:val="28"/>
+        </w:rPr>
+        <w:t>В корневой директории размещён файл .gitignore, предназначенный для игнорирования служебных файлов Python, артефактов среды разработки и системных файлов. Файлы, соответствующие маскам, не попадают в коммиты, что сохраняет репозиторий чистым и безопасным:</w:t>
       </w:r>
     </w:p>
     <w:p>
@@ -2663,7 +2817,7 @@
           <w:rFonts w:ascii="Courier New" w:hAnsi="Courier New"/>
           <w:sz w:val="20"/>
         </w:rPr>
-        <w:t>* def5678 feat: добавлена функция is_prime</w:t>
+        <w:t>__pycache__/</w:t>
       </w:r>
     </w:p>
     <w:p>
@@ -2685,7 +2839,7 @@
           <w:rFonts w:ascii="Courier New" w:hAnsi="Courier New"/>
           <w:sz w:val="20"/>
         </w:rPr>
-        <w:t>* ghi9012 feat: добавлена функция sqrt с проверкой</w:t>
+        <w:t>*.pyc</w:t>
       </w:r>
     </w:p>
     <w:p>
@@ -2707,7 +2861,7 @@
           <w:rFonts w:ascii="Courier New" w:hAnsi="Courier New"/>
           <w:sz w:val="20"/>
         </w:rPr>
-        <w:t>* jkl3456 (feature/extended-math) test: добавлены тесты для новых функций</w:t>
+        <w:t>*.pyo</w:t>
       </w:r>
     </w:p>
     <w:p>
@@ -2729,7 +2883,271 @@
           <w:rFonts w:ascii="Courier New" w:hAnsi="Courier New"/>
           <w:sz w:val="20"/>
         </w:rPr>
-        <w:t>* mno7890 Initial commit: математические утилиты</w:t>
+        <w:t>*.pyd</w:t>
+      </w:r>
+    </w:p>
+    <w:p>
+      <w:pPr>
+        <w:spacing w:before="0" w:after="0" w:line="240" w:lineRule="auto"/>
+        <w:ind w:firstLine="0" w:left="0"/>
+        <w:jc w:val="left"/>
+        <w:pBdr>
+          <w:top w:val="single" w:sz="4" w:space="1" w:color="CCCCCC"/>
+          <w:left w:val="single" w:sz="4" w:space="1" w:color="CCCCCC"/>
+          <w:bottom w:val="single" w:sz="4" w:space="1" w:color="CCCCCC"/>
+          <w:right w:val="single" w:sz="4" w:space="1" w:color="CCCCCC"/>
+        </w:pBdr>
+        <w:shd w:val="clear" w:color="auto" w:fill="F5F5F5"/>
+      </w:pPr>
+      <w:r>
+        <w:rPr>
+          <w:rFonts w:ascii="Courier New" w:hAnsi="Courier New" w:cs="Courier New"/>
+          <w:rFonts w:ascii="Courier New" w:hAnsi="Courier New"/>
+          <w:sz w:val="20"/>
+        </w:rPr>
+        <w:t xml:space="preserve"> </w:t>
+      </w:r>
+    </w:p>
+    <w:p>
+      <w:pPr>
+        <w:spacing w:before="0" w:after="0" w:line="240" w:lineRule="auto"/>
+        <w:ind w:firstLine="0" w:left="0"/>
+        <w:jc w:val="left"/>
+        <w:pBdr>
+          <w:top w:val="single" w:sz="4" w:space="1" w:color="CCCCCC"/>
+          <w:left w:val="single" w:sz="4" w:space="1" w:color="CCCCCC"/>
+          <w:bottom w:val="single" w:sz="4" w:space="1" w:color="CCCCCC"/>
+          <w:right w:val="single" w:sz="4" w:space="1" w:color="CCCCCC"/>
+        </w:pBdr>
+        <w:shd w:val="clear" w:color="auto" w:fill="F5F5F5"/>
+      </w:pPr>
+      <w:r>
+        <w:rPr>
+          <w:rFonts w:ascii="Courier New" w:hAnsi="Courier New" w:cs="Courier New"/>
+          <w:rFonts w:ascii="Courier New" w:hAnsi="Courier New"/>
+          <w:sz w:val="20"/>
+        </w:rPr>
+        <w:t>.env</w:t>
+      </w:r>
+    </w:p>
+    <w:p>
+      <w:pPr>
+        <w:spacing w:before="0" w:after="0" w:line="240" w:lineRule="auto"/>
+        <w:ind w:firstLine="0" w:left="0"/>
+        <w:jc w:val="left"/>
+        <w:pBdr>
+          <w:top w:val="single" w:sz="4" w:space="1" w:color="CCCCCC"/>
+          <w:left w:val="single" w:sz="4" w:space="1" w:color="CCCCCC"/>
+          <w:bottom w:val="single" w:sz="4" w:space="1" w:color="CCCCCC"/>
+          <w:right w:val="single" w:sz="4" w:space="1" w:color="CCCCCC"/>
+        </w:pBdr>
+        <w:shd w:val="clear" w:color="auto" w:fill="F5F5F5"/>
+      </w:pPr>
+      <w:r>
+        <w:rPr>
+          <w:rFonts w:ascii="Courier New" w:hAnsi="Courier New" w:cs="Courier New"/>
+          <w:rFonts w:ascii="Courier New" w:hAnsi="Courier New"/>
+          <w:sz w:val="20"/>
+        </w:rPr>
+        <w:t>*.key</w:t>
+      </w:r>
+    </w:p>
+    <w:p>
+      <w:pPr>
+        <w:spacing w:before="0" w:after="0" w:line="240" w:lineRule="auto"/>
+        <w:ind w:firstLine="0" w:left="0"/>
+        <w:jc w:val="left"/>
+        <w:pBdr>
+          <w:top w:val="single" w:sz="4" w:space="1" w:color="CCCCCC"/>
+          <w:left w:val="single" w:sz="4" w:space="1" w:color="CCCCCC"/>
+          <w:bottom w:val="single" w:sz="4" w:space="1" w:color="CCCCCC"/>
+          <w:right w:val="single" w:sz="4" w:space="1" w:color="CCCCCC"/>
+        </w:pBdr>
+        <w:shd w:val="clear" w:color="auto" w:fill="F5F5F5"/>
+      </w:pPr>
+      <w:r>
+        <w:rPr>
+          <w:rFonts w:ascii="Courier New" w:hAnsi="Courier New" w:cs="Courier New"/>
+          <w:rFonts w:ascii="Courier New" w:hAnsi="Courier New"/>
+          <w:sz w:val="20"/>
+        </w:rPr>
+        <w:t>config.local.json</w:t>
+      </w:r>
+    </w:p>
+    <w:p>
+      <w:pPr>
+        <w:spacing w:before="0" w:after="0" w:line="240" w:lineRule="auto"/>
+        <w:ind w:firstLine="0" w:left="0"/>
+        <w:jc w:val="left"/>
+        <w:pBdr>
+          <w:top w:val="single" w:sz="4" w:space="1" w:color="CCCCCC"/>
+          <w:left w:val="single" w:sz="4" w:space="1" w:color="CCCCCC"/>
+          <w:bottom w:val="single" w:sz="4" w:space="1" w:color="CCCCCC"/>
+          <w:right w:val="single" w:sz="4" w:space="1" w:color="CCCCCC"/>
+        </w:pBdr>
+        <w:shd w:val="clear" w:color="auto" w:fill="F5F5F5"/>
+      </w:pPr>
+      <w:r>
+        <w:rPr>
+          <w:rFonts w:ascii="Courier New" w:hAnsi="Courier New" w:cs="Courier New"/>
+          <w:rFonts w:ascii="Courier New" w:hAnsi="Courier New"/>
+          <w:sz w:val="20"/>
+        </w:rPr>
+        <w:t xml:space="preserve"> </w:t>
+      </w:r>
+    </w:p>
+    <w:p>
+      <w:pPr>
+        <w:spacing w:before="0" w:after="0" w:line="240" w:lineRule="auto"/>
+        <w:ind w:firstLine="0" w:left="0"/>
+        <w:jc w:val="left"/>
+        <w:pBdr>
+          <w:top w:val="single" w:sz="4" w:space="1" w:color="CCCCCC"/>
+          <w:left w:val="single" w:sz="4" w:space="1" w:color="CCCCCC"/>
+          <w:bottom w:val="single" w:sz="4" w:space="1" w:color="CCCCCC"/>
+          <w:right w:val="single" w:sz="4" w:space="1" w:color="CCCCCC"/>
+        </w:pBdr>
+        <w:shd w:val="clear" w:color="auto" w:fill="F5F5F5"/>
+      </w:pPr>
+      <w:r>
+        <w:rPr>
+          <w:rFonts w:ascii="Courier New" w:hAnsi="Courier New" w:cs="Courier New"/>
+          <w:rFonts w:ascii="Courier New" w:hAnsi="Courier New"/>
+          <w:sz w:val="20"/>
+        </w:rPr>
+        <w:t>.vscode/</w:t>
+      </w:r>
+    </w:p>
+    <w:p>
+      <w:pPr>
+        <w:spacing w:before="0" w:after="0" w:line="240" w:lineRule="auto"/>
+        <w:ind w:firstLine="0" w:left="0"/>
+        <w:jc w:val="left"/>
+        <w:pBdr>
+          <w:top w:val="single" w:sz="4" w:space="1" w:color="CCCCCC"/>
+          <w:left w:val="single" w:sz="4" w:space="1" w:color="CCCCCC"/>
+          <w:bottom w:val="single" w:sz="4" w:space="1" w:color="CCCCCC"/>
+          <w:right w:val="single" w:sz="4" w:space="1" w:color="CCCCCC"/>
+        </w:pBdr>
+        <w:shd w:val="clear" w:color="auto" w:fill="F5F5F5"/>
+      </w:pPr>
+      <w:r>
+        <w:rPr>
+          <w:rFonts w:ascii="Courier New" w:hAnsi="Courier New" w:cs="Courier New"/>
+          <w:rFonts w:ascii="Courier New" w:hAnsi="Courier New"/>
+          <w:sz w:val="20"/>
+        </w:rPr>
+        <w:t>.idea/</w:t>
+      </w:r>
+    </w:p>
+    <w:p>
+      <w:pPr>
+        <w:spacing w:before="0" w:after="0" w:line="240" w:lineRule="auto"/>
+        <w:ind w:firstLine="0" w:left="0"/>
+        <w:jc w:val="left"/>
+        <w:pBdr>
+          <w:top w:val="single" w:sz="4" w:space="1" w:color="CCCCCC"/>
+          <w:left w:val="single" w:sz="4" w:space="1" w:color="CCCCCC"/>
+          <w:bottom w:val="single" w:sz="4" w:space="1" w:color="CCCCCC"/>
+          <w:right w:val="single" w:sz="4" w:space="1" w:color="CCCCCC"/>
+        </w:pBdr>
+        <w:shd w:val="clear" w:color="auto" w:fill="F5F5F5"/>
+      </w:pPr>
+      <w:r>
+        <w:rPr>
+          <w:rFonts w:ascii="Courier New" w:hAnsi="Courier New" w:cs="Courier New"/>
+          <w:rFonts w:ascii="Courier New" w:hAnsi="Courier New"/>
+          <w:sz w:val="20"/>
+        </w:rPr>
+        <w:t>*.swp</w:t>
+      </w:r>
+    </w:p>
+    <w:p>
+      <w:pPr>
+        <w:spacing w:before="0" w:after="0" w:line="240" w:lineRule="auto"/>
+        <w:ind w:firstLine="0" w:left="0"/>
+        <w:jc w:val="left"/>
+        <w:pBdr>
+          <w:top w:val="single" w:sz="4" w:space="1" w:color="CCCCCC"/>
+          <w:left w:val="single" w:sz="4" w:space="1" w:color="CCCCCC"/>
+          <w:bottom w:val="single" w:sz="4" w:space="1" w:color="CCCCCC"/>
+          <w:right w:val="single" w:sz="4" w:space="1" w:color="CCCCCC"/>
+        </w:pBdr>
+        <w:shd w:val="clear" w:color="auto" w:fill="F5F5F5"/>
+      </w:pPr>
+      <w:r>
+        <w:rPr>
+          <w:rFonts w:ascii="Courier New" w:hAnsi="Courier New" w:cs="Courier New"/>
+          <w:rFonts w:ascii="Courier New" w:hAnsi="Courier New"/>
+          <w:sz w:val="20"/>
+        </w:rPr>
+        <w:t>*.swo</w:t>
+      </w:r>
+    </w:p>
+    <w:p>
+      <w:pPr>
+        <w:spacing w:before="0" w:after="0" w:line="240" w:lineRule="auto"/>
+        <w:ind w:firstLine="0" w:left="0"/>
+        <w:jc w:val="left"/>
+        <w:pBdr>
+          <w:top w:val="single" w:sz="4" w:space="1" w:color="CCCCCC"/>
+          <w:left w:val="single" w:sz="4" w:space="1" w:color="CCCCCC"/>
+          <w:bottom w:val="single" w:sz="4" w:space="1" w:color="CCCCCC"/>
+          <w:right w:val="single" w:sz="4" w:space="1" w:color="CCCCCC"/>
+        </w:pBdr>
+        <w:shd w:val="clear" w:color="auto" w:fill="F5F5F5"/>
+      </w:pPr>
+      <w:r>
+        <w:rPr>
+          <w:rFonts w:ascii="Courier New" w:hAnsi="Courier New" w:cs="Courier New"/>
+          <w:rFonts w:ascii="Courier New" w:hAnsi="Courier New"/>
+          <w:sz w:val="20"/>
+        </w:rPr>
+        <w:t xml:space="preserve"> </w:t>
+      </w:r>
+    </w:p>
+    <w:p>
+      <w:pPr>
+        <w:spacing w:before="0" w:after="0" w:line="240" w:lineRule="auto"/>
+        <w:ind w:firstLine="0" w:left="0"/>
+        <w:jc w:val="left"/>
+        <w:pBdr>
+          <w:top w:val="single" w:sz="4" w:space="1" w:color="CCCCCC"/>
+          <w:left w:val="single" w:sz="4" w:space="1" w:color="CCCCCC"/>
+          <w:bottom w:val="single" w:sz="4" w:space="1" w:color="CCCCCC"/>
+          <w:right w:val="single" w:sz="4" w:space="1" w:color="CCCCCC"/>
+        </w:pBdr>
+        <w:shd w:val="clear" w:color="auto" w:fill="F5F5F5"/>
+      </w:pPr>
+      <w:r>
+        <w:rPr>
+          <w:rFonts w:ascii="Courier New" w:hAnsi="Courier New" w:cs="Courier New"/>
+          <w:rFonts w:ascii="Courier New" w:hAnsi="Courier New"/>
+          <w:sz w:val="20"/>
+        </w:rPr>
+        <w:t>Thumbs.db</w:t>
+      </w:r>
+    </w:p>
+    <w:p>
+      <w:pPr>
+        <w:spacing w:before="0" w:after="0" w:line="240" w:lineRule="auto"/>
+        <w:ind w:firstLine="0" w:left="0"/>
+        <w:jc w:val="left"/>
+        <w:pBdr>
+          <w:top w:val="single" w:sz="4" w:space="1" w:color="CCCCCC"/>
+          <w:left w:val="single" w:sz="4" w:space="1" w:color="CCCCCC"/>
+          <w:bottom w:val="single" w:sz="4" w:space="1" w:color="CCCCCC"/>
+          <w:right w:val="single" w:sz="4" w:space="1" w:color="CCCCCC"/>
+        </w:pBdr>
+        <w:shd w:val="clear" w:color="auto" w:fill="F5F5F5"/>
+      </w:pPr>
+      <w:r>
+        <w:rPr>
+          <w:rFonts w:ascii="Courier New" w:hAnsi="Courier New" w:cs="Courier New"/>
+          <w:rFonts w:ascii="Courier New" w:hAnsi="Courier New"/>
+          <w:sz w:val="20"/>
+        </w:rPr>
+        <w:t>.DS_Store</w:t>
       </w:r>
     </w:p>
     <w:p>
@@ -2746,7 +3164,24 @@
           <w:i/>
           <w:sz w:val="24"/>
         </w:rPr>
-        <w:t>Рис. 8. История коммитов проекта (git log --graph --oneline)</w:t>
+        <w:t>Рис. 9. Содержимое файла .gitignore</w:t>
+      </w:r>
+    </w:p>
+    <w:p>
+      <w:pPr>
+        <w:spacing w:before="120" w:after="40" w:line="360" w:lineRule="auto"/>
+        <w:ind w:firstLine="709"/>
+        <w:jc w:val="left"/>
+      </w:pPr>
+      <w:r>
+        <w:rPr>
+          <w:rFonts w:ascii="Times New Roman" w:hAnsi="Times New Roman" w:cs="Times New Roman"/>
+          <w:rFonts w:ascii="Times New Roman" w:hAnsi="Times New Roman"/>
+          <w:b/>
+          <w:i/>
+          <w:sz w:val="28"/>
+        </w:rPr>
+        <w:t>9. Визуализация истории коммитов</w:t>
       </w:r>
     </w:p>
     <w:p>
@@ -2763,7 +3198,195 @@
           <w:i w:val="0"/>
           <w:sz w:val="28"/>
         </w:rPr>
-        <w:t>История показывает линейную цепочку коммитов от Initial commit до текущего HEAD. Ветка feature/extended-math слита в master методом fast-forward без создания merge-коммита, что сохраняет чистую линейную историю.</w:t>
+        <w:t>Для анализа истории изменений и структуры ветвления использована команда git log с флагами --graph --oneline --decorate --all:</w:t>
+      </w:r>
+    </w:p>
+    <w:p>
+      <w:pPr>
+        <w:spacing w:before="0" w:after="0" w:line="240" w:lineRule="auto"/>
+        <w:ind w:firstLine="0" w:left="0"/>
+        <w:jc w:val="left"/>
+        <w:pBdr>
+          <w:top w:val="single" w:sz="4" w:space="1" w:color="CCCCCC"/>
+          <w:left w:val="single" w:sz="4" w:space="1" w:color="CCCCCC"/>
+          <w:bottom w:val="single" w:sz="4" w:space="1" w:color="CCCCCC"/>
+          <w:right w:val="single" w:sz="4" w:space="1" w:color="CCCCCC"/>
+        </w:pBdr>
+        <w:shd w:val="clear" w:color="auto" w:fill="F5F5F5"/>
+      </w:pPr>
+      <w:r>
+        <w:rPr>
+          <w:rFonts w:ascii="Courier New" w:hAnsi="Courier New" w:cs="Courier New"/>
+          <w:rFonts w:ascii="Courier New" w:hAnsi="Courier New"/>
+          <w:sz w:val="20"/>
+        </w:rPr>
+        <w:t>git log --graph --oneline --decorate --all</w:t>
+      </w:r>
+    </w:p>
+    <w:p>
+      <w:pPr>
+        <w:spacing w:before="0" w:after="0" w:line="240" w:lineRule="auto"/>
+        <w:ind w:firstLine="0" w:left="0"/>
+        <w:jc w:val="left"/>
+        <w:pBdr>
+          <w:top w:val="single" w:sz="4" w:space="1" w:color="CCCCCC"/>
+          <w:left w:val="single" w:sz="4" w:space="1" w:color="CCCCCC"/>
+          <w:bottom w:val="single" w:sz="4" w:space="1" w:color="CCCCCC"/>
+          <w:right w:val="single" w:sz="4" w:space="1" w:color="CCCCCC"/>
+        </w:pBdr>
+        <w:shd w:val="clear" w:color="auto" w:fill="F5F5F5"/>
+      </w:pPr>
+      <w:r>
+        <w:rPr>
+          <w:rFonts w:ascii="Courier New" w:hAnsi="Courier New" w:cs="Courier New"/>
+          <w:rFonts w:ascii="Courier New" w:hAnsi="Courier New"/>
+          <w:sz w:val="20"/>
+        </w:rPr>
+        <w:t xml:space="preserve"> </w:t>
+      </w:r>
+    </w:p>
+    <w:p>
+      <w:pPr>
+        <w:spacing w:before="0" w:after="0" w:line="240" w:lineRule="auto"/>
+        <w:ind w:firstLine="0" w:left="0"/>
+        <w:jc w:val="left"/>
+        <w:pBdr>
+          <w:top w:val="single" w:sz="4" w:space="1" w:color="CCCCCC"/>
+          <w:left w:val="single" w:sz="4" w:space="1" w:color="CCCCCC"/>
+          <w:bottom w:val="single" w:sz="4" w:space="1" w:color="CCCCCC"/>
+          <w:right w:val="single" w:sz="4" w:space="1" w:color="CCCCCC"/>
+        </w:pBdr>
+        <w:shd w:val="clear" w:color="auto" w:fill="F5F5F5"/>
+      </w:pPr>
+      <w:r>
+        <w:rPr>
+          <w:rFonts w:ascii="Courier New" w:hAnsi="Courier New" w:cs="Courier New"/>
+          <w:rFonts w:ascii="Courier New" w:hAnsi="Courier New"/>
+          <w:sz w:val="20"/>
+        </w:rPr>
+        <w:t>* abc1234 (HEAD -&gt; master, origin/master) docs: обновлена документация проекта</w:t>
+      </w:r>
+    </w:p>
+    <w:p>
+      <w:pPr>
+        <w:spacing w:before="0" w:after="0" w:line="240" w:lineRule="auto"/>
+        <w:ind w:firstLine="0" w:left="0"/>
+        <w:jc w:val="left"/>
+        <w:pBdr>
+          <w:top w:val="single" w:sz="4" w:space="1" w:color="CCCCCC"/>
+          <w:left w:val="single" w:sz="4" w:space="1" w:color="CCCCCC"/>
+          <w:bottom w:val="single" w:sz="4" w:space="1" w:color="CCCCCC"/>
+          <w:right w:val="single" w:sz="4" w:space="1" w:color="CCCCCC"/>
+        </w:pBdr>
+        <w:shd w:val="clear" w:color="auto" w:fill="F5F5F5"/>
+      </w:pPr>
+      <w:r>
+        <w:rPr>
+          <w:rFonts w:ascii="Courier New" w:hAnsi="Courier New" w:cs="Courier New"/>
+          <w:rFonts w:ascii="Courier New" w:hAnsi="Courier New"/>
+          <w:sz w:val="20"/>
+        </w:rPr>
+        <w:t>* def5678 feat: добавлена функция is_prime</w:t>
+      </w:r>
+    </w:p>
+    <w:p>
+      <w:pPr>
+        <w:spacing w:before="0" w:after="0" w:line="240" w:lineRule="auto"/>
+        <w:ind w:firstLine="0" w:left="0"/>
+        <w:jc w:val="left"/>
+        <w:pBdr>
+          <w:top w:val="single" w:sz="4" w:space="1" w:color="CCCCCC"/>
+          <w:left w:val="single" w:sz="4" w:space="1" w:color="CCCCCC"/>
+          <w:bottom w:val="single" w:sz="4" w:space="1" w:color="CCCCCC"/>
+          <w:right w:val="single" w:sz="4" w:space="1" w:color="CCCCCC"/>
+        </w:pBdr>
+        <w:shd w:val="clear" w:color="auto" w:fill="F5F5F5"/>
+      </w:pPr>
+      <w:r>
+        <w:rPr>
+          <w:rFonts w:ascii="Courier New" w:hAnsi="Courier New" w:cs="Courier New"/>
+          <w:rFonts w:ascii="Courier New" w:hAnsi="Courier New"/>
+          <w:sz w:val="20"/>
+        </w:rPr>
+        <w:t>* ghi9012 feat: добавлена функция sqrt с проверкой</w:t>
+      </w:r>
+    </w:p>
+    <w:p>
+      <w:pPr>
+        <w:spacing w:before="0" w:after="0" w:line="240" w:lineRule="auto"/>
+        <w:ind w:firstLine="0" w:left="0"/>
+        <w:jc w:val="left"/>
+        <w:pBdr>
+          <w:top w:val="single" w:sz="4" w:space="1" w:color="CCCCCC"/>
+          <w:left w:val="single" w:sz="4" w:space="1" w:color="CCCCCC"/>
+          <w:bottom w:val="single" w:sz="4" w:space="1" w:color="CCCCCC"/>
+          <w:right w:val="single" w:sz="4" w:space="1" w:color="CCCCCC"/>
+        </w:pBdr>
+        <w:shd w:val="clear" w:color="auto" w:fill="F5F5F5"/>
+      </w:pPr>
+      <w:r>
+        <w:rPr>
+          <w:rFonts w:ascii="Courier New" w:hAnsi="Courier New" w:cs="Courier New"/>
+          <w:rFonts w:ascii="Courier New" w:hAnsi="Courier New"/>
+          <w:sz w:val="20"/>
+        </w:rPr>
+        <w:t>* jkl3456 (feature/extended-math) test: добавлены тесты для новых функций</w:t>
+      </w:r>
+    </w:p>
+    <w:p>
+      <w:pPr>
+        <w:spacing w:before="0" w:after="0" w:line="240" w:lineRule="auto"/>
+        <w:ind w:firstLine="0" w:left="0"/>
+        <w:jc w:val="left"/>
+        <w:pBdr>
+          <w:top w:val="single" w:sz="4" w:space="1" w:color="CCCCCC"/>
+          <w:left w:val="single" w:sz="4" w:space="1" w:color="CCCCCC"/>
+          <w:bottom w:val="single" w:sz="4" w:space="1" w:color="CCCCCC"/>
+          <w:right w:val="single" w:sz="4" w:space="1" w:color="CCCCCC"/>
+        </w:pBdr>
+        <w:shd w:val="clear" w:color="auto" w:fill="F5F5F5"/>
+      </w:pPr>
+      <w:r>
+        <w:rPr>
+          <w:rFonts w:ascii="Courier New" w:hAnsi="Courier New" w:cs="Courier New"/>
+          <w:rFonts w:ascii="Courier New" w:hAnsi="Courier New"/>
+          <w:sz w:val="20"/>
+        </w:rPr>
+        <w:t>* mno7890 Initial commit: математические утилиты</w:t>
+      </w:r>
+    </w:p>
+    <w:p>
+      <w:pPr>
+        <w:spacing w:before="40" w:after="120"/>
+        <w:ind w:firstLine="0"/>
+        <w:jc w:val="center"/>
+      </w:pPr>
+      <w:r>
+        <w:rPr>
+          <w:rFonts w:ascii="Times New Roman" w:hAnsi="Times New Roman" w:cs="Times New Roman"/>
+          <w:rFonts w:ascii="Times New Roman" w:hAnsi="Times New Roman"/>
+          <w:b w:val="0"/>
+          <w:i/>
+          <w:sz w:val="24"/>
+        </w:rPr>
+        <w:t>Рис. 10. История коммитов проекта (git log --graph)</w:t>
+      </w:r>
+    </w:p>
+    <w:p>
+      <w:pPr>
+        <w:spacing w:before="0" w:after="0" w:line="360" w:lineRule="auto"/>
+        <w:ind w:firstLine="709"/>
+        <w:jc w:val="both"/>
+      </w:pPr>
+      <w:r>
+        <w:rPr>
+          <w:rFonts w:ascii="Times New Roman" w:hAnsi="Times New Roman" w:cs="Times New Roman"/>
+          <w:rFonts w:ascii="Times New Roman" w:hAnsi="Times New Roman"/>
+          <w:b w:val="0"/>
+          <w:i w:val="0"/>
+          <w:sz w:val="28"/>
+        </w:rPr>
+        <w:t>История показывает линейную цепочку коммитов от Initial commit до текущего HEAD. Слияние ветки feature/extended-math выполнено методом fast-forward — без создания дополнительного merge-коммита, что сохраняет чистую линейную историю.</w:t>
       </w:r>
     </w:p>
     <w:p>
@@ -2780,7 +3403,7 @@
           <w:i w:val="0"/>
           <w:sz w:val="28"/>
         </w:rPr>
-        <w:t>6. Вывод</w:t>
+        <w:t>Вывод</w:t>
       </w:r>
     </w:p>
     <w:p>
@@ -2797,13 +3420,13 @@
           <w:i w:val="0"/>
           <w:sz w:val="28"/>
         </w:rPr>
-        <w:t>В ходе выполнения лабораторной работы приобретены практические навыки работы с системой контроля версий Git. Реализован полный цикл работы с репозиторием: инициализация, настройка криптографической подписи (SSH ed25519), связывание с удалённым репозиторием GitHub, создание коммитов, управление ветками и слияние.</w:t>
+        <w:t>В ходе выполнения лабораторной работы получен практический опыт работы с Git, позволяющий эффективно управлять историей изменений и организовывать параллельную разработку через ветвление. Все поставленные задачи были успешно решены:</w:t>
       </w:r>
     </w:p>
     <w:p>
       <w:pPr>
         <w:spacing w:before="0" w:after="0" w:line="360" w:lineRule="auto"/>
-        <w:ind w:firstLine="709"/>
+        <w:ind w:firstLine="0" w:left="709"/>
         <w:jc w:val="both"/>
       </w:pPr>
       <w:r>
@@ -2814,7 +3437,92 @@
           <w:i w:val="0"/>
           <w:sz w:val="28"/>
         </w:rPr>
-        <w:t>Использование ветки feature/extended-math позволило изолировать разработку новых функций (sqrt, is_prime) от основной ветки master. Подписание коммитов SSH-ключом обеспечивает криптографическое подтверждение авторства каждого изменения в репозитории. Полученные навыки являются фундаментом командной разработки и управления версиями программных проектов.</w:t>
+        <w:t>• создан локальный репозиторий — выполнена инициализация Git командой git init, сформирована структура .git;</w:t>
+      </w:r>
+    </w:p>
+    <w:p>
+      <w:pPr>
+        <w:spacing w:before="0" w:after="0" w:line="360" w:lineRule="auto"/>
+        <w:ind w:firstLine="0" w:left="709"/>
+        <w:jc w:val="both"/>
+      </w:pPr>
+      <w:r>
+        <w:rPr>
+          <w:rFonts w:ascii="Times New Roman" w:hAnsi="Times New Roman" w:cs="Times New Roman"/>
+          <w:rFonts w:ascii="Times New Roman" w:hAnsi="Times New Roman"/>
+          <w:b w:val="0"/>
+          <w:i w:val="0"/>
+          <w:sz w:val="28"/>
+        </w:rPr>
+        <w:t>• выполнена привязка к удалённому репозиторию (GitHub) — командой git remote add;</w:t>
+      </w:r>
+    </w:p>
+    <w:p>
+      <w:pPr>
+        <w:spacing w:before="0" w:after="0" w:line="360" w:lineRule="auto"/>
+        <w:ind w:firstLine="0" w:left="709"/>
+        <w:jc w:val="both"/>
+      </w:pPr>
+      <w:r>
+        <w:rPr>
+          <w:rFonts w:ascii="Times New Roman" w:hAnsi="Times New Roman" w:cs="Times New Roman"/>
+          <w:rFonts w:ascii="Times New Roman" w:hAnsi="Times New Roman"/>
+          <w:b w:val="0"/>
+          <w:i w:val="0"/>
+          <w:sz w:val="28"/>
+        </w:rPr>
+        <w:t>• настроена подпись коммитов — сгенерирована пара SSH-ключей (ed25519), настроен Git для автоматической подписи, публичный ключ добавлен на GitHub;</w:t>
+      </w:r>
+    </w:p>
+    <w:p>
+      <w:pPr>
+        <w:spacing w:before="0" w:after="0" w:line="360" w:lineRule="auto"/>
+        <w:ind w:firstLine="0" w:left="709"/>
+        <w:jc w:val="both"/>
+      </w:pPr>
+      <w:r>
+        <w:rPr>
+          <w:rFonts w:ascii="Times New Roman" w:hAnsi="Times New Roman" w:cs="Times New Roman"/>
+          <w:rFonts w:ascii="Times New Roman" w:hAnsi="Times New Roman"/>
+          <w:b w:val="0"/>
+          <w:i w:val="0"/>
+          <w:sz w:val="28"/>
+        </w:rPr>
+        <w:t>• освоен базовый набор операций Git: init, add, commit, push, branch, merge, log;</w:t>
+      </w:r>
+    </w:p>
+    <w:p>
+      <w:pPr>
+        <w:spacing w:before="0" w:after="0" w:line="360" w:lineRule="auto"/>
+        <w:ind w:firstLine="0" w:left="709"/>
+        <w:jc w:val="both"/>
+      </w:pPr>
+      <w:r>
+        <w:rPr>
+          <w:rFonts w:ascii="Times New Roman" w:hAnsi="Times New Roman" w:cs="Times New Roman"/>
+          <w:rFonts w:ascii="Times New Roman" w:hAnsi="Times New Roman"/>
+          <w:b w:val="0"/>
+          <w:i w:val="0"/>
+          <w:sz w:val="28"/>
+        </w:rPr>
+        <w:t>• реализован сценарий ветвления — создана ветка feature/extended-math для разработки функций sqrt и is_prime, затем выполнено слияние с master (fast-forward);</w:t>
+      </w:r>
+    </w:p>
+    <w:p>
+      <w:pPr>
+        <w:spacing w:before="0" w:after="0" w:line="360" w:lineRule="auto"/>
+        <w:ind w:firstLine="0" w:left="709"/>
+        <w:jc w:val="both"/>
+      </w:pPr>
+      <w:r>
+        <w:rPr>
+          <w:rFonts w:ascii="Times New Roman" w:hAnsi="Times New Roman" w:cs="Times New Roman"/>
+          <w:rFonts w:ascii="Times New Roman" w:hAnsi="Times New Roman"/>
+          <w:b w:val="0"/>
+          <w:i w:val="0"/>
+          <w:sz w:val="28"/>
+        </w:rPr>
+        <w:t>• настроен файл .gitignore для исключения временных файлов и артефактов IDE.</w:t>
       </w:r>
     </w:p>
     <w:sectPr>
